--- a/templates/Template_Soal_Semifinal.docx
+++ b/templates/Template_Soal_Semifinal.docx
@@ -5,7 +5,7 @@
     <w:p>
       <w:pPr>
         <w:pStyle w:val="Heading1"/>
-        <w:spacing w:after="120"/>
+        <w:spacing w:after="100"/>
         <w:jc w:val="center"/>
       </w:pPr>
       <w:r>
@@ -14,15 +14,15 @@
           <w:b/>
           <w:bCs/>
           <w:color w:val="1E3A8A"/>
-          <w:sz w:val="32"/>
-          <w:szCs w:val="32"/>
+          <w:sz w:val="30"/>
+          <w:szCs w:val="30"/>
         </w:rPr>
         <w:t xml:space="preserve">TEMPLATE BANK SOAL BABAK SEMIFINAL</w:t>
       </w:r>
     </w:p>
     <w:p>
       <w:pPr>
-        <w:spacing w:after="200"/>
+        <w:spacing w:after="180"/>
         <w:jc w:val="center"/>
       </w:pPr>
       <w:r>
@@ -31,10 +31,10 @@
           <w:i/>
           <w:iCs/>
           <w:color w:val="475569"/>
-          <w:sz w:val="22"/>
-          <w:szCs w:val="22"/>
+          <w:sz w:val="21"/>
+          <w:szCs w:val="21"/>
         </w:rPr>
-        <w:t xml:space="preserve">Kompetisi Pemilihan Kotak &amp; Perebutan Skor Multiround IFP</w:t>
+        <w:t xml:space="preserve">Kompetisi Papan Kotak Skor Multiround &amp; Perebutan Nilai IFP</w:t>
       </w:r>
     </w:p>
     <w:p>
@@ -50,7 +50,7 @@
           <w:sz w:val="21"/>
           <w:szCs w:val="21"/>
         </w:rPr>
-        <w:t xml:space="preserve">📋 PETUNJUK PENGISIAN &amp; KETENTUAN FORMAT:</w:t>
+        <w:t xml:space="preserve">📋 PANDUAN PENGISIAN &amp; KETENTUAN FORMAT:</w:t>
       </w:r>
     </w:p>
     <w:p>
@@ -69,7 +69,7 @@
           <w:sz w:val="19"/>
           <w:szCs w:val="19"/>
         </w:rPr>
-        <w:t xml:space="preserve">Format tabel 9 kolom: No, Jenis Soal, Pertanyaan &amp; Gambar, Pilihan A, Pilihan B, Pilihan C, Pilihan D, Kunci (A/B/C/D atau B/S), dan Kunci Esai.</w:t>
+        <w:t xml:space="preserve">Format tabel 9 kolom: No, Jenis Soal, Pertanyaan &amp; Gambar, Pilihan A, B, C, D, Kunci Pilihan, dan Kunci Esai Juri.</w:t>
       </w:r>
     </w:p>
     <w:p>
@@ -88,7 +88,7 @@
           <w:sz w:val="19"/>
           <w:szCs w:val="19"/>
         </w:rPr>
-        <w:t xml:space="preserve">Jenis Soal wajib diisi dengan kode: BS (Benar/Salah), PG150 (Pilihan Ganda I), PG200 (Pilihan Ganda II), ES (Esai/Uraian), atau CAD (Cadangan).</w:t>
+        <w:t xml:space="preserve">Kolom 'Jenis Soal' WAJIB diisi dengan kode standar:</w:t>
       </w:r>
     </w:p>
     <w:p>
@@ -107,7 +107,7 @@
           <w:sz w:val="19"/>
           <w:szCs w:val="19"/>
         </w:rPr>
-        <w:t xml:space="preserve">Untuk tipe BS: Pilihan A &amp; B otomatis Benar/Salah, kolom Kunci diisi 'B' (Benar) atau 'S' (Salah).</w:t>
+        <w:t xml:space="preserve">  • BS    : Soal Benar / Salah (Babak 1, +100 poin, salah -50, durasi 20 detik)</w:t>
       </w:r>
     </w:p>
     <w:p>
@@ -126,7 +126,7 @@
           <w:sz w:val="19"/>
           <w:szCs w:val="19"/>
         </w:rPr>
-        <w:t xml:space="preserve">Untuk tipe PG150 &amp; PG200: Isi Pilihan A, B, C, D, dan kolom Kunci dengan A, B, C, atau D.</w:t>
+        <w:t xml:space="preserve">  • PG150 : Pilihan Ganda Sedang (Babak 2, +150 poin, salah -75, durasi 30 detik)</w:t>
       </w:r>
     </w:p>
     <w:p>
@@ -145,7 +145,270 @@
           <w:sz w:val="19"/>
           <w:szCs w:val="19"/>
         </w:rPr>
-        <w:t xml:space="preserve">Untuk tipe ES &amp; CAD: Tuliskan kunci jawaban lengkap pada kolom 'Kunci Jawaban Esai' untuk panduan dewan juri.</w:t>
+        <w:t xml:space="preserve">  • PG200 : Pilihan Ganda Sukar / Hitungan (Babak 3, +200 poin, salah -100, durasi 45 detik)</w:t>
+      </w:r>
+    </w:p>
+    <w:p>
+      <w:pPr>
+        <w:pStyle w:val="ListParagraph"/>
+        <w:numPr>
+          <w:ilvl w:val="0"/>
+          <w:numId w:val="1"/>
+        </w:numPr>
+        <w:spacing w:after="60"/>
+      </w:pPr>
+      <w:r>
+        <w:rPr>
+          <w:rFonts w:ascii="Calibri" w:cs="Calibri" w:eastAsia="Calibri" w:hAnsi="Calibri"/>
+          <w:color w:val="334155"/>
+          <w:sz w:val="19"/>
+          <w:szCs w:val="19"/>
+        </w:rPr>
+        <w:t xml:space="preserve">  • ES    : Soal Esai Rebutan (Babak 4, +100 s.d. +300 poin, juri memverifikasi uraian, durasi 90 detik)</w:t>
+      </w:r>
+    </w:p>
+    <w:p>
+      <w:pPr>
+        <w:pStyle w:val="ListParagraph"/>
+        <w:numPr>
+          <w:ilvl w:val="0"/>
+          <w:numId w:val="1"/>
+        </w:numPr>
+        <w:spacing w:after="60"/>
+      </w:pPr>
+      <w:r>
+        <w:rPr>
+          <w:rFonts w:ascii="Calibri" w:cs="Calibri" w:eastAsia="Calibri" w:hAnsi="Calibri"/>
+          <w:color w:val="334155"/>
+          <w:sz w:val="19"/>
+          <w:szCs w:val="19"/>
+        </w:rPr>
+        <w:t xml:space="preserve">  • CAD   : Soal Cadangan (Digunakan sewaktu-waktu saat tie-break atau anulir soal)</w:t>
+      </w:r>
+    </w:p>
+    <w:p>
+      <w:pPr>
+        <w:pStyle w:val="ListParagraph"/>
+        <w:numPr>
+          <w:ilvl w:val="0"/>
+          <w:numId w:val="1"/>
+        </w:numPr>
+        <w:spacing w:after="60"/>
+      </w:pPr>
+      <w:r>
+        <w:rPr>
+          <w:rFonts w:ascii="Calibri" w:cs="Calibri" w:eastAsia="Calibri" w:hAnsi="Calibri"/>
+          <w:color w:val="334155"/>
+          <w:sz w:val="19"/>
+          <w:szCs w:val="19"/>
+        </w:rPr>
+        <w:t xml:space="preserve">Untuk tipe BS: Kolom Kunci diisi 'B' (Benar) atau 'S' (Salah). Pilihan A &amp; B otomatis Benar/Salah.</w:t>
+      </w:r>
+    </w:p>
+    <w:p>
+      <w:pPr>
+        <w:pStyle w:val="ListParagraph"/>
+        <w:numPr>
+          <w:ilvl w:val="0"/>
+          <w:numId w:val="1"/>
+        </w:numPr>
+        <w:spacing w:after="60"/>
+      </w:pPr>
+      <w:r>
+        <w:rPr>
+          <w:rFonts w:ascii="Calibri" w:cs="Calibri" w:eastAsia="Calibri" w:hAnsi="Calibri"/>
+          <w:color w:val="334155"/>
+          <w:sz w:val="19"/>
+          <w:szCs w:val="19"/>
+        </w:rPr>
+        <w:t xml:space="preserve">Untuk tipe PG150 &amp; PG200: Isi opsi A, B, C, D dan kolom Kunci diisi A, B, C, atau D.</w:t>
+      </w:r>
+    </w:p>
+    <w:p>
+      <w:pPr>
+        <w:pStyle w:val="ListParagraph"/>
+        <w:numPr>
+          <w:ilvl w:val="0"/>
+          <w:numId w:val="1"/>
+        </w:numPr>
+        <w:spacing w:after="60"/>
+      </w:pPr>
+      <w:r>
+        <w:rPr>
+          <w:rFonts w:ascii="Calibri" w:cs="Calibri" w:eastAsia="Calibri" w:hAnsi="Calibri"/>
+          <w:color w:val="334155"/>
+          <w:sz w:val="19"/>
+          <w:szCs w:val="19"/>
+        </w:rPr>
+        <w:t xml:space="preserve">Untuk tipe ES &amp; CAD: Tuliskan jawaban lengkap pada kolom 'Kunci Jawaban Esai (Juri)' sebagai pegangan dewan juri.</w:t>
+      </w:r>
+    </w:p>
+    <w:p>
+      <w:pPr>
+        <w:spacing w:after="80" w:before="120"/>
+      </w:pPr>
+      <w:r>
+        <w:rPr>
+          <w:rFonts w:ascii="Calibri" w:cs="Calibri" w:eastAsia="Calibri" w:hAnsi="Calibri"/>
+          <w:b/>
+          <w:bCs/>
+          <w:color w:val="1E3A8A"/>
+          <w:sz w:val="21"/>
+          <w:szCs w:val="21"/>
+        </w:rPr>
+        <w:t xml:space="preserve">💡 DAFTAR MODEL &amp; VARIASI SOAL PADA TEMPLATE INI:</w:t>
+      </w:r>
+    </w:p>
+    <w:p>
+      <w:pPr>
+        <w:pStyle w:val="ListParagraph"/>
+        <w:numPr>
+          <w:ilvl w:val="0"/>
+          <w:numId w:val="1"/>
+        </w:numPr>
+        <w:spacing w:after="60"/>
+      </w:pPr>
+      <w:r>
+        <w:rPr>
+          <w:rFonts w:ascii="Calibri" w:cs="Calibri" w:eastAsia="Calibri" w:hAnsi="Calibri"/>
+          <w:color w:val="1E293B"/>
+          <w:sz w:val="19"/>
+          <w:szCs w:val="19"/>
+        </w:rPr>
+        <w:t xml:space="preserve">Model BS-1: Benar/Salah Sains &amp; Fakta Alamiah (Contoh: Paus termasuk mamalia)</w:t>
+      </w:r>
+    </w:p>
+    <w:p>
+      <w:pPr>
+        <w:pStyle w:val="ListParagraph"/>
+        <w:numPr>
+          <w:ilvl w:val="0"/>
+          <w:numId w:val="1"/>
+        </w:numPr>
+        <w:spacing w:after="60"/>
+      </w:pPr>
+      <w:r>
+        <w:rPr>
+          <w:rFonts w:ascii="Calibri" w:cs="Calibri" w:eastAsia="Calibri" w:hAnsi="Calibri"/>
+          <w:color w:val="1E293B"/>
+          <w:sz w:val="19"/>
+          <w:szCs w:val="19"/>
+        </w:rPr>
+        <w:t xml:space="preserve">Model BS-2: Benar/Salah Hitungan Matematika Cepat (Contoh: 12 x 8 = 96)</w:t>
+      </w:r>
+    </w:p>
+    <w:p>
+      <w:pPr>
+        <w:pStyle w:val="ListParagraph"/>
+        <w:numPr>
+          <w:ilvl w:val="0"/>
+          <w:numId w:val="1"/>
+        </w:numPr>
+        <w:spacing w:after="60"/>
+      </w:pPr>
+      <w:r>
+        <w:rPr>
+          <w:rFonts w:ascii="Calibri" w:cs="Calibri" w:eastAsia="Calibri" w:hAnsi="Calibri"/>
+          <w:color w:val="1E293B"/>
+          <w:sz w:val="19"/>
+          <w:szCs w:val="19"/>
+        </w:rPr>
+        <w:t xml:space="preserve">Model BS-3: Benar/Salah Sejarah &amp; Kenegaraan (Contoh: Proklamasi 17 Agustus 1945)</w:t>
+      </w:r>
+    </w:p>
+    <w:p>
+      <w:pPr>
+        <w:pStyle w:val="ListParagraph"/>
+        <w:numPr>
+          <w:ilvl w:val="0"/>
+          <w:numId w:val="1"/>
+        </w:numPr>
+        <w:spacing w:after="60"/>
+      </w:pPr>
+      <w:r>
+        <w:rPr>
+          <w:rFonts w:ascii="Calibri" w:cs="Calibri" w:eastAsia="Calibri" w:hAnsi="Calibri"/>
+          <w:color w:val="1E293B"/>
+          <w:sz w:val="19"/>
+          <w:szCs w:val="19"/>
+        </w:rPr>
+        <w:t xml:space="preserve">Model PG150: Pilihan Ganda Sedang Berbobot 150 Poin (Opsi A, B, C, D)</w:t>
+      </w:r>
+    </w:p>
+    <w:p>
+      <w:pPr>
+        <w:pStyle w:val="ListParagraph"/>
+        <w:numPr>
+          <w:ilvl w:val="0"/>
+          <w:numId w:val="1"/>
+        </w:numPr>
+        <w:spacing w:after="60"/>
+      </w:pPr>
+      <w:r>
+        <w:rPr>
+          <w:rFonts w:ascii="Calibri" w:cs="Calibri" w:eastAsia="Calibri" w:hAnsi="Calibri"/>
+          <w:color w:val="1E293B"/>
+          <w:sz w:val="19"/>
+          <w:szCs w:val="19"/>
+        </w:rPr>
+        <w:t xml:space="preserve">Model PG200: Pilihan Ganda Sukar Berbobot 200 Poin (Hitungan Rumus / Logika Kompleks)</w:t>
+      </w:r>
+    </w:p>
+    <w:p>
+      <w:pPr>
+        <w:pStyle w:val="ListParagraph"/>
+        <w:numPr>
+          <w:ilvl w:val="0"/>
+          <w:numId w:val="1"/>
+        </w:numPr>
+        <w:spacing w:after="60"/>
+      </w:pPr>
+      <w:r>
+        <w:rPr>
+          <w:rFonts w:ascii="Calibri" w:cs="Calibri" w:eastAsia="Calibri" w:hAnsi="Calibri"/>
+          <w:color w:val="1E293B"/>
+          <w:sz w:val="19"/>
+          <w:szCs w:val="19"/>
+        </w:rPr>
+        <w:t xml:space="preserve">Model ES-1: Soal Uraian / Isian Singkat Rebutan (Kunci padat jelas untuk Dewan Juri)</w:t>
+      </w:r>
+    </w:p>
+    <w:p>
+      <w:pPr>
+        <w:pStyle w:val="ListParagraph"/>
+        <w:numPr>
+          <w:ilvl w:val="0"/>
+          <w:numId w:val="1"/>
+        </w:numPr>
+        <w:spacing w:after="60"/>
+      </w:pPr>
+      <w:r>
+        <w:rPr>
+          <w:rFonts w:ascii="Calibri" w:cs="Calibri" w:eastAsia="Calibri" w:hAnsi="Calibri"/>
+          <w:color w:val="1E293B"/>
+          <w:sz w:val="19"/>
+          <w:szCs w:val="19"/>
+        </w:rPr>
+        <w:t xml:space="preserve">Model ES-2: Soal Uraian Sebutkan / Klasifikasi (Dilengkapi rubrik poin jawaban juri)</w:t>
+      </w:r>
+    </w:p>
+    <w:p>
+      <w:pPr>
+        <w:pStyle w:val="ListParagraph"/>
+        <w:numPr>
+          <w:ilvl w:val="0"/>
+          <w:numId w:val="1"/>
+        </w:numPr>
+        <w:spacing w:after="60"/>
+      </w:pPr>
+      <w:r>
+        <w:rPr>
+          <w:rFonts w:ascii="Calibri" w:cs="Calibri" w:eastAsia="Calibri" w:hAnsi="Calibri"/>
+          <w:color w:val="1E293B"/>
+          <w:sz w:val="19"/>
+          <w:szCs w:val="19"/>
+        </w:rPr>
+        <w:t xml:space="preserve">Model CAD: Soal Cadangan Siaga Rebutan (Sebagai bantalan darurat panggung)</w:t>
       </w:r>
     </w:p>
     <w:p>
@@ -167,13 +430,13 @@
       </w:tblPr>
       <w:tblGrid>
         <w:gridCol w:w="451"/>
-        <w:gridCol w:w="1083"/>
-        <w:gridCol w:w="2979"/>
+        <w:gridCol w:w="993"/>
+        <w:gridCol w:w="3069"/>
         <w:gridCol w:w="812"/>
         <w:gridCol w:w="812"/>
         <w:gridCol w:w="812"/>
         <w:gridCol w:w="812"/>
-        <w:gridCol w:w="542"/>
+        <w:gridCol w:w="451"/>
         <w:gridCol w:w="1625"/>
       </w:tblGrid>
       <w:tr>
@@ -213,7 +476,7 @@
         </w:tc>
         <w:tc>
           <w:tcPr>
-            <w:tcW w:type="pct" w:w="600"/>
+            <w:tcW w:type="pct" w:w="550"/>
             <w:tcBorders>
               <w:top w:val="single" w:color="CBD5E1" w:sz="4"/>
               <w:left w:val="single" w:color="CBD5E1" w:sz="4"/>
@@ -247,7 +510,7 @@
         </w:tc>
         <w:tc>
           <w:tcPr>
-            <w:tcW w:type="pct" w:w="1650"/>
+            <w:tcW w:type="pct" w:w="1700"/>
             <w:tcBorders>
               <w:top w:val="single" w:color="CBD5E1" w:sz="4"/>
               <w:left w:val="single" w:color="CBD5E1" w:sz="4"/>
@@ -275,7 +538,7 @@
                 <w:sz w:val="20"/>
                 <w:szCs w:val="20"/>
               </w:rPr>
-              <w:t xml:space="preserve">Pertanyaan &amp; Gambar (Rumus $...$)</w:t>
+              <w:t xml:space="preserve">Pertanyaan &amp; Gambar (Rumus LaTeX $...$)</w:t>
             </w:r>
           </w:p>
         </w:tc>
@@ -417,7 +680,7 @@
         </w:tc>
         <w:tc>
           <w:tcPr>
-            <w:tcW w:type="pct" w:w="300"/>
+            <w:tcW w:type="pct" w:w="250"/>
             <w:tcBorders>
               <w:top w:val="single" w:color="CBD5E1" w:sz="4"/>
               <w:left w:val="single" w:color="CBD5E1" w:sz="4"/>
@@ -510,6 +773,8 @@
                 <w:rFonts w:ascii="Calibri" w:cs="Calibri" w:eastAsia="Calibri" w:hAnsi="Calibri"/>
                 <w:b w:val="false"/>
                 <w:bCs w:val="false"/>
+                <w:i w:val="false"/>
+                <w:iCs w:val="false"/>
                 <w:sz w:val="19"/>
                 <w:szCs w:val="19"/>
               </w:rPr>
@@ -519,7 +784,7 @@
         </w:tc>
         <w:tc>
           <w:tcPr>
-            <w:tcW w:type="pct" w:w="600"/>
+            <w:tcW w:type="pct" w:w="550"/>
             <w:tcBorders>
               <w:top w:val="single" w:color="CBD5E1" w:sz="4"/>
               <w:left w:val="single" w:color="CBD5E1" w:sz="4"/>
@@ -542,6 +807,8 @@
                 <w:rFonts w:ascii="Calibri" w:cs="Calibri" w:eastAsia="Calibri" w:hAnsi="Calibri"/>
                 <w:b/>
                 <w:bCs/>
+                <w:i w:val="false"/>
+                <w:iCs w:val="false"/>
                 <w:sz w:val="19"/>
                 <w:szCs w:val="19"/>
               </w:rPr>
@@ -551,61 +818,65 @@
         </w:tc>
         <w:tc>
           <w:tcPr>
-            <w:tcW w:type="pct" w:w="1650"/>
-            <w:tcBorders>
-              <w:top w:val="single" w:color="CBD5E1" w:sz="4"/>
-              <w:left w:val="single" w:color="CBD5E1" w:sz="4"/>
-              <w:bottom w:val="single" w:color="CBD5E1" w:sz="4"/>
-              <w:right w:val="single" w:color="CBD5E1" w:sz="4"/>
-            </w:tcBorders>
-            <w:tcMar>
-              <w:top w:type="dxa" w:w="90"/>
-              <w:left w:type="dxa" w:w="130"/>
-              <w:bottom w:type="dxa" w:w="90"/>
-              <w:right w:type="dxa" w:w="130"/>
-            </w:tcMar>
-          </w:tcPr>
-          <w:p>
-            <w:pPr>
-              <w:jc w:val="left"/>
-            </w:pPr>
-            <w:r>
-              <w:rPr>
-                <w:rFonts w:ascii="Calibri" w:cs="Calibri" w:eastAsia="Calibri" w:hAnsi="Calibri"/>
-                <w:b w:val="false"/>
-                <w:bCs w:val="false"/>
-                <w:sz w:val="19"/>
-                <w:szCs w:val="19"/>
-              </w:rPr>
-              <w:t xml:space="preserve">Matahari terbit dari arah timur dan tenggelam di barat.</w:t>
-            </w:r>
-          </w:p>
-        </w:tc>
-        <w:tc>
-          <w:tcPr>
-            <w:tcW w:type="pct" w:w="450"/>
-            <w:tcBorders>
-              <w:top w:val="single" w:color="CBD5E1" w:sz="4"/>
-              <w:left w:val="single" w:color="CBD5E1" w:sz="4"/>
-              <w:bottom w:val="single" w:color="CBD5E1" w:sz="4"/>
-              <w:right w:val="single" w:color="CBD5E1" w:sz="4"/>
-            </w:tcBorders>
-            <w:tcMar>
-              <w:top w:type="dxa" w:w="90"/>
-              <w:left w:type="dxa" w:w="130"/>
-              <w:bottom w:type="dxa" w:w="90"/>
-              <w:right w:type="dxa" w:w="130"/>
-            </w:tcMar>
-          </w:tcPr>
-          <w:p>
-            <w:pPr>
-              <w:jc w:val="left"/>
-            </w:pPr>
-            <w:r>
-              <w:rPr>
-                <w:rFonts w:ascii="Calibri" w:cs="Calibri" w:eastAsia="Calibri" w:hAnsi="Calibri"/>
-                <w:b w:val="false"/>
-                <w:bCs w:val="false"/>
+            <w:tcW w:type="pct" w:w="1700"/>
+            <w:tcBorders>
+              <w:top w:val="single" w:color="CBD5E1" w:sz="4"/>
+              <w:left w:val="single" w:color="CBD5E1" w:sz="4"/>
+              <w:bottom w:val="single" w:color="CBD5E1" w:sz="4"/>
+              <w:right w:val="single" w:color="CBD5E1" w:sz="4"/>
+            </w:tcBorders>
+            <w:tcMar>
+              <w:top w:type="dxa" w:w="90"/>
+              <w:left w:type="dxa" w:w="130"/>
+              <w:bottom w:type="dxa" w:w="90"/>
+              <w:right w:type="dxa" w:w="130"/>
+            </w:tcMar>
+          </w:tcPr>
+          <w:p>
+            <w:pPr>
+              <w:jc w:val="left"/>
+            </w:pPr>
+            <w:r>
+              <w:rPr>
+                <w:rFonts w:ascii="Calibri" w:cs="Calibri" w:eastAsia="Calibri" w:hAnsi="Calibri"/>
+                <w:b w:val="false"/>
+                <w:bCs w:val="false"/>
+                <w:i w:val="false"/>
+                <w:iCs w:val="false"/>
+                <w:sz w:val="19"/>
+                <w:szCs w:val="19"/>
+              </w:rPr>
+              <w:t xml:space="preserve">Matahari terbit dari arah timur dan tenggelam di sebelah barat.</w:t>
+            </w:r>
+          </w:p>
+        </w:tc>
+        <w:tc>
+          <w:tcPr>
+            <w:tcW w:type="pct" w:w="450"/>
+            <w:tcBorders>
+              <w:top w:val="single" w:color="CBD5E1" w:sz="4"/>
+              <w:left w:val="single" w:color="CBD5E1" w:sz="4"/>
+              <w:bottom w:val="single" w:color="CBD5E1" w:sz="4"/>
+              <w:right w:val="single" w:color="CBD5E1" w:sz="4"/>
+            </w:tcBorders>
+            <w:tcMar>
+              <w:top w:type="dxa" w:w="90"/>
+              <w:left w:type="dxa" w:w="130"/>
+              <w:bottom w:type="dxa" w:w="90"/>
+              <w:right w:type="dxa" w:w="130"/>
+            </w:tcMar>
+          </w:tcPr>
+          <w:p>
+            <w:pPr>
+              <w:jc w:val="left"/>
+            </w:pPr>
+            <w:r>
+              <w:rPr>
+                <w:rFonts w:ascii="Calibri" w:cs="Calibri" w:eastAsia="Calibri" w:hAnsi="Calibri"/>
+                <w:b w:val="false"/>
+                <w:bCs w:val="false"/>
+                <w:i w:val="false"/>
+                <w:iCs w:val="false"/>
                 <w:sz w:val="19"/>
                 <w:szCs w:val="19"/>
               </w:rPr>
@@ -638,6 +909,8 @@
                 <w:rFonts w:ascii="Calibri" w:cs="Calibri" w:eastAsia="Calibri" w:hAnsi="Calibri"/>
                 <w:b w:val="false"/>
                 <w:bCs w:val="false"/>
+                <w:i w:val="false"/>
+                <w:iCs w:val="false"/>
                 <w:sz w:val="19"/>
                 <w:szCs w:val="19"/>
               </w:rPr>
@@ -670,6 +943,8 @@
                 <w:rFonts w:ascii="Calibri" w:cs="Calibri" w:eastAsia="Calibri" w:hAnsi="Calibri"/>
                 <w:b w:val="false"/>
                 <w:bCs w:val="false"/>
+                <w:i w:val="false"/>
+                <w:iCs w:val="false"/>
                 <w:sz w:val="19"/>
                 <w:szCs w:val="19"/>
               </w:rPr>
@@ -702,6 +977,8 @@
                 <w:rFonts w:ascii="Calibri" w:cs="Calibri" w:eastAsia="Calibri" w:hAnsi="Calibri"/>
                 <w:b w:val="false"/>
                 <w:bCs w:val="false"/>
+                <w:i w:val="false"/>
+                <w:iCs w:val="false"/>
                 <w:sz w:val="19"/>
                 <w:szCs w:val="19"/>
               </w:rPr>
@@ -711,7 +988,7 @@
         </w:tc>
         <w:tc>
           <w:tcPr>
-            <w:tcW w:type="pct" w:w="300"/>
+            <w:tcW w:type="pct" w:w="250"/>
             <w:tcBorders>
               <w:top w:val="single" w:color="CBD5E1" w:sz="4"/>
               <w:left w:val="single" w:color="CBD5E1" w:sz="4"/>
@@ -734,6 +1011,8 @@
                 <w:rFonts w:ascii="Calibri" w:cs="Calibri" w:eastAsia="Calibri" w:hAnsi="Calibri"/>
                 <w:b/>
                 <w:bCs/>
+                <w:i w:val="false"/>
+                <w:iCs w:val="false"/>
                 <w:sz w:val="19"/>
                 <w:szCs w:val="19"/>
               </w:rPr>
@@ -766,6 +1045,8 @@
                 <w:rFonts w:ascii="Calibri" w:cs="Calibri" w:eastAsia="Calibri" w:hAnsi="Calibri"/>
                 <w:b w:val="false"/>
                 <w:bCs w:val="false"/>
+                <w:i/>
+                <w:iCs/>
                 <w:sz w:val="19"/>
                 <w:szCs w:val="19"/>
               </w:rPr>
@@ -800,6 +1081,8 @@
                 <w:rFonts w:ascii="Calibri" w:cs="Calibri" w:eastAsia="Calibri" w:hAnsi="Calibri"/>
                 <w:b w:val="false"/>
                 <w:bCs w:val="false"/>
+                <w:i w:val="false"/>
+                <w:iCs w:val="false"/>
                 <w:sz w:val="19"/>
                 <w:szCs w:val="19"/>
               </w:rPr>
@@ -809,7 +1092,7 @@
         </w:tc>
         <w:tc>
           <w:tcPr>
-            <w:tcW w:type="pct" w:w="600"/>
+            <w:tcW w:type="pct" w:w="550"/>
             <w:tcBorders>
               <w:top w:val="single" w:color="CBD5E1" w:sz="4"/>
               <w:left w:val="single" w:color="CBD5E1" w:sz="4"/>
@@ -832,6 +1115,8 @@
                 <w:rFonts w:ascii="Calibri" w:cs="Calibri" w:eastAsia="Calibri" w:hAnsi="Calibri"/>
                 <w:b/>
                 <w:bCs/>
+                <w:i w:val="false"/>
+                <w:iCs w:val="false"/>
                 <w:sz w:val="19"/>
                 <w:szCs w:val="19"/>
               </w:rPr>
@@ -841,61 +1126,65 @@
         </w:tc>
         <w:tc>
           <w:tcPr>
-            <w:tcW w:type="pct" w:w="1650"/>
-            <w:tcBorders>
-              <w:top w:val="single" w:color="CBD5E1" w:sz="4"/>
-              <w:left w:val="single" w:color="CBD5E1" w:sz="4"/>
-              <w:bottom w:val="single" w:color="CBD5E1" w:sz="4"/>
-              <w:right w:val="single" w:color="CBD5E1" w:sz="4"/>
-            </w:tcBorders>
-            <w:tcMar>
-              <w:top w:type="dxa" w:w="90"/>
-              <w:left w:type="dxa" w:w="130"/>
-              <w:bottom w:type="dxa" w:w="90"/>
-              <w:right w:type="dxa" w:w="130"/>
-            </w:tcMar>
-          </w:tcPr>
-          <w:p>
-            <w:pPr>
-              <w:jc w:val="left"/>
-            </w:pPr>
-            <w:r>
-              <w:rPr>
-                <w:rFonts w:ascii="Calibri" w:cs="Calibri" w:eastAsia="Calibri" w:hAnsi="Calibri"/>
-                <w:b w:val="false"/>
-                <w:bCs w:val="false"/>
-                <w:sz w:val="19"/>
-                <w:szCs w:val="19"/>
-              </w:rPr>
-              <w:t xml:space="preserve">Paus termasuk ke dalam golongan hewan mamalia.</w:t>
-            </w:r>
-          </w:p>
-        </w:tc>
-        <w:tc>
-          <w:tcPr>
-            <w:tcW w:type="pct" w:w="450"/>
-            <w:tcBorders>
-              <w:top w:val="single" w:color="CBD5E1" w:sz="4"/>
-              <w:left w:val="single" w:color="CBD5E1" w:sz="4"/>
-              <w:bottom w:val="single" w:color="CBD5E1" w:sz="4"/>
-              <w:right w:val="single" w:color="CBD5E1" w:sz="4"/>
-            </w:tcBorders>
-            <w:tcMar>
-              <w:top w:type="dxa" w:w="90"/>
-              <w:left w:type="dxa" w:w="130"/>
-              <w:bottom w:type="dxa" w:w="90"/>
-              <w:right w:type="dxa" w:w="130"/>
-            </w:tcMar>
-          </w:tcPr>
-          <w:p>
-            <w:pPr>
-              <w:jc w:val="left"/>
-            </w:pPr>
-            <w:r>
-              <w:rPr>
-                <w:rFonts w:ascii="Calibri" w:cs="Calibri" w:eastAsia="Calibri" w:hAnsi="Calibri"/>
-                <w:b w:val="false"/>
-                <w:bCs w:val="false"/>
+            <w:tcW w:type="pct" w:w="1700"/>
+            <w:tcBorders>
+              <w:top w:val="single" w:color="CBD5E1" w:sz="4"/>
+              <w:left w:val="single" w:color="CBD5E1" w:sz="4"/>
+              <w:bottom w:val="single" w:color="CBD5E1" w:sz="4"/>
+              <w:right w:val="single" w:color="CBD5E1" w:sz="4"/>
+            </w:tcBorders>
+            <w:tcMar>
+              <w:top w:type="dxa" w:w="90"/>
+              <w:left w:type="dxa" w:w="130"/>
+              <w:bottom w:type="dxa" w:w="90"/>
+              <w:right w:type="dxa" w:w="130"/>
+            </w:tcMar>
+          </w:tcPr>
+          <w:p>
+            <w:pPr>
+              <w:jc w:val="left"/>
+            </w:pPr>
+            <w:r>
+              <w:rPr>
+                <w:rFonts w:ascii="Calibri" w:cs="Calibri" w:eastAsia="Calibri" w:hAnsi="Calibri"/>
+                <w:b w:val="false"/>
+                <w:bCs w:val="false"/>
+                <w:i w:val="false"/>
+                <w:iCs w:val="false"/>
+                <w:sz w:val="19"/>
+                <w:szCs w:val="19"/>
+              </w:rPr>
+              <w:t xml:space="preserve">Paus dan lumba-lumba tergolong hewan mamalia yang bernapas dengan paru-paru.</w:t>
+            </w:r>
+          </w:p>
+        </w:tc>
+        <w:tc>
+          <w:tcPr>
+            <w:tcW w:type="pct" w:w="450"/>
+            <w:tcBorders>
+              <w:top w:val="single" w:color="CBD5E1" w:sz="4"/>
+              <w:left w:val="single" w:color="CBD5E1" w:sz="4"/>
+              <w:bottom w:val="single" w:color="CBD5E1" w:sz="4"/>
+              <w:right w:val="single" w:color="CBD5E1" w:sz="4"/>
+            </w:tcBorders>
+            <w:tcMar>
+              <w:top w:type="dxa" w:w="90"/>
+              <w:left w:type="dxa" w:w="130"/>
+              <w:bottom w:type="dxa" w:w="90"/>
+              <w:right w:type="dxa" w:w="130"/>
+            </w:tcMar>
+          </w:tcPr>
+          <w:p>
+            <w:pPr>
+              <w:jc w:val="left"/>
+            </w:pPr>
+            <w:r>
+              <w:rPr>
+                <w:rFonts w:ascii="Calibri" w:cs="Calibri" w:eastAsia="Calibri" w:hAnsi="Calibri"/>
+                <w:b w:val="false"/>
+                <w:bCs w:val="false"/>
+                <w:i w:val="false"/>
+                <w:iCs w:val="false"/>
                 <w:sz w:val="19"/>
                 <w:szCs w:val="19"/>
               </w:rPr>
@@ -928,6 +1217,8 @@
                 <w:rFonts w:ascii="Calibri" w:cs="Calibri" w:eastAsia="Calibri" w:hAnsi="Calibri"/>
                 <w:b w:val="false"/>
                 <w:bCs w:val="false"/>
+                <w:i w:val="false"/>
+                <w:iCs w:val="false"/>
                 <w:sz w:val="19"/>
                 <w:szCs w:val="19"/>
               </w:rPr>
@@ -960,6 +1251,8 @@
                 <w:rFonts w:ascii="Calibri" w:cs="Calibri" w:eastAsia="Calibri" w:hAnsi="Calibri"/>
                 <w:b w:val="false"/>
                 <w:bCs w:val="false"/>
+                <w:i w:val="false"/>
+                <w:iCs w:val="false"/>
                 <w:sz w:val="19"/>
                 <w:szCs w:val="19"/>
               </w:rPr>
@@ -992,6 +1285,8 @@
                 <w:rFonts w:ascii="Calibri" w:cs="Calibri" w:eastAsia="Calibri" w:hAnsi="Calibri"/>
                 <w:b w:val="false"/>
                 <w:bCs w:val="false"/>
+                <w:i w:val="false"/>
+                <w:iCs w:val="false"/>
                 <w:sz w:val="19"/>
                 <w:szCs w:val="19"/>
               </w:rPr>
@@ -1001,7 +1296,7 @@
         </w:tc>
         <w:tc>
           <w:tcPr>
-            <w:tcW w:type="pct" w:w="300"/>
+            <w:tcW w:type="pct" w:w="250"/>
             <w:tcBorders>
               <w:top w:val="single" w:color="CBD5E1" w:sz="4"/>
               <w:left w:val="single" w:color="CBD5E1" w:sz="4"/>
@@ -1024,6 +1319,8 @@
                 <w:rFonts w:ascii="Calibri" w:cs="Calibri" w:eastAsia="Calibri" w:hAnsi="Calibri"/>
                 <w:b/>
                 <w:bCs/>
+                <w:i w:val="false"/>
+                <w:iCs w:val="false"/>
                 <w:sz w:val="19"/>
                 <w:szCs w:val="19"/>
               </w:rPr>
@@ -1056,6 +1353,8 @@
                 <w:rFonts w:ascii="Calibri" w:cs="Calibri" w:eastAsia="Calibri" w:hAnsi="Calibri"/>
                 <w:b w:val="false"/>
                 <w:bCs w:val="false"/>
+                <w:i/>
+                <w:iCs/>
                 <w:sz w:val="19"/>
                 <w:szCs w:val="19"/>
               </w:rPr>
@@ -1090,6 +1389,8 @@
                 <w:rFonts w:ascii="Calibri" w:cs="Calibri" w:eastAsia="Calibri" w:hAnsi="Calibri"/>
                 <w:b w:val="false"/>
                 <w:bCs w:val="false"/>
+                <w:i w:val="false"/>
+                <w:iCs w:val="false"/>
                 <w:sz w:val="19"/>
                 <w:szCs w:val="19"/>
               </w:rPr>
@@ -1099,7 +1400,7 @@
         </w:tc>
         <w:tc>
           <w:tcPr>
-            <w:tcW w:type="pct" w:w="600"/>
+            <w:tcW w:type="pct" w:w="550"/>
             <w:tcBorders>
               <w:top w:val="single" w:color="CBD5E1" w:sz="4"/>
               <w:left w:val="single" w:color="CBD5E1" w:sz="4"/>
@@ -1122,6 +1423,8 @@
                 <w:rFonts w:ascii="Calibri" w:cs="Calibri" w:eastAsia="Calibri" w:hAnsi="Calibri"/>
                 <w:b/>
                 <w:bCs/>
+                <w:i w:val="false"/>
+                <w:iCs w:val="false"/>
                 <w:sz w:val="19"/>
                 <w:szCs w:val="19"/>
               </w:rPr>
@@ -1131,61 +1434,65 @@
         </w:tc>
         <w:tc>
           <w:tcPr>
-            <w:tcW w:type="pct" w:w="1650"/>
-            <w:tcBorders>
-              <w:top w:val="single" w:color="CBD5E1" w:sz="4"/>
-              <w:left w:val="single" w:color="CBD5E1" w:sz="4"/>
-              <w:bottom w:val="single" w:color="CBD5E1" w:sz="4"/>
-              <w:right w:val="single" w:color="CBD5E1" w:sz="4"/>
-            </w:tcBorders>
-            <w:tcMar>
-              <w:top w:type="dxa" w:w="90"/>
-              <w:left w:type="dxa" w:w="130"/>
-              <w:bottom w:type="dxa" w:w="90"/>
-              <w:right w:type="dxa" w:w="130"/>
-            </w:tcMar>
-          </w:tcPr>
-          <w:p>
-            <w:pPr>
-              <w:jc w:val="left"/>
-            </w:pPr>
-            <w:r>
-              <w:rPr>
-                <w:rFonts w:ascii="Calibri" w:cs="Calibri" w:eastAsia="Calibri" w:hAnsi="Calibri"/>
-                <w:b w:val="false"/>
-                <w:bCs w:val="false"/>
-                <w:sz w:val="19"/>
-                <w:szCs w:val="19"/>
-              </w:rPr>
-              <w:t xml:space="preserve">Hasil perhitungan perkalian dari $7 \times 8$ adalah 54.</w:t>
-            </w:r>
-          </w:p>
-        </w:tc>
-        <w:tc>
-          <w:tcPr>
-            <w:tcW w:type="pct" w:w="450"/>
-            <w:tcBorders>
-              <w:top w:val="single" w:color="CBD5E1" w:sz="4"/>
-              <w:left w:val="single" w:color="CBD5E1" w:sz="4"/>
-              <w:bottom w:val="single" w:color="CBD5E1" w:sz="4"/>
-              <w:right w:val="single" w:color="CBD5E1" w:sz="4"/>
-            </w:tcBorders>
-            <w:tcMar>
-              <w:top w:type="dxa" w:w="90"/>
-              <w:left w:type="dxa" w:w="130"/>
-              <w:bottom w:type="dxa" w:w="90"/>
-              <w:right w:type="dxa" w:w="130"/>
-            </w:tcMar>
-          </w:tcPr>
-          <w:p>
-            <w:pPr>
-              <w:jc w:val="left"/>
-            </w:pPr>
-            <w:r>
-              <w:rPr>
-                <w:rFonts w:ascii="Calibri" w:cs="Calibri" w:eastAsia="Calibri" w:hAnsi="Calibri"/>
-                <w:b w:val="false"/>
-                <w:bCs w:val="false"/>
+            <w:tcW w:type="pct" w:w="1700"/>
+            <w:tcBorders>
+              <w:top w:val="single" w:color="CBD5E1" w:sz="4"/>
+              <w:left w:val="single" w:color="CBD5E1" w:sz="4"/>
+              <w:bottom w:val="single" w:color="CBD5E1" w:sz="4"/>
+              <w:right w:val="single" w:color="CBD5E1" w:sz="4"/>
+            </w:tcBorders>
+            <w:tcMar>
+              <w:top w:type="dxa" w:w="90"/>
+              <w:left w:type="dxa" w:w="130"/>
+              <w:bottom w:type="dxa" w:w="90"/>
+              <w:right w:type="dxa" w:w="130"/>
+            </w:tcMar>
+          </w:tcPr>
+          <w:p>
+            <w:pPr>
+              <w:jc w:val="left"/>
+            </w:pPr>
+            <w:r>
+              <w:rPr>
+                <w:rFonts w:ascii="Calibri" w:cs="Calibri" w:eastAsia="Calibri" w:hAnsi="Calibri"/>
+                <w:b w:val="false"/>
+                <w:bCs w:val="false"/>
+                <w:i w:val="false"/>
+                <w:iCs w:val="false"/>
+                <w:sz w:val="19"/>
+                <w:szCs w:val="19"/>
+              </w:rPr>
+              <w:t xml:space="preserve">Hasil perhitungan dari $15 \times 4$ adalah 55.</w:t>
+            </w:r>
+          </w:p>
+        </w:tc>
+        <w:tc>
+          <w:tcPr>
+            <w:tcW w:type="pct" w:w="450"/>
+            <w:tcBorders>
+              <w:top w:val="single" w:color="CBD5E1" w:sz="4"/>
+              <w:left w:val="single" w:color="CBD5E1" w:sz="4"/>
+              <w:bottom w:val="single" w:color="CBD5E1" w:sz="4"/>
+              <w:right w:val="single" w:color="CBD5E1" w:sz="4"/>
+            </w:tcBorders>
+            <w:tcMar>
+              <w:top w:type="dxa" w:w="90"/>
+              <w:left w:type="dxa" w:w="130"/>
+              <w:bottom w:type="dxa" w:w="90"/>
+              <w:right w:type="dxa" w:w="130"/>
+            </w:tcMar>
+          </w:tcPr>
+          <w:p>
+            <w:pPr>
+              <w:jc w:val="left"/>
+            </w:pPr>
+            <w:r>
+              <w:rPr>
+                <w:rFonts w:ascii="Calibri" w:cs="Calibri" w:eastAsia="Calibri" w:hAnsi="Calibri"/>
+                <w:b w:val="false"/>
+                <w:bCs w:val="false"/>
+                <w:i w:val="false"/>
+                <w:iCs w:val="false"/>
                 <w:sz w:val="19"/>
                 <w:szCs w:val="19"/>
               </w:rPr>
@@ -1218,6 +1525,8 @@
                 <w:rFonts w:ascii="Calibri" w:cs="Calibri" w:eastAsia="Calibri" w:hAnsi="Calibri"/>
                 <w:b w:val="false"/>
                 <w:bCs w:val="false"/>
+                <w:i w:val="false"/>
+                <w:iCs w:val="false"/>
                 <w:sz w:val="19"/>
                 <w:szCs w:val="19"/>
               </w:rPr>
@@ -1250,6 +1559,8 @@
                 <w:rFonts w:ascii="Calibri" w:cs="Calibri" w:eastAsia="Calibri" w:hAnsi="Calibri"/>
                 <w:b w:val="false"/>
                 <w:bCs w:val="false"/>
+                <w:i w:val="false"/>
+                <w:iCs w:val="false"/>
                 <w:sz w:val="19"/>
                 <w:szCs w:val="19"/>
               </w:rPr>
@@ -1282,6 +1593,8 @@
                 <w:rFonts w:ascii="Calibri" w:cs="Calibri" w:eastAsia="Calibri" w:hAnsi="Calibri"/>
                 <w:b w:val="false"/>
                 <w:bCs w:val="false"/>
+                <w:i w:val="false"/>
+                <w:iCs w:val="false"/>
                 <w:sz w:val="19"/>
                 <w:szCs w:val="19"/>
               </w:rPr>
@@ -1291,7 +1604,7 @@
         </w:tc>
         <w:tc>
           <w:tcPr>
-            <w:tcW w:type="pct" w:w="300"/>
+            <w:tcW w:type="pct" w:w="250"/>
             <w:tcBorders>
               <w:top w:val="single" w:color="CBD5E1" w:sz="4"/>
               <w:left w:val="single" w:color="CBD5E1" w:sz="4"/>
@@ -1314,6 +1627,8 @@
                 <w:rFonts w:ascii="Calibri" w:cs="Calibri" w:eastAsia="Calibri" w:hAnsi="Calibri"/>
                 <w:b/>
                 <w:bCs/>
+                <w:i w:val="false"/>
+                <w:iCs w:val="false"/>
                 <w:sz w:val="19"/>
                 <w:szCs w:val="19"/>
               </w:rPr>
@@ -1346,6 +1661,8 @@
                 <w:rFonts w:ascii="Calibri" w:cs="Calibri" w:eastAsia="Calibri" w:hAnsi="Calibri"/>
                 <w:b w:val="false"/>
                 <w:bCs w:val="false"/>
+                <w:i/>
+                <w:iCs/>
                 <w:sz w:val="19"/>
                 <w:szCs w:val="19"/>
               </w:rPr>
@@ -1380,6 +1697,8 @@
                 <w:rFonts w:ascii="Calibri" w:cs="Calibri" w:eastAsia="Calibri" w:hAnsi="Calibri"/>
                 <w:b w:val="false"/>
                 <w:bCs w:val="false"/>
+                <w:i w:val="false"/>
+                <w:iCs w:val="false"/>
                 <w:sz w:val="19"/>
                 <w:szCs w:val="19"/>
               </w:rPr>
@@ -1389,7 +1708,7 @@
         </w:tc>
         <w:tc>
           <w:tcPr>
-            <w:tcW w:type="pct" w:w="600"/>
+            <w:tcW w:type="pct" w:w="550"/>
             <w:tcBorders>
               <w:top w:val="single" w:color="CBD5E1" w:sz="4"/>
               <w:left w:val="single" w:color="CBD5E1" w:sz="4"/>
@@ -1412,176 +1731,188 @@
                 <w:rFonts w:ascii="Calibri" w:cs="Calibri" w:eastAsia="Calibri" w:hAnsi="Calibri"/>
                 <w:b/>
                 <w:bCs/>
-                <w:sz w:val="19"/>
-                <w:szCs w:val="19"/>
-              </w:rPr>
-              <w:t xml:space="preserve">PG150</w:t>
-            </w:r>
-          </w:p>
-        </w:tc>
-        <w:tc>
-          <w:tcPr>
-            <w:tcW w:type="pct" w:w="1650"/>
-            <w:tcBorders>
-              <w:top w:val="single" w:color="CBD5E1" w:sz="4"/>
-              <w:left w:val="single" w:color="CBD5E1" w:sz="4"/>
-              <w:bottom w:val="single" w:color="CBD5E1" w:sz="4"/>
-              <w:right w:val="single" w:color="CBD5E1" w:sz="4"/>
-            </w:tcBorders>
-            <w:tcMar>
-              <w:top w:type="dxa" w:w="90"/>
-              <w:left w:type="dxa" w:w="130"/>
-              <w:bottom w:type="dxa" w:w="90"/>
-              <w:right w:type="dxa" w:w="130"/>
-            </w:tcMar>
-          </w:tcPr>
-          <w:p>
-            <w:pPr>
-              <w:jc w:val="left"/>
-            </w:pPr>
-            <w:r>
-              <w:rPr>
-                <w:rFonts w:ascii="Calibri" w:cs="Calibri" w:eastAsia="Calibri" w:hAnsi="Calibri"/>
-                <w:b w:val="false"/>
-                <w:bCs w:val="false"/>
-                <w:sz w:val="19"/>
-                <w:szCs w:val="19"/>
-              </w:rPr>
-              <w:t xml:space="preserve">Ibu kota Provinsi Jawa Timur adalah ...</w:t>
-            </w:r>
-          </w:p>
-        </w:tc>
-        <w:tc>
-          <w:tcPr>
-            <w:tcW w:type="pct" w:w="450"/>
-            <w:tcBorders>
-              <w:top w:val="single" w:color="CBD5E1" w:sz="4"/>
-              <w:left w:val="single" w:color="CBD5E1" w:sz="4"/>
-              <w:bottom w:val="single" w:color="CBD5E1" w:sz="4"/>
-              <w:right w:val="single" w:color="CBD5E1" w:sz="4"/>
-            </w:tcBorders>
-            <w:tcMar>
-              <w:top w:type="dxa" w:w="90"/>
-              <w:left w:type="dxa" w:w="130"/>
-              <w:bottom w:type="dxa" w:w="90"/>
-              <w:right w:type="dxa" w:w="130"/>
-            </w:tcMar>
-          </w:tcPr>
-          <w:p>
-            <w:pPr>
-              <w:jc w:val="left"/>
-            </w:pPr>
-            <w:r>
-              <w:rPr>
-                <w:rFonts w:ascii="Calibri" w:cs="Calibri" w:eastAsia="Calibri" w:hAnsi="Calibri"/>
-                <w:b w:val="false"/>
-                <w:bCs w:val="false"/>
-                <w:sz w:val="19"/>
-                <w:szCs w:val="19"/>
-              </w:rPr>
-              <w:t xml:space="preserve">Surabaya</w:t>
-            </w:r>
-          </w:p>
-        </w:tc>
-        <w:tc>
-          <w:tcPr>
-            <w:tcW w:type="pct" w:w="450"/>
-            <w:tcBorders>
-              <w:top w:val="single" w:color="CBD5E1" w:sz="4"/>
-              <w:left w:val="single" w:color="CBD5E1" w:sz="4"/>
-              <w:bottom w:val="single" w:color="CBD5E1" w:sz="4"/>
-              <w:right w:val="single" w:color="CBD5E1" w:sz="4"/>
-            </w:tcBorders>
-            <w:tcMar>
-              <w:top w:type="dxa" w:w="90"/>
-              <w:left w:type="dxa" w:w="130"/>
-              <w:bottom w:type="dxa" w:w="90"/>
-              <w:right w:type="dxa" w:w="130"/>
-            </w:tcMar>
-          </w:tcPr>
-          <w:p>
-            <w:pPr>
-              <w:jc w:val="left"/>
-            </w:pPr>
-            <w:r>
-              <w:rPr>
-                <w:rFonts w:ascii="Calibri" w:cs="Calibri" w:eastAsia="Calibri" w:hAnsi="Calibri"/>
-                <w:b w:val="false"/>
-                <w:bCs w:val="false"/>
-                <w:sz w:val="19"/>
-                <w:szCs w:val="19"/>
-              </w:rPr>
-              <w:t xml:space="preserve">Malang</w:t>
-            </w:r>
-          </w:p>
-        </w:tc>
-        <w:tc>
-          <w:tcPr>
-            <w:tcW w:type="pct" w:w="450"/>
-            <w:tcBorders>
-              <w:top w:val="single" w:color="CBD5E1" w:sz="4"/>
-              <w:left w:val="single" w:color="CBD5E1" w:sz="4"/>
-              <w:bottom w:val="single" w:color="CBD5E1" w:sz="4"/>
-              <w:right w:val="single" w:color="CBD5E1" w:sz="4"/>
-            </w:tcBorders>
-            <w:tcMar>
-              <w:top w:type="dxa" w:w="90"/>
-              <w:left w:type="dxa" w:w="130"/>
-              <w:bottom w:type="dxa" w:w="90"/>
-              <w:right w:type="dxa" w:w="130"/>
-            </w:tcMar>
-          </w:tcPr>
-          <w:p>
-            <w:pPr>
-              <w:jc w:val="left"/>
-            </w:pPr>
-            <w:r>
-              <w:rPr>
-                <w:rFonts w:ascii="Calibri" w:cs="Calibri" w:eastAsia="Calibri" w:hAnsi="Calibri"/>
-                <w:b w:val="false"/>
-                <w:bCs w:val="false"/>
-                <w:sz w:val="19"/>
-                <w:szCs w:val="19"/>
-              </w:rPr>
-              <w:t xml:space="preserve">Madiun</w:t>
-            </w:r>
-          </w:p>
-        </w:tc>
-        <w:tc>
-          <w:tcPr>
-            <w:tcW w:type="pct" w:w="450"/>
-            <w:tcBorders>
-              <w:top w:val="single" w:color="CBD5E1" w:sz="4"/>
-              <w:left w:val="single" w:color="CBD5E1" w:sz="4"/>
-              <w:bottom w:val="single" w:color="CBD5E1" w:sz="4"/>
-              <w:right w:val="single" w:color="CBD5E1" w:sz="4"/>
-            </w:tcBorders>
-            <w:tcMar>
-              <w:top w:type="dxa" w:w="90"/>
-              <w:left w:type="dxa" w:w="130"/>
-              <w:bottom w:type="dxa" w:w="90"/>
-              <w:right w:type="dxa" w:w="130"/>
-            </w:tcMar>
-          </w:tcPr>
-          <w:p>
-            <w:pPr>
-              <w:jc w:val="left"/>
-            </w:pPr>
-            <w:r>
-              <w:rPr>
-                <w:rFonts w:ascii="Calibri" w:cs="Calibri" w:eastAsia="Calibri" w:hAnsi="Calibri"/>
-                <w:b w:val="false"/>
-                <w:bCs w:val="false"/>
-                <w:sz w:val="19"/>
-                <w:szCs w:val="19"/>
-              </w:rPr>
-              <w:t xml:space="preserve">Kediri</w:t>
-            </w:r>
-          </w:p>
-        </w:tc>
-        <w:tc>
-          <w:tcPr>
-            <w:tcW w:type="pct" w:w="300"/>
+                <w:i w:val="false"/>
+                <w:iCs w:val="false"/>
+                <w:sz w:val="19"/>
+                <w:szCs w:val="19"/>
+              </w:rPr>
+              <w:t xml:space="preserve">BS</w:t>
+            </w:r>
+          </w:p>
+        </w:tc>
+        <w:tc>
+          <w:tcPr>
+            <w:tcW w:type="pct" w:w="1700"/>
+            <w:tcBorders>
+              <w:top w:val="single" w:color="CBD5E1" w:sz="4"/>
+              <w:left w:val="single" w:color="CBD5E1" w:sz="4"/>
+              <w:bottom w:val="single" w:color="CBD5E1" w:sz="4"/>
+              <w:right w:val="single" w:color="CBD5E1" w:sz="4"/>
+            </w:tcBorders>
+            <w:tcMar>
+              <w:top w:type="dxa" w:w="90"/>
+              <w:left w:type="dxa" w:w="130"/>
+              <w:bottom w:type="dxa" w:w="90"/>
+              <w:right w:type="dxa" w:w="130"/>
+            </w:tcMar>
+          </w:tcPr>
+          <w:p>
+            <w:pPr>
+              <w:jc w:val="left"/>
+            </w:pPr>
+            <w:r>
+              <w:rPr>
+                <w:rFonts w:ascii="Calibri" w:cs="Calibri" w:eastAsia="Calibri" w:hAnsi="Calibri"/>
+                <w:b w:val="false"/>
+                <w:bCs w:val="false"/>
+                <w:i w:val="false"/>
+                <w:iCs w:val="false"/>
+                <w:sz w:val="19"/>
+                <w:szCs w:val="19"/>
+              </w:rPr>
+              <w:t xml:space="preserve">Candi Prambanan merupakan candi peninggalan kebudayaan bercorak Buddha terbesar di dunia.</w:t>
+            </w:r>
+          </w:p>
+        </w:tc>
+        <w:tc>
+          <w:tcPr>
+            <w:tcW w:type="pct" w:w="450"/>
+            <w:tcBorders>
+              <w:top w:val="single" w:color="CBD5E1" w:sz="4"/>
+              <w:left w:val="single" w:color="CBD5E1" w:sz="4"/>
+              <w:bottom w:val="single" w:color="CBD5E1" w:sz="4"/>
+              <w:right w:val="single" w:color="CBD5E1" w:sz="4"/>
+            </w:tcBorders>
+            <w:tcMar>
+              <w:top w:type="dxa" w:w="90"/>
+              <w:left w:type="dxa" w:w="130"/>
+              <w:bottom w:type="dxa" w:w="90"/>
+              <w:right w:type="dxa" w:w="130"/>
+            </w:tcMar>
+          </w:tcPr>
+          <w:p>
+            <w:pPr>
+              <w:jc w:val="left"/>
+            </w:pPr>
+            <w:r>
+              <w:rPr>
+                <w:rFonts w:ascii="Calibri" w:cs="Calibri" w:eastAsia="Calibri" w:hAnsi="Calibri"/>
+                <w:b w:val="false"/>
+                <w:bCs w:val="false"/>
+                <w:i w:val="false"/>
+                <w:iCs w:val="false"/>
+                <w:sz w:val="19"/>
+                <w:szCs w:val="19"/>
+              </w:rPr>
+              <w:t xml:space="preserve">Benar</w:t>
+            </w:r>
+          </w:p>
+        </w:tc>
+        <w:tc>
+          <w:tcPr>
+            <w:tcW w:type="pct" w:w="450"/>
+            <w:tcBorders>
+              <w:top w:val="single" w:color="CBD5E1" w:sz="4"/>
+              <w:left w:val="single" w:color="CBD5E1" w:sz="4"/>
+              <w:bottom w:val="single" w:color="CBD5E1" w:sz="4"/>
+              <w:right w:val="single" w:color="CBD5E1" w:sz="4"/>
+            </w:tcBorders>
+            <w:tcMar>
+              <w:top w:type="dxa" w:w="90"/>
+              <w:left w:type="dxa" w:w="130"/>
+              <w:bottom w:type="dxa" w:w="90"/>
+              <w:right w:type="dxa" w:w="130"/>
+            </w:tcMar>
+          </w:tcPr>
+          <w:p>
+            <w:pPr>
+              <w:jc w:val="left"/>
+            </w:pPr>
+            <w:r>
+              <w:rPr>
+                <w:rFonts w:ascii="Calibri" w:cs="Calibri" w:eastAsia="Calibri" w:hAnsi="Calibri"/>
+                <w:b w:val="false"/>
+                <w:bCs w:val="false"/>
+                <w:i w:val="false"/>
+                <w:iCs w:val="false"/>
+                <w:sz w:val="19"/>
+                <w:szCs w:val="19"/>
+              </w:rPr>
+              <w:t xml:space="preserve">Salah</w:t>
+            </w:r>
+          </w:p>
+        </w:tc>
+        <w:tc>
+          <w:tcPr>
+            <w:tcW w:type="pct" w:w="450"/>
+            <w:tcBorders>
+              <w:top w:val="single" w:color="CBD5E1" w:sz="4"/>
+              <w:left w:val="single" w:color="CBD5E1" w:sz="4"/>
+              <w:bottom w:val="single" w:color="CBD5E1" w:sz="4"/>
+              <w:right w:val="single" w:color="CBD5E1" w:sz="4"/>
+            </w:tcBorders>
+            <w:tcMar>
+              <w:top w:type="dxa" w:w="90"/>
+              <w:left w:type="dxa" w:w="130"/>
+              <w:bottom w:type="dxa" w:w="90"/>
+              <w:right w:type="dxa" w:w="130"/>
+            </w:tcMar>
+          </w:tcPr>
+          <w:p>
+            <w:pPr>
+              <w:jc w:val="left"/>
+            </w:pPr>
+            <w:r>
+              <w:rPr>
+                <w:rFonts w:ascii="Calibri" w:cs="Calibri" w:eastAsia="Calibri" w:hAnsi="Calibri"/>
+                <w:b w:val="false"/>
+                <w:bCs w:val="false"/>
+                <w:i w:val="false"/>
+                <w:iCs w:val="false"/>
+                <w:sz w:val="19"/>
+                <w:szCs w:val="19"/>
+              </w:rPr>
+              <w:t xml:space="preserve">-</w:t>
+            </w:r>
+          </w:p>
+        </w:tc>
+        <w:tc>
+          <w:tcPr>
+            <w:tcW w:type="pct" w:w="450"/>
+            <w:tcBorders>
+              <w:top w:val="single" w:color="CBD5E1" w:sz="4"/>
+              <w:left w:val="single" w:color="CBD5E1" w:sz="4"/>
+              <w:bottom w:val="single" w:color="CBD5E1" w:sz="4"/>
+              <w:right w:val="single" w:color="CBD5E1" w:sz="4"/>
+            </w:tcBorders>
+            <w:tcMar>
+              <w:top w:type="dxa" w:w="90"/>
+              <w:left w:type="dxa" w:w="130"/>
+              <w:bottom w:type="dxa" w:w="90"/>
+              <w:right w:type="dxa" w:w="130"/>
+            </w:tcMar>
+          </w:tcPr>
+          <w:p>
+            <w:pPr>
+              <w:jc w:val="left"/>
+            </w:pPr>
+            <w:r>
+              <w:rPr>
+                <w:rFonts w:ascii="Calibri" w:cs="Calibri" w:eastAsia="Calibri" w:hAnsi="Calibri"/>
+                <w:b w:val="false"/>
+                <w:bCs w:val="false"/>
+                <w:i w:val="false"/>
+                <w:iCs w:val="false"/>
+                <w:sz w:val="19"/>
+                <w:szCs w:val="19"/>
+              </w:rPr>
+              <w:t xml:space="preserve">-</w:t>
+            </w:r>
+          </w:p>
+        </w:tc>
+        <w:tc>
+          <w:tcPr>
+            <w:tcW w:type="pct" w:w="250"/>
             <w:tcBorders>
               <w:top w:val="single" w:color="CBD5E1" w:sz="4"/>
               <w:left w:val="single" w:color="CBD5E1" w:sz="4"/>
@@ -1604,10 +1935,12 @@
                 <w:rFonts w:ascii="Calibri" w:cs="Calibri" w:eastAsia="Calibri" w:hAnsi="Calibri"/>
                 <w:b/>
                 <w:bCs/>
-                <w:sz w:val="19"/>
-                <w:szCs w:val="19"/>
-              </w:rPr>
-              <w:t xml:space="preserve">A</w:t>
+                <w:i w:val="false"/>
+                <w:iCs w:val="false"/>
+                <w:sz w:val="19"/>
+                <w:szCs w:val="19"/>
+              </w:rPr>
+              <w:t xml:space="preserve">S</w:t>
             </w:r>
           </w:p>
         </w:tc>
@@ -1636,6 +1969,8 @@
                 <w:rFonts w:ascii="Calibri" w:cs="Calibri" w:eastAsia="Calibri" w:hAnsi="Calibri"/>
                 <w:b w:val="false"/>
                 <w:bCs w:val="false"/>
+                <w:i/>
+                <w:iCs/>
                 <w:sz w:val="19"/>
                 <w:szCs w:val="19"/>
               </w:rPr>
@@ -1670,6 +2005,8 @@
                 <w:rFonts w:ascii="Calibri" w:cs="Calibri" w:eastAsia="Calibri" w:hAnsi="Calibri"/>
                 <w:b w:val="false"/>
                 <w:bCs w:val="false"/>
+                <w:i w:val="false"/>
+                <w:iCs w:val="false"/>
                 <w:sz w:val="19"/>
                 <w:szCs w:val="19"/>
               </w:rPr>
@@ -1679,7 +2016,7 @@
         </w:tc>
         <w:tc>
           <w:tcPr>
-            <w:tcW w:type="pct" w:w="600"/>
+            <w:tcW w:type="pct" w:w="550"/>
             <w:tcBorders>
               <w:top w:val="single" w:color="CBD5E1" w:sz="4"/>
               <w:left w:val="single" w:color="CBD5E1" w:sz="4"/>
@@ -1702,176 +2039,188 @@
                 <w:rFonts w:ascii="Calibri" w:cs="Calibri" w:eastAsia="Calibri" w:hAnsi="Calibri"/>
                 <w:b/>
                 <w:bCs/>
-                <w:sz w:val="19"/>
-                <w:szCs w:val="19"/>
-              </w:rPr>
-              <w:t xml:space="preserve">PG150</w:t>
-            </w:r>
-          </w:p>
-        </w:tc>
-        <w:tc>
-          <w:tcPr>
-            <w:tcW w:type="pct" w:w="1650"/>
-            <w:tcBorders>
-              <w:top w:val="single" w:color="CBD5E1" w:sz="4"/>
-              <w:left w:val="single" w:color="CBD5E1" w:sz="4"/>
-              <w:bottom w:val="single" w:color="CBD5E1" w:sz="4"/>
-              <w:right w:val="single" w:color="CBD5E1" w:sz="4"/>
-            </w:tcBorders>
-            <w:tcMar>
-              <w:top w:type="dxa" w:w="90"/>
-              <w:left w:type="dxa" w:w="130"/>
-              <w:bottom w:type="dxa" w:w="90"/>
-              <w:right w:type="dxa" w:w="130"/>
-            </w:tcMar>
-          </w:tcPr>
-          <w:p>
-            <w:pPr>
-              <w:jc w:val="left"/>
-            </w:pPr>
-            <w:r>
-              <w:rPr>
-                <w:rFonts w:ascii="Calibri" w:cs="Calibri" w:eastAsia="Calibri" w:hAnsi="Calibri"/>
-                <w:b w:val="false"/>
-                <w:bCs w:val="false"/>
-                <w:sz w:val="19"/>
-                <w:szCs w:val="19"/>
-              </w:rPr>
-              <w:t xml:space="preserve">Planet terbesar dalam sistem tata surya kita adalah ...</w:t>
-            </w:r>
-          </w:p>
-        </w:tc>
-        <w:tc>
-          <w:tcPr>
-            <w:tcW w:type="pct" w:w="450"/>
-            <w:tcBorders>
-              <w:top w:val="single" w:color="CBD5E1" w:sz="4"/>
-              <w:left w:val="single" w:color="CBD5E1" w:sz="4"/>
-              <w:bottom w:val="single" w:color="CBD5E1" w:sz="4"/>
-              <w:right w:val="single" w:color="CBD5E1" w:sz="4"/>
-            </w:tcBorders>
-            <w:tcMar>
-              <w:top w:type="dxa" w:w="90"/>
-              <w:left w:type="dxa" w:w="130"/>
-              <w:bottom w:type="dxa" w:w="90"/>
-              <w:right w:type="dxa" w:w="130"/>
-            </w:tcMar>
-          </w:tcPr>
-          <w:p>
-            <w:pPr>
-              <w:jc w:val="left"/>
-            </w:pPr>
-            <w:r>
-              <w:rPr>
-                <w:rFonts w:ascii="Calibri" w:cs="Calibri" w:eastAsia="Calibri" w:hAnsi="Calibri"/>
-                <w:b w:val="false"/>
-                <w:bCs w:val="false"/>
-                <w:sz w:val="19"/>
-                <w:szCs w:val="19"/>
-              </w:rPr>
-              <w:t xml:space="preserve">Jupiter</w:t>
-            </w:r>
-          </w:p>
-        </w:tc>
-        <w:tc>
-          <w:tcPr>
-            <w:tcW w:type="pct" w:w="450"/>
-            <w:tcBorders>
-              <w:top w:val="single" w:color="CBD5E1" w:sz="4"/>
-              <w:left w:val="single" w:color="CBD5E1" w:sz="4"/>
-              <w:bottom w:val="single" w:color="CBD5E1" w:sz="4"/>
-              <w:right w:val="single" w:color="CBD5E1" w:sz="4"/>
-            </w:tcBorders>
-            <w:tcMar>
-              <w:top w:type="dxa" w:w="90"/>
-              <w:left w:type="dxa" w:w="130"/>
-              <w:bottom w:type="dxa" w:w="90"/>
-              <w:right w:type="dxa" w:w="130"/>
-            </w:tcMar>
-          </w:tcPr>
-          <w:p>
-            <w:pPr>
-              <w:jc w:val="left"/>
-            </w:pPr>
-            <w:r>
-              <w:rPr>
-                <w:rFonts w:ascii="Calibri" w:cs="Calibri" w:eastAsia="Calibri" w:hAnsi="Calibri"/>
-                <w:b w:val="false"/>
-                <w:bCs w:val="false"/>
-                <w:sz w:val="19"/>
-                <w:szCs w:val="19"/>
-              </w:rPr>
-              <w:t xml:space="preserve">Saturnus</w:t>
-            </w:r>
-          </w:p>
-        </w:tc>
-        <w:tc>
-          <w:tcPr>
-            <w:tcW w:type="pct" w:w="450"/>
-            <w:tcBorders>
-              <w:top w:val="single" w:color="CBD5E1" w:sz="4"/>
-              <w:left w:val="single" w:color="CBD5E1" w:sz="4"/>
-              <w:bottom w:val="single" w:color="CBD5E1" w:sz="4"/>
-              <w:right w:val="single" w:color="CBD5E1" w:sz="4"/>
-            </w:tcBorders>
-            <w:tcMar>
-              <w:top w:type="dxa" w:w="90"/>
-              <w:left w:type="dxa" w:w="130"/>
-              <w:bottom w:type="dxa" w:w="90"/>
-              <w:right w:type="dxa" w:w="130"/>
-            </w:tcMar>
-          </w:tcPr>
-          <w:p>
-            <w:pPr>
-              <w:jc w:val="left"/>
-            </w:pPr>
-            <w:r>
-              <w:rPr>
-                <w:rFonts w:ascii="Calibri" w:cs="Calibri" w:eastAsia="Calibri" w:hAnsi="Calibri"/>
-                <w:b w:val="false"/>
-                <w:bCs w:val="false"/>
-                <w:sz w:val="19"/>
-                <w:szCs w:val="19"/>
-              </w:rPr>
-              <w:t xml:space="preserve">Uranus</w:t>
-            </w:r>
-          </w:p>
-        </w:tc>
-        <w:tc>
-          <w:tcPr>
-            <w:tcW w:type="pct" w:w="450"/>
-            <w:tcBorders>
-              <w:top w:val="single" w:color="CBD5E1" w:sz="4"/>
-              <w:left w:val="single" w:color="CBD5E1" w:sz="4"/>
-              <w:bottom w:val="single" w:color="CBD5E1" w:sz="4"/>
-              <w:right w:val="single" w:color="CBD5E1" w:sz="4"/>
-            </w:tcBorders>
-            <w:tcMar>
-              <w:top w:type="dxa" w:w="90"/>
-              <w:left w:type="dxa" w:w="130"/>
-              <w:bottom w:type="dxa" w:w="90"/>
-              <w:right w:type="dxa" w:w="130"/>
-            </w:tcMar>
-          </w:tcPr>
-          <w:p>
-            <w:pPr>
-              <w:jc w:val="left"/>
-            </w:pPr>
-            <w:r>
-              <w:rPr>
-                <w:rFonts w:ascii="Calibri" w:cs="Calibri" w:eastAsia="Calibri" w:hAnsi="Calibri"/>
-                <w:b w:val="false"/>
-                <w:bCs w:val="false"/>
-                <w:sz w:val="19"/>
-                <w:szCs w:val="19"/>
-              </w:rPr>
-              <w:t xml:space="preserve">Neptunus</w:t>
-            </w:r>
-          </w:p>
-        </w:tc>
-        <w:tc>
-          <w:tcPr>
-            <w:tcW w:type="pct" w:w="300"/>
+                <w:i w:val="false"/>
+                <w:iCs w:val="false"/>
+                <w:sz w:val="19"/>
+                <w:szCs w:val="19"/>
+              </w:rPr>
+              <w:t xml:space="preserve">BS</w:t>
+            </w:r>
+          </w:p>
+        </w:tc>
+        <w:tc>
+          <w:tcPr>
+            <w:tcW w:type="pct" w:w="1700"/>
+            <w:tcBorders>
+              <w:top w:val="single" w:color="CBD5E1" w:sz="4"/>
+              <w:left w:val="single" w:color="CBD5E1" w:sz="4"/>
+              <w:bottom w:val="single" w:color="CBD5E1" w:sz="4"/>
+              <w:right w:val="single" w:color="CBD5E1" w:sz="4"/>
+            </w:tcBorders>
+            <w:tcMar>
+              <w:top w:type="dxa" w:w="90"/>
+              <w:left w:type="dxa" w:w="130"/>
+              <w:bottom w:type="dxa" w:w="90"/>
+              <w:right w:type="dxa" w:w="130"/>
+            </w:tcMar>
+          </w:tcPr>
+          <w:p>
+            <w:pPr>
+              <w:jc w:val="left"/>
+            </w:pPr>
+            <w:r>
+              <w:rPr>
+                <w:rFonts w:ascii="Calibri" w:cs="Calibri" w:eastAsia="Calibri" w:hAnsi="Calibri"/>
+                <w:b w:val="false"/>
+                <w:bCs w:val="false"/>
+                <w:i w:val="false"/>
+                <w:iCs w:val="false"/>
+                <w:sz w:val="19"/>
+                <w:szCs w:val="19"/>
+              </w:rPr>
+              <w:t xml:space="preserve">Kandungan gas terbanyak yang menyusun atmosfer bumi adalah gas Nitrogen.</w:t>
+            </w:r>
+          </w:p>
+        </w:tc>
+        <w:tc>
+          <w:tcPr>
+            <w:tcW w:type="pct" w:w="450"/>
+            <w:tcBorders>
+              <w:top w:val="single" w:color="CBD5E1" w:sz="4"/>
+              <w:left w:val="single" w:color="CBD5E1" w:sz="4"/>
+              <w:bottom w:val="single" w:color="CBD5E1" w:sz="4"/>
+              <w:right w:val="single" w:color="CBD5E1" w:sz="4"/>
+            </w:tcBorders>
+            <w:tcMar>
+              <w:top w:type="dxa" w:w="90"/>
+              <w:left w:type="dxa" w:w="130"/>
+              <w:bottom w:type="dxa" w:w="90"/>
+              <w:right w:type="dxa" w:w="130"/>
+            </w:tcMar>
+          </w:tcPr>
+          <w:p>
+            <w:pPr>
+              <w:jc w:val="left"/>
+            </w:pPr>
+            <w:r>
+              <w:rPr>
+                <w:rFonts w:ascii="Calibri" w:cs="Calibri" w:eastAsia="Calibri" w:hAnsi="Calibri"/>
+                <w:b w:val="false"/>
+                <w:bCs w:val="false"/>
+                <w:i w:val="false"/>
+                <w:iCs w:val="false"/>
+                <w:sz w:val="19"/>
+                <w:szCs w:val="19"/>
+              </w:rPr>
+              <w:t xml:space="preserve">Benar</w:t>
+            </w:r>
+          </w:p>
+        </w:tc>
+        <w:tc>
+          <w:tcPr>
+            <w:tcW w:type="pct" w:w="450"/>
+            <w:tcBorders>
+              <w:top w:val="single" w:color="CBD5E1" w:sz="4"/>
+              <w:left w:val="single" w:color="CBD5E1" w:sz="4"/>
+              <w:bottom w:val="single" w:color="CBD5E1" w:sz="4"/>
+              <w:right w:val="single" w:color="CBD5E1" w:sz="4"/>
+            </w:tcBorders>
+            <w:tcMar>
+              <w:top w:type="dxa" w:w="90"/>
+              <w:left w:type="dxa" w:w="130"/>
+              <w:bottom w:type="dxa" w:w="90"/>
+              <w:right w:type="dxa" w:w="130"/>
+            </w:tcMar>
+          </w:tcPr>
+          <w:p>
+            <w:pPr>
+              <w:jc w:val="left"/>
+            </w:pPr>
+            <w:r>
+              <w:rPr>
+                <w:rFonts w:ascii="Calibri" w:cs="Calibri" w:eastAsia="Calibri" w:hAnsi="Calibri"/>
+                <w:b w:val="false"/>
+                <w:bCs w:val="false"/>
+                <w:i w:val="false"/>
+                <w:iCs w:val="false"/>
+                <w:sz w:val="19"/>
+                <w:szCs w:val="19"/>
+              </w:rPr>
+              <w:t xml:space="preserve">Salah</w:t>
+            </w:r>
+          </w:p>
+        </w:tc>
+        <w:tc>
+          <w:tcPr>
+            <w:tcW w:type="pct" w:w="450"/>
+            <w:tcBorders>
+              <w:top w:val="single" w:color="CBD5E1" w:sz="4"/>
+              <w:left w:val="single" w:color="CBD5E1" w:sz="4"/>
+              <w:bottom w:val="single" w:color="CBD5E1" w:sz="4"/>
+              <w:right w:val="single" w:color="CBD5E1" w:sz="4"/>
+            </w:tcBorders>
+            <w:tcMar>
+              <w:top w:type="dxa" w:w="90"/>
+              <w:left w:type="dxa" w:w="130"/>
+              <w:bottom w:type="dxa" w:w="90"/>
+              <w:right w:type="dxa" w:w="130"/>
+            </w:tcMar>
+          </w:tcPr>
+          <w:p>
+            <w:pPr>
+              <w:jc w:val="left"/>
+            </w:pPr>
+            <w:r>
+              <w:rPr>
+                <w:rFonts w:ascii="Calibri" w:cs="Calibri" w:eastAsia="Calibri" w:hAnsi="Calibri"/>
+                <w:b w:val="false"/>
+                <w:bCs w:val="false"/>
+                <w:i w:val="false"/>
+                <w:iCs w:val="false"/>
+                <w:sz w:val="19"/>
+                <w:szCs w:val="19"/>
+              </w:rPr>
+              <w:t xml:space="preserve">-</w:t>
+            </w:r>
+          </w:p>
+        </w:tc>
+        <w:tc>
+          <w:tcPr>
+            <w:tcW w:type="pct" w:w="450"/>
+            <w:tcBorders>
+              <w:top w:val="single" w:color="CBD5E1" w:sz="4"/>
+              <w:left w:val="single" w:color="CBD5E1" w:sz="4"/>
+              <w:bottom w:val="single" w:color="CBD5E1" w:sz="4"/>
+              <w:right w:val="single" w:color="CBD5E1" w:sz="4"/>
+            </w:tcBorders>
+            <w:tcMar>
+              <w:top w:type="dxa" w:w="90"/>
+              <w:left w:type="dxa" w:w="130"/>
+              <w:bottom w:type="dxa" w:w="90"/>
+              <w:right w:type="dxa" w:w="130"/>
+            </w:tcMar>
+          </w:tcPr>
+          <w:p>
+            <w:pPr>
+              <w:jc w:val="left"/>
+            </w:pPr>
+            <w:r>
+              <w:rPr>
+                <w:rFonts w:ascii="Calibri" w:cs="Calibri" w:eastAsia="Calibri" w:hAnsi="Calibri"/>
+                <w:b w:val="false"/>
+                <w:bCs w:val="false"/>
+                <w:i w:val="false"/>
+                <w:iCs w:val="false"/>
+                <w:sz w:val="19"/>
+                <w:szCs w:val="19"/>
+              </w:rPr>
+              <w:t xml:space="preserve">-</w:t>
+            </w:r>
+          </w:p>
+        </w:tc>
+        <w:tc>
+          <w:tcPr>
+            <w:tcW w:type="pct" w:w="250"/>
             <w:tcBorders>
               <w:top w:val="single" w:color="CBD5E1" w:sz="4"/>
               <w:left w:val="single" w:color="CBD5E1" w:sz="4"/>
@@ -1894,10 +2243,12 @@
                 <w:rFonts w:ascii="Calibri" w:cs="Calibri" w:eastAsia="Calibri" w:hAnsi="Calibri"/>
                 <w:b/>
                 <w:bCs/>
-                <w:sz w:val="19"/>
-                <w:szCs w:val="19"/>
-              </w:rPr>
-              <w:t xml:space="preserve">A</w:t>
+                <w:i w:val="false"/>
+                <w:iCs w:val="false"/>
+                <w:sz w:val="19"/>
+                <w:szCs w:val="19"/>
+              </w:rPr>
+              <w:t xml:space="preserve">B</w:t>
             </w:r>
           </w:p>
         </w:tc>
@@ -1926,6 +2277,8 @@
                 <w:rFonts w:ascii="Calibri" w:cs="Calibri" w:eastAsia="Calibri" w:hAnsi="Calibri"/>
                 <w:b w:val="false"/>
                 <w:bCs w:val="false"/>
+                <w:i/>
+                <w:iCs/>
                 <w:sz w:val="19"/>
                 <w:szCs w:val="19"/>
               </w:rPr>
@@ -1960,6 +2313,8 @@
                 <w:rFonts w:ascii="Calibri" w:cs="Calibri" w:eastAsia="Calibri" w:hAnsi="Calibri"/>
                 <w:b w:val="false"/>
                 <w:bCs w:val="false"/>
+                <w:i w:val="false"/>
+                <w:iCs w:val="false"/>
                 <w:sz w:val="19"/>
                 <w:szCs w:val="19"/>
               </w:rPr>
@@ -1969,7 +2324,7 @@
         </w:tc>
         <w:tc>
           <w:tcPr>
-            <w:tcW w:type="pct" w:w="600"/>
+            <w:tcW w:type="pct" w:w="550"/>
             <w:tcBorders>
               <w:top w:val="single" w:color="CBD5E1" w:sz="4"/>
               <w:left w:val="single" w:color="CBD5E1" w:sz="4"/>
@@ -1992,176 +2347,188 @@
                 <w:rFonts w:ascii="Calibri" w:cs="Calibri" w:eastAsia="Calibri" w:hAnsi="Calibri"/>
                 <w:b/>
                 <w:bCs/>
-                <w:sz w:val="19"/>
-                <w:szCs w:val="19"/>
-              </w:rPr>
-              <w:t xml:space="preserve">PG200</w:t>
-            </w:r>
-          </w:p>
-        </w:tc>
-        <w:tc>
-          <w:tcPr>
-            <w:tcW w:type="pct" w:w="1650"/>
-            <w:tcBorders>
-              <w:top w:val="single" w:color="CBD5E1" w:sz="4"/>
-              <w:left w:val="single" w:color="CBD5E1" w:sz="4"/>
-              <w:bottom w:val="single" w:color="CBD5E1" w:sz="4"/>
-              <w:right w:val="single" w:color="CBD5E1" w:sz="4"/>
-            </w:tcBorders>
-            <w:tcMar>
-              <w:top w:type="dxa" w:w="90"/>
-              <w:left w:type="dxa" w:w="130"/>
-              <w:bottom w:type="dxa" w:w="90"/>
-              <w:right w:type="dxa" w:w="130"/>
-            </w:tcMar>
-          </w:tcPr>
-          <w:p>
-            <w:pPr>
-              <w:jc w:val="left"/>
-            </w:pPr>
-            <w:r>
-              <w:rPr>
-                <w:rFonts w:ascii="Calibri" w:cs="Calibri" w:eastAsia="Calibri" w:hAnsi="Calibri"/>
-                <w:b w:val="false"/>
-                <w:bCs w:val="false"/>
-                <w:sz w:val="19"/>
-                <w:szCs w:val="19"/>
-              </w:rPr>
-              <w:t xml:space="preserve">Hasil dari operasi pecahan $\frac{3}{4} + \frac{1}{2}$ adalah ...</w:t>
-            </w:r>
-          </w:p>
-        </w:tc>
-        <w:tc>
-          <w:tcPr>
-            <w:tcW w:type="pct" w:w="450"/>
-            <w:tcBorders>
-              <w:top w:val="single" w:color="CBD5E1" w:sz="4"/>
-              <w:left w:val="single" w:color="CBD5E1" w:sz="4"/>
-              <w:bottom w:val="single" w:color="CBD5E1" w:sz="4"/>
-              <w:right w:val="single" w:color="CBD5E1" w:sz="4"/>
-            </w:tcBorders>
-            <w:tcMar>
-              <w:top w:type="dxa" w:w="90"/>
-              <w:left w:type="dxa" w:w="130"/>
-              <w:bottom w:type="dxa" w:w="90"/>
-              <w:right w:type="dxa" w:w="130"/>
-            </w:tcMar>
-          </w:tcPr>
-          <w:p>
-            <w:pPr>
-              <w:jc w:val="left"/>
-            </w:pPr>
-            <w:r>
-              <w:rPr>
-                <w:rFonts w:ascii="Calibri" w:cs="Calibri" w:eastAsia="Calibri" w:hAnsi="Calibri"/>
-                <w:b w:val="false"/>
-                <w:bCs w:val="false"/>
-                <w:sz w:val="19"/>
-                <w:szCs w:val="19"/>
-              </w:rPr>
-              <w:t xml:space="preserve">$\frac{5}{4}$</w:t>
-            </w:r>
-          </w:p>
-        </w:tc>
-        <w:tc>
-          <w:tcPr>
-            <w:tcW w:type="pct" w:w="450"/>
-            <w:tcBorders>
-              <w:top w:val="single" w:color="CBD5E1" w:sz="4"/>
-              <w:left w:val="single" w:color="CBD5E1" w:sz="4"/>
-              <w:bottom w:val="single" w:color="CBD5E1" w:sz="4"/>
-              <w:right w:val="single" w:color="CBD5E1" w:sz="4"/>
-            </w:tcBorders>
-            <w:tcMar>
-              <w:top w:type="dxa" w:w="90"/>
-              <w:left w:type="dxa" w:w="130"/>
-              <w:bottom w:type="dxa" w:w="90"/>
-              <w:right w:type="dxa" w:w="130"/>
-            </w:tcMar>
-          </w:tcPr>
-          <w:p>
-            <w:pPr>
-              <w:jc w:val="left"/>
-            </w:pPr>
-            <w:r>
-              <w:rPr>
-                <w:rFonts w:ascii="Calibri" w:cs="Calibri" w:eastAsia="Calibri" w:hAnsi="Calibri"/>
-                <w:b w:val="false"/>
-                <w:bCs w:val="false"/>
-                <w:sz w:val="19"/>
-                <w:szCs w:val="19"/>
-              </w:rPr>
-              <w:t xml:space="preserve">$\frac{4}{6}$</w:t>
-            </w:r>
-          </w:p>
-        </w:tc>
-        <w:tc>
-          <w:tcPr>
-            <w:tcW w:type="pct" w:w="450"/>
-            <w:tcBorders>
-              <w:top w:val="single" w:color="CBD5E1" w:sz="4"/>
-              <w:left w:val="single" w:color="CBD5E1" w:sz="4"/>
-              <w:bottom w:val="single" w:color="CBD5E1" w:sz="4"/>
-              <w:right w:val="single" w:color="CBD5E1" w:sz="4"/>
-            </w:tcBorders>
-            <w:tcMar>
-              <w:top w:type="dxa" w:w="90"/>
-              <w:left w:type="dxa" w:w="130"/>
-              <w:bottom w:type="dxa" w:w="90"/>
-              <w:right w:type="dxa" w:w="130"/>
-            </w:tcMar>
-          </w:tcPr>
-          <w:p>
-            <w:pPr>
-              <w:jc w:val="left"/>
-            </w:pPr>
-            <w:r>
-              <w:rPr>
-                <w:rFonts w:ascii="Calibri" w:cs="Calibri" w:eastAsia="Calibri" w:hAnsi="Calibri"/>
-                <w:b w:val="false"/>
-                <w:bCs w:val="false"/>
-                <w:sz w:val="19"/>
-                <w:szCs w:val="19"/>
-              </w:rPr>
-              <w:t xml:space="preserve">$\frac{3}{8}$</w:t>
-            </w:r>
-          </w:p>
-        </w:tc>
-        <w:tc>
-          <w:tcPr>
-            <w:tcW w:type="pct" w:w="450"/>
-            <w:tcBorders>
-              <w:top w:val="single" w:color="CBD5E1" w:sz="4"/>
-              <w:left w:val="single" w:color="CBD5E1" w:sz="4"/>
-              <w:bottom w:val="single" w:color="CBD5E1" w:sz="4"/>
-              <w:right w:val="single" w:color="CBD5E1" w:sz="4"/>
-            </w:tcBorders>
-            <w:tcMar>
-              <w:top w:type="dxa" w:w="90"/>
-              <w:left w:type="dxa" w:w="130"/>
-              <w:bottom w:type="dxa" w:w="90"/>
-              <w:right w:type="dxa" w:w="130"/>
-            </w:tcMar>
-          </w:tcPr>
-          <w:p>
-            <w:pPr>
-              <w:jc w:val="left"/>
-            </w:pPr>
-            <w:r>
-              <w:rPr>
-                <w:rFonts w:ascii="Calibri" w:cs="Calibri" w:eastAsia="Calibri" w:hAnsi="Calibri"/>
-                <w:b w:val="false"/>
-                <w:bCs w:val="false"/>
-                <w:sz w:val="19"/>
-                <w:szCs w:val="19"/>
-              </w:rPr>
-              <w:t xml:space="preserve">$1$</w:t>
-            </w:r>
-          </w:p>
-        </w:tc>
-        <w:tc>
-          <w:tcPr>
-            <w:tcW w:type="pct" w:w="300"/>
+                <w:i w:val="false"/>
+                <w:iCs w:val="false"/>
+                <w:sz w:val="19"/>
+                <w:szCs w:val="19"/>
+              </w:rPr>
+              <w:t xml:space="preserve">PG150</w:t>
+            </w:r>
+          </w:p>
+        </w:tc>
+        <w:tc>
+          <w:tcPr>
+            <w:tcW w:type="pct" w:w="1700"/>
+            <w:tcBorders>
+              <w:top w:val="single" w:color="CBD5E1" w:sz="4"/>
+              <w:left w:val="single" w:color="CBD5E1" w:sz="4"/>
+              <w:bottom w:val="single" w:color="CBD5E1" w:sz="4"/>
+              <w:right w:val="single" w:color="CBD5E1" w:sz="4"/>
+            </w:tcBorders>
+            <w:tcMar>
+              <w:top w:type="dxa" w:w="90"/>
+              <w:left w:type="dxa" w:w="130"/>
+              <w:bottom w:type="dxa" w:w="90"/>
+              <w:right w:type="dxa" w:w="130"/>
+            </w:tcMar>
+          </w:tcPr>
+          <w:p>
+            <w:pPr>
+              <w:jc w:val="left"/>
+            </w:pPr>
+            <w:r>
+              <w:rPr>
+                <w:rFonts w:ascii="Calibri" w:cs="Calibri" w:eastAsia="Calibri" w:hAnsi="Calibri"/>
+                <w:b w:val="false"/>
+                <w:bCs w:val="false"/>
+                <w:i w:val="false"/>
+                <w:iCs w:val="false"/>
+                <w:sz w:val="19"/>
+                <w:szCs w:val="19"/>
+              </w:rPr>
+              <w:t xml:space="preserve">Ibu kota dari Provinsi Kalimantan Timur saat ini adalah ...</w:t>
+            </w:r>
+          </w:p>
+        </w:tc>
+        <w:tc>
+          <w:tcPr>
+            <w:tcW w:type="pct" w:w="450"/>
+            <w:tcBorders>
+              <w:top w:val="single" w:color="CBD5E1" w:sz="4"/>
+              <w:left w:val="single" w:color="CBD5E1" w:sz="4"/>
+              <w:bottom w:val="single" w:color="CBD5E1" w:sz="4"/>
+              <w:right w:val="single" w:color="CBD5E1" w:sz="4"/>
+            </w:tcBorders>
+            <w:tcMar>
+              <w:top w:type="dxa" w:w="90"/>
+              <w:left w:type="dxa" w:w="130"/>
+              <w:bottom w:type="dxa" w:w="90"/>
+              <w:right w:type="dxa" w:w="130"/>
+            </w:tcMar>
+          </w:tcPr>
+          <w:p>
+            <w:pPr>
+              <w:jc w:val="left"/>
+            </w:pPr>
+            <w:r>
+              <w:rPr>
+                <w:rFonts w:ascii="Calibri" w:cs="Calibri" w:eastAsia="Calibri" w:hAnsi="Calibri"/>
+                <w:b w:val="false"/>
+                <w:bCs w:val="false"/>
+                <w:i w:val="false"/>
+                <w:iCs w:val="false"/>
+                <w:sz w:val="19"/>
+                <w:szCs w:val="19"/>
+              </w:rPr>
+              <w:t xml:space="preserve">Samarinda</w:t>
+            </w:r>
+          </w:p>
+        </w:tc>
+        <w:tc>
+          <w:tcPr>
+            <w:tcW w:type="pct" w:w="450"/>
+            <w:tcBorders>
+              <w:top w:val="single" w:color="CBD5E1" w:sz="4"/>
+              <w:left w:val="single" w:color="CBD5E1" w:sz="4"/>
+              <w:bottom w:val="single" w:color="CBD5E1" w:sz="4"/>
+              <w:right w:val="single" w:color="CBD5E1" w:sz="4"/>
+            </w:tcBorders>
+            <w:tcMar>
+              <w:top w:type="dxa" w:w="90"/>
+              <w:left w:type="dxa" w:w="130"/>
+              <w:bottom w:type="dxa" w:w="90"/>
+              <w:right w:type="dxa" w:w="130"/>
+            </w:tcMar>
+          </w:tcPr>
+          <w:p>
+            <w:pPr>
+              <w:jc w:val="left"/>
+            </w:pPr>
+            <w:r>
+              <w:rPr>
+                <w:rFonts w:ascii="Calibri" w:cs="Calibri" w:eastAsia="Calibri" w:hAnsi="Calibri"/>
+                <w:b w:val="false"/>
+                <w:bCs w:val="false"/>
+                <w:i w:val="false"/>
+                <w:iCs w:val="false"/>
+                <w:sz w:val="19"/>
+                <w:szCs w:val="19"/>
+              </w:rPr>
+              <w:t xml:space="preserve">Balikpapan</w:t>
+            </w:r>
+          </w:p>
+        </w:tc>
+        <w:tc>
+          <w:tcPr>
+            <w:tcW w:type="pct" w:w="450"/>
+            <w:tcBorders>
+              <w:top w:val="single" w:color="CBD5E1" w:sz="4"/>
+              <w:left w:val="single" w:color="CBD5E1" w:sz="4"/>
+              <w:bottom w:val="single" w:color="CBD5E1" w:sz="4"/>
+              <w:right w:val="single" w:color="CBD5E1" w:sz="4"/>
+            </w:tcBorders>
+            <w:tcMar>
+              <w:top w:type="dxa" w:w="90"/>
+              <w:left w:type="dxa" w:w="130"/>
+              <w:bottom w:type="dxa" w:w="90"/>
+              <w:right w:type="dxa" w:w="130"/>
+            </w:tcMar>
+          </w:tcPr>
+          <w:p>
+            <w:pPr>
+              <w:jc w:val="left"/>
+            </w:pPr>
+            <w:r>
+              <w:rPr>
+                <w:rFonts w:ascii="Calibri" w:cs="Calibri" w:eastAsia="Calibri" w:hAnsi="Calibri"/>
+                <w:b w:val="false"/>
+                <w:bCs w:val="false"/>
+                <w:i w:val="false"/>
+                <w:iCs w:val="false"/>
+                <w:sz w:val="19"/>
+                <w:szCs w:val="19"/>
+              </w:rPr>
+              <w:t xml:space="preserve">Bontang</w:t>
+            </w:r>
+          </w:p>
+        </w:tc>
+        <w:tc>
+          <w:tcPr>
+            <w:tcW w:type="pct" w:w="450"/>
+            <w:tcBorders>
+              <w:top w:val="single" w:color="CBD5E1" w:sz="4"/>
+              <w:left w:val="single" w:color="CBD5E1" w:sz="4"/>
+              <w:bottom w:val="single" w:color="CBD5E1" w:sz="4"/>
+              <w:right w:val="single" w:color="CBD5E1" w:sz="4"/>
+            </w:tcBorders>
+            <w:tcMar>
+              <w:top w:type="dxa" w:w="90"/>
+              <w:left w:type="dxa" w:w="130"/>
+              <w:bottom w:type="dxa" w:w="90"/>
+              <w:right w:type="dxa" w:w="130"/>
+            </w:tcMar>
+          </w:tcPr>
+          <w:p>
+            <w:pPr>
+              <w:jc w:val="left"/>
+            </w:pPr>
+            <w:r>
+              <w:rPr>
+                <w:rFonts w:ascii="Calibri" w:cs="Calibri" w:eastAsia="Calibri" w:hAnsi="Calibri"/>
+                <w:b w:val="false"/>
+                <w:bCs w:val="false"/>
+                <w:i w:val="false"/>
+                <w:iCs w:val="false"/>
+                <w:sz w:val="19"/>
+                <w:szCs w:val="19"/>
+              </w:rPr>
+              <w:t xml:space="preserve">Tarakan</w:t>
+            </w:r>
+          </w:p>
+        </w:tc>
+        <w:tc>
+          <w:tcPr>
+            <w:tcW w:type="pct" w:w="250"/>
             <w:tcBorders>
               <w:top w:val="single" w:color="CBD5E1" w:sz="4"/>
               <w:left w:val="single" w:color="CBD5E1" w:sz="4"/>
@@ -2184,6 +2551,8 @@
                 <w:rFonts w:ascii="Calibri" w:cs="Calibri" w:eastAsia="Calibri" w:hAnsi="Calibri"/>
                 <w:b/>
                 <w:bCs/>
+                <w:i w:val="false"/>
+                <w:iCs w:val="false"/>
                 <w:sz w:val="19"/>
                 <w:szCs w:val="19"/>
               </w:rPr>
@@ -2216,6 +2585,8 @@
                 <w:rFonts w:ascii="Calibri" w:cs="Calibri" w:eastAsia="Calibri" w:hAnsi="Calibri"/>
                 <w:b w:val="false"/>
                 <w:bCs w:val="false"/>
+                <w:i/>
+                <w:iCs/>
                 <w:sz w:val="19"/>
                 <w:szCs w:val="19"/>
               </w:rPr>
@@ -2250,6 +2621,8 @@
                 <w:rFonts w:ascii="Calibri" w:cs="Calibri" w:eastAsia="Calibri" w:hAnsi="Calibri"/>
                 <w:b w:val="false"/>
                 <w:bCs w:val="false"/>
+                <w:i w:val="false"/>
+                <w:iCs w:val="false"/>
                 <w:sz w:val="19"/>
                 <w:szCs w:val="19"/>
               </w:rPr>
@@ -2259,7 +2632,7 @@
         </w:tc>
         <w:tc>
           <w:tcPr>
-            <w:tcW w:type="pct" w:w="600"/>
+            <w:tcW w:type="pct" w:w="550"/>
             <w:tcBorders>
               <w:top w:val="single" w:color="CBD5E1" w:sz="4"/>
               <w:left w:val="single" w:color="CBD5E1" w:sz="4"/>
@@ -2282,176 +2655,188 @@
                 <w:rFonts w:ascii="Calibri" w:cs="Calibri" w:eastAsia="Calibri" w:hAnsi="Calibri"/>
                 <w:b/>
                 <w:bCs/>
-                <w:sz w:val="19"/>
-                <w:szCs w:val="19"/>
-              </w:rPr>
-              <w:t xml:space="preserve">PG200</w:t>
-            </w:r>
-          </w:p>
-        </w:tc>
-        <w:tc>
-          <w:tcPr>
-            <w:tcW w:type="pct" w:w="1650"/>
-            <w:tcBorders>
-              <w:top w:val="single" w:color="CBD5E1" w:sz="4"/>
-              <w:left w:val="single" w:color="CBD5E1" w:sz="4"/>
-              <w:bottom w:val="single" w:color="CBD5E1" w:sz="4"/>
-              <w:right w:val="single" w:color="CBD5E1" w:sz="4"/>
-            </w:tcBorders>
-            <w:tcMar>
-              <w:top w:type="dxa" w:w="90"/>
-              <w:left w:type="dxa" w:w="130"/>
-              <w:bottom w:type="dxa" w:w="90"/>
-              <w:right w:type="dxa" w:w="130"/>
-            </w:tcMar>
-          </w:tcPr>
-          <w:p>
-            <w:pPr>
-              <w:jc w:val="left"/>
-            </w:pPr>
-            <w:r>
-              <w:rPr>
-                <w:rFonts w:ascii="Calibri" w:cs="Calibri" w:eastAsia="Calibri" w:hAnsi="Calibri"/>
-                <w:b w:val="false"/>
-                <w:bCs w:val="false"/>
-                <w:sz w:val="19"/>
-                <w:szCs w:val="19"/>
-              </w:rPr>
-              <w:t xml:space="preserve">Sebuah lingkaran memiliki diameter 14 cm. Luas lingkaran tersebut adalah ... ($\pi = \frac{22}{7}$)</w:t>
-            </w:r>
-          </w:p>
-        </w:tc>
-        <w:tc>
-          <w:tcPr>
-            <w:tcW w:type="pct" w:w="450"/>
-            <w:tcBorders>
-              <w:top w:val="single" w:color="CBD5E1" w:sz="4"/>
-              <w:left w:val="single" w:color="CBD5E1" w:sz="4"/>
-              <w:bottom w:val="single" w:color="CBD5E1" w:sz="4"/>
-              <w:right w:val="single" w:color="CBD5E1" w:sz="4"/>
-            </w:tcBorders>
-            <w:tcMar>
-              <w:top w:type="dxa" w:w="90"/>
-              <w:left w:type="dxa" w:w="130"/>
-              <w:bottom w:type="dxa" w:w="90"/>
-              <w:right w:type="dxa" w:w="130"/>
-            </w:tcMar>
-          </w:tcPr>
-          <w:p>
-            <w:pPr>
-              <w:jc w:val="left"/>
-            </w:pPr>
-            <w:r>
-              <w:rPr>
-                <w:rFonts w:ascii="Calibri" w:cs="Calibri" w:eastAsia="Calibri" w:hAnsi="Calibri"/>
-                <w:b w:val="false"/>
-                <w:bCs w:val="false"/>
-                <w:sz w:val="19"/>
-                <w:szCs w:val="19"/>
-              </w:rPr>
-              <w:t xml:space="preserve">154 cm²</w:t>
-            </w:r>
-          </w:p>
-        </w:tc>
-        <w:tc>
-          <w:tcPr>
-            <w:tcW w:type="pct" w:w="450"/>
-            <w:tcBorders>
-              <w:top w:val="single" w:color="CBD5E1" w:sz="4"/>
-              <w:left w:val="single" w:color="CBD5E1" w:sz="4"/>
-              <w:bottom w:val="single" w:color="CBD5E1" w:sz="4"/>
-              <w:right w:val="single" w:color="CBD5E1" w:sz="4"/>
-            </w:tcBorders>
-            <w:tcMar>
-              <w:top w:type="dxa" w:w="90"/>
-              <w:left w:type="dxa" w:w="130"/>
-              <w:bottom w:type="dxa" w:w="90"/>
-              <w:right w:type="dxa" w:w="130"/>
-            </w:tcMar>
-          </w:tcPr>
-          <w:p>
-            <w:pPr>
-              <w:jc w:val="left"/>
-            </w:pPr>
-            <w:r>
-              <w:rPr>
-                <w:rFonts w:ascii="Calibri" w:cs="Calibri" w:eastAsia="Calibri" w:hAnsi="Calibri"/>
-                <w:b w:val="false"/>
-                <w:bCs w:val="false"/>
-                <w:sz w:val="19"/>
-                <w:szCs w:val="19"/>
-              </w:rPr>
-              <w:t xml:space="preserve">44 cm²</w:t>
-            </w:r>
-          </w:p>
-        </w:tc>
-        <w:tc>
-          <w:tcPr>
-            <w:tcW w:type="pct" w:w="450"/>
-            <w:tcBorders>
-              <w:top w:val="single" w:color="CBD5E1" w:sz="4"/>
-              <w:left w:val="single" w:color="CBD5E1" w:sz="4"/>
-              <w:bottom w:val="single" w:color="CBD5E1" w:sz="4"/>
-              <w:right w:val="single" w:color="CBD5E1" w:sz="4"/>
-            </w:tcBorders>
-            <w:tcMar>
-              <w:top w:type="dxa" w:w="90"/>
-              <w:left w:type="dxa" w:w="130"/>
-              <w:bottom w:type="dxa" w:w="90"/>
-              <w:right w:type="dxa" w:w="130"/>
-            </w:tcMar>
-          </w:tcPr>
-          <w:p>
-            <w:pPr>
-              <w:jc w:val="left"/>
-            </w:pPr>
-            <w:r>
-              <w:rPr>
-                <w:rFonts w:ascii="Calibri" w:cs="Calibri" w:eastAsia="Calibri" w:hAnsi="Calibri"/>
-                <w:b w:val="false"/>
-                <w:bCs w:val="false"/>
-                <w:sz w:val="19"/>
-                <w:szCs w:val="19"/>
-              </w:rPr>
-              <w:t xml:space="preserve">308 cm²</w:t>
-            </w:r>
-          </w:p>
-        </w:tc>
-        <w:tc>
-          <w:tcPr>
-            <w:tcW w:type="pct" w:w="450"/>
-            <w:tcBorders>
-              <w:top w:val="single" w:color="CBD5E1" w:sz="4"/>
-              <w:left w:val="single" w:color="CBD5E1" w:sz="4"/>
-              <w:bottom w:val="single" w:color="CBD5E1" w:sz="4"/>
-              <w:right w:val="single" w:color="CBD5E1" w:sz="4"/>
-            </w:tcBorders>
-            <w:tcMar>
-              <w:top w:type="dxa" w:w="90"/>
-              <w:left w:type="dxa" w:w="130"/>
-              <w:bottom w:type="dxa" w:w="90"/>
-              <w:right w:type="dxa" w:w="130"/>
-            </w:tcMar>
-          </w:tcPr>
-          <w:p>
-            <w:pPr>
-              <w:jc w:val="left"/>
-            </w:pPr>
-            <w:r>
-              <w:rPr>
-                <w:rFonts w:ascii="Calibri" w:cs="Calibri" w:eastAsia="Calibri" w:hAnsi="Calibri"/>
-                <w:b w:val="false"/>
-                <w:bCs w:val="false"/>
-                <w:sz w:val="19"/>
-                <w:szCs w:val="19"/>
-              </w:rPr>
-              <w:t xml:space="preserve">88 cm²</w:t>
-            </w:r>
-          </w:p>
-        </w:tc>
-        <w:tc>
-          <w:tcPr>
-            <w:tcW w:type="pct" w:w="300"/>
+                <w:i w:val="false"/>
+                <w:iCs w:val="false"/>
+                <w:sz w:val="19"/>
+                <w:szCs w:val="19"/>
+              </w:rPr>
+              <w:t xml:space="preserve">PG150</w:t>
+            </w:r>
+          </w:p>
+        </w:tc>
+        <w:tc>
+          <w:tcPr>
+            <w:tcW w:type="pct" w:w="1700"/>
+            <w:tcBorders>
+              <w:top w:val="single" w:color="CBD5E1" w:sz="4"/>
+              <w:left w:val="single" w:color="CBD5E1" w:sz="4"/>
+              <w:bottom w:val="single" w:color="CBD5E1" w:sz="4"/>
+              <w:right w:val="single" w:color="CBD5E1" w:sz="4"/>
+            </w:tcBorders>
+            <w:tcMar>
+              <w:top w:type="dxa" w:w="90"/>
+              <w:left w:type="dxa" w:w="130"/>
+              <w:bottom w:type="dxa" w:w="90"/>
+              <w:right w:type="dxa" w:w="130"/>
+            </w:tcMar>
+          </w:tcPr>
+          <w:p>
+            <w:pPr>
+              <w:jc w:val="left"/>
+            </w:pPr>
+            <w:r>
+              <w:rPr>
+                <w:rFonts w:ascii="Calibri" w:cs="Calibri" w:eastAsia="Calibri" w:hAnsi="Calibri"/>
+                <w:b w:val="false"/>
+                <w:bCs w:val="false"/>
+                <w:i w:val="false"/>
+                <w:iCs w:val="false"/>
+                <w:sz w:val="19"/>
+                <w:szCs w:val="19"/>
+              </w:rPr>
+              <w:t xml:space="preserve">Planet terdekat dari Matahari dalam sistem tata surya kita adalah ...</w:t>
+            </w:r>
+          </w:p>
+        </w:tc>
+        <w:tc>
+          <w:tcPr>
+            <w:tcW w:type="pct" w:w="450"/>
+            <w:tcBorders>
+              <w:top w:val="single" w:color="CBD5E1" w:sz="4"/>
+              <w:left w:val="single" w:color="CBD5E1" w:sz="4"/>
+              <w:bottom w:val="single" w:color="CBD5E1" w:sz="4"/>
+              <w:right w:val="single" w:color="CBD5E1" w:sz="4"/>
+            </w:tcBorders>
+            <w:tcMar>
+              <w:top w:type="dxa" w:w="90"/>
+              <w:left w:type="dxa" w:w="130"/>
+              <w:bottom w:type="dxa" w:w="90"/>
+              <w:right w:type="dxa" w:w="130"/>
+            </w:tcMar>
+          </w:tcPr>
+          <w:p>
+            <w:pPr>
+              <w:jc w:val="left"/>
+            </w:pPr>
+            <w:r>
+              <w:rPr>
+                <w:rFonts w:ascii="Calibri" w:cs="Calibri" w:eastAsia="Calibri" w:hAnsi="Calibri"/>
+                <w:b w:val="false"/>
+                <w:bCs w:val="false"/>
+                <w:i w:val="false"/>
+                <w:iCs w:val="false"/>
+                <w:sz w:val="19"/>
+                <w:szCs w:val="19"/>
+              </w:rPr>
+              <w:t xml:space="preserve">Merkurius</w:t>
+            </w:r>
+          </w:p>
+        </w:tc>
+        <w:tc>
+          <w:tcPr>
+            <w:tcW w:type="pct" w:w="450"/>
+            <w:tcBorders>
+              <w:top w:val="single" w:color="CBD5E1" w:sz="4"/>
+              <w:left w:val="single" w:color="CBD5E1" w:sz="4"/>
+              <w:bottom w:val="single" w:color="CBD5E1" w:sz="4"/>
+              <w:right w:val="single" w:color="CBD5E1" w:sz="4"/>
+            </w:tcBorders>
+            <w:tcMar>
+              <w:top w:type="dxa" w:w="90"/>
+              <w:left w:type="dxa" w:w="130"/>
+              <w:bottom w:type="dxa" w:w="90"/>
+              <w:right w:type="dxa" w:w="130"/>
+            </w:tcMar>
+          </w:tcPr>
+          <w:p>
+            <w:pPr>
+              <w:jc w:val="left"/>
+            </w:pPr>
+            <w:r>
+              <w:rPr>
+                <w:rFonts w:ascii="Calibri" w:cs="Calibri" w:eastAsia="Calibri" w:hAnsi="Calibri"/>
+                <w:b w:val="false"/>
+                <w:bCs w:val="false"/>
+                <w:i w:val="false"/>
+                <w:iCs w:val="false"/>
+                <w:sz w:val="19"/>
+                <w:szCs w:val="19"/>
+              </w:rPr>
+              <w:t xml:space="preserve">Venus</w:t>
+            </w:r>
+          </w:p>
+        </w:tc>
+        <w:tc>
+          <w:tcPr>
+            <w:tcW w:type="pct" w:w="450"/>
+            <w:tcBorders>
+              <w:top w:val="single" w:color="CBD5E1" w:sz="4"/>
+              <w:left w:val="single" w:color="CBD5E1" w:sz="4"/>
+              <w:bottom w:val="single" w:color="CBD5E1" w:sz="4"/>
+              <w:right w:val="single" w:color="CBD5E1" w:sz="4"/>
+            </w:tcBorders>
+            <w:tcMar>
+              <w:top w:type="dxa" w:w="90"/>
+              <w:left w:type="dxa" w:w="130"/>
+              <w:bottom w:type="dxa" w:w="90"/>
+              <w:right w:type="dxa" w:w="130"/>
+            </w:tcMar>
+          </w:tcPr>
+          <w:p>
+            <w:pPr>
+              <w:jc w:val="left"/>
+            </w:pPr>
+            <w:r>
+              <w:rPr>
+                <w:rFonts w:ascii="Calibri" w:cs="Calibri" w:eastAsia="Calibri" w:hAnsi="Calibri"/>
+                <w:b w:val="false"/>
+                <w:bCs w:val="false"/>
+                <w:i w:val="false"/>
+                <w:iCs w:val="false"/>
+                <w:sz w:val="19"/>
+                <w:szCs w:val="19"/>
+              </w:rPr>
+              <w:t xml:space="preserve">Mars</w:t>
+            </w:r>
+          </w:p>
+        </w:tc>
+        <w:tc>
+          <w:tcPr>
+            <w:tcW w:type="pct" w:w="450"/>
+            <w:tcBorders>
+              <w:top w:val="single" w:color="CBD5E1" w:sz="4"/>
+              <w:left w:val="single" w:color="CBD5E1" w:sz="4"/>
+              <w:bottom w:val="single" w:color="CBD5E1" w:sz="4"/>
+              <w:right w:val="single" w:color="CBD5E1" w:sz="4"/>
+            </w:tcBorders>
+            <w:tcMar>
+              <w:top w:type="dxa" w:w="90"/>
+              <w:left w:type="dxa" w:w="130"/>
+              <w:bottom w:type="dxa" w:w="90"/>
+              <w:right w:type="dxa" w:w="130"/>
+            </w:tcMar>
+          </w:tcPr>
+          <w:p>
+            <w:pPr>
+              <w:jc w:val="left"/>
+            </w:pPr>
+            <w:r>
+              <w:rPr>
+                <w:rFonts w:ascii="Calibri" w:cs="Calibri" w:eastAsia="Calibri" w:hAnsi="Calibri"/>
+                <w:b w:val="false"/>
+                <w:bCs w:val="false"/>
+                <w:i w:val="false"/>
+                <w:iCs w:val="false"/>
+                <w:sz w:val="19"/>
+                <w:szCs w:val="19"/>
+              </w:rPr>
+              <w:t xml:space="preserve">Bumi</w:t>
+            </w:r>
+          </w:p>
+        </w:tc>
+        <w:tc>
+          <w:tcPr>
+            <w:tcW w:type="pct" w:w="250"/>
             <w:tcBorders>
               <w:top w:val="single" w:color="CBD5E1" w:sz="4"/>
               <w:left w:val="single" w:color="CBD5E1" w:sz="4"/>
@@ -2474,6 +2859,8 @@
                 <w:rFonts w:ascii="Calibri" w:cs="Calibri" w:eastAsia="Calibri" w:hAnsi="Calibri"/>
                 <w:b/>
                 <w:bCs/>
+                <w:i w:val="false"/>
+                <w:iCs w:val="false"/>
                 <w:sz w:val="19"/>
                 <w:szCs w:val="19"/>
               </w:rPr>
@@ -2506,6 +2893,8 @@
                 <w:rFonts w:ascii="Calibri" w:cs="Calibri" w:eastAsia="Calibri" w:hAnsi="Calibri"/>
                 <w:b w:val="false"/>
                 <w:bCs w:val="false"/>
+                <w:i/>
+                <w:iCs/>
                 <w:sz w:val="19"/>
                 <w:szCs w:val="19"/>
               </w:rPr>
@@ -2540,6 +2929,8 @@
                 <w:rFonts w:ascii="Calibri" w:cs="Calibri" w:eastAsia="Calibri" w:hAnsi="Calibri"/>
                 <w:b w:val="false"/>
                 <w:bCs w:val="false"/>
+                <w:i w:val="false"/>
+                <w:iCs w:val="false"/>
                 <w:sz w:val="19"/>
                 <w:szCs w:val="19"/>
               </w:rPr>
@@ -2549,7 +2940,7 @@
         </w:tc>
         <w:tc>
           <w:tcPr>
-            <w:tcW w:type="pct" w:w="600"/>
+            <w:tcW w:type="pct" w:w="550"/>
             <w:tcBorders>
               <w:top w:val="single" w:color="CBD5E1" w:sz="4"/>
               <w:left w:val="single" w:color="CBD5E1" w:sz="4"/>
@@ -2572,176 +2963,188 @@
                 <w:rFonts w:ascii="Calibri" w:cs="Calibri" w:eastAsia="Calibri" w:hAnsi="Calibri"/>
                 <w:b/>
                 <w:bCs/>
-                <w:sz w:val="19"/>
-                <w:szCs w:val="19"/>
-              </w:rPr>
-              <w:t xml:space="preserve">ES</w:t>
-            </w:r>
-          </w:p>
-        </w:tc>
-        <w:tc>
-          <w:tcPr>
-            <w:tcW w:type="pct" w:w="1650"/>
-            <w:tcBorders>
-              <w:top w:val="single" w:color="CBD5E1" w:sz="4"/>
-              <w:left w:val="single" w:color="CBD5E1" w:sz="4"/>
-              <w:bottom w:val="single" w:color="CBD5E1" w:sz="4"/>
-              <w:right w:val="single" w:color="CBD5E1" w:sz="4"/>
-            </w:tcBorders>
-            <w:tcMar>
-              <w:top w:type="dxa" w:w="90"/>
-              <w:left w:type="dxa" w:w="130"/>
-              <w:bottom w:type="dxa" w:w="90"/>
-              <w:right w:type="dxa" w:w="130"/>
-            </w:tcMar>
-          </w:tcPr>
-          <w:p>
-            <w:pPr>
-              <w:jc w:val="left"/>
-            </w:pPr>
-            <w:r>
-              <w:rPr>
-                <w:rFonts w:ascii="Calibri" w:cs="Calibri" w:eastAsia="Calibri" w:hAnsi="Calibri"/>
-                <w:b w:val="false"/>
-                <w:bCs w:val="false"/>
-                <w:sz w:val="19"/>
-                <w:szCs w:val="19"/>
-              </w:rPr>
-              <w:t xml:space="preserve">Sebutkan bunyi sila ke-4 dalam rumusan dasar negara Pancasila!</w:t>
-            </w:r>
-          </w:p>
-        </w:tc>
-        <w:tc>
-          <w:tcPr>
-            <w:tcW w:type="pct" w:w="450"/>
-            <w:tcBorders>
-              <w:top w:val="single" w:color="CBD5E1" w:sz="4"/>
-              <w:left w:val="single" w:color="CBD5E1" w:sz="4"/>
-              <w:bottom w:val="single" w:color="CBD5E1" w:sz="4"/>
-              <w:right w:val="single" w:color="CBD5E1" w:sz="4"/>
-            </w:tcBorders>
-            <w:tcMar>
-              <w:top w:type="dxa" w:w="90"/>
-              <w:left w:type="dxa" w:w="130"/>
-              <w:bottom w:type="dxa" w:w="90"/>
-              <w:right w:type="dxa" w:w="130"/>
-            </w:tcMar>
-          </w:tcPr>
-          <w:p>
-            <w:pPr>
-              <w:jc w:val="left"/>
-            </w:pPr>
-            <w:r>
-              <w:rPr>
-                <w:rFonts w:ascii="Calibri" w:cs="Calibri" w:eastAsia="Calibri" w:hAnsi="Calibri"/>
-                <w:b w:val="false"/>
-                <w:bCs w:val="false"/>
-                <w:sz w:val="19"/>
-                <w:szCs w:val="19"/>
-              </w:rPr>
-              <w:t xml:space="preserve">-</w:t>
-            </w:r>
-          </w:p>
-        </w:tc>
-        <w:tc>
-          <w:tcPr>
-            <w:tcW w:type="pct" w:w="450"/>
-            <w:tcBorders>
-              <w:top w:val="single" w:color="CBD5E1" w:sz="4"/>
-              <w:left w:val="single" w:color="CBD5E1" w:sz="4"/>
-              <w:bottom w:val="single" w:color="CBD5E1" w:sz="4"/>
-              <w:right w:val="single" w:color="CBD5E1" w:sz="4"/>
-            </w:tcBorders>
-            <w:tcMar>
-              <w:top w:type="dxa" w:w="90"/>
-              <w:left w:type="dxa" w:w="130"/>
-              <w:bottom w:type="dxa" w:w="90"/>
-              <w:right w:type="dxa" w:w="130"/>
-            </w:tcMar>
-          </w:tcPr>
-          <w:p>
-            <w:pPr>
-              <w:jc w:val="left"/>
-            </w:pPr>
-            <w:r>
-              <w:rPr>
-                <w:rFonts w:ascii="Calibri" w:cs="Calibri" w:eastAsia="Calibri" w:hAnsi="Calibri"/>
-                <w:b w:val="false"/>
-                <w:bCs w:val="false"/>
-                <w:sz w:val="19"/>
-                <w:szCs w:val="19"/>
-              </w:rPr>
-              <w:t xml:space="preserve">-</w:t>
-            </w:r>
-          </w:p>
-        </w:tc>
-        <w:tc>
-          <w:tcPr>
-            <w:tcW w:type="pct" w:w="450"/>
-            <w:tcBorders>
-              <w:top w:val="single" w:color="CBD5E1" w:sz="4"/>
-              <w:left w:val="single" w:color="CBD5E1" w:sz="4"/>
-              <w:bottom w:val="single" w:color="CBD5E1" w:sz="4"/>
-              <w:right w:val="single" w:color="CBD5E1" w:sz="4"/>
-            </w:tcBorders>
-            <w:tcMar>
-              <w:top w:type="dxa" w:w="90"/>
-              <w:left w:type="dxa" w:w="130"/>
-              <w:bottom w:type="dxa" w:w="90"/>
-              <w:right w:type="dxa" w:w="130"/>
-            </w:tcMar>
-          </w:tcPr>
-          <w:p>
-            <w:pPr>
-              <w:jc w:val="left"/>
-            </w:pPr>
-            <w:r>
-              <w:rPr>
-                <w:rFonts w:ascii="Calibri" w:cs="Calibri" w:eastAsia="Calibri" w:hAnsi="Calibri"/>
-                <w:b w:val="false"/>
-                <w:bCs w:val="false"/>
-                <w:sz w:val="19"/>
-                <w:szCs w:val="19"/>
-              </w:rPr>
-              <w:t xml:space="preserve">-</w:t>
-            </w:r>
-          </w:p>
-        </w:tc>
-        <w:tc>
-          <w:tcPr>
-            <w:tcW w:type="pct" w:w="450"/>
-            <w:tcBorders>
-              <w:top w:val="single" w:color="CBD5E1" w:sz="4"/>
-              <w:left w:val="single" w:color="CBD5E1" w:sz="4"/>
-              <w:bottom w:val="single" w:color="CBD5E1" w:sz="4"/>
-              <w:right w:val="single" w:color="CBD5E1" w:sz="4"/>
-            </w:tcBorders>
-            <w:tcMar>
-              <w:top w:type="dxa" w:w="90"/>
-              <w:left w:type="dxa" w:w="130"/>
-              <w:bottom w:type="dxa" w:w="90"/>
-              <w:right w:type="dxa" w:w="130"/>
-            </w:tcMar>
-          </w:tcPr>
-          <w:p>
-            <w:pPr>
-              <w:jc w:val="left"/>
-            </w:pPr>
-            <w:r>
-              <w:rPr>
-                <w:rFonts w:ascii="Calibri" w:cs="Calibri" w:eastAsia="Calibri" w:hAnsi="Calibri"/>
-                <w:b w:val="false"/>
-                <w:bCs w:val="false"/>
-                <w:sz w:val="19"/>
-                <w:szCs w:val="19"/>
-              </w:rPr>
-              <w:t xml:space="preserve">-</w:t>
-            </w:r>
-          </w:p>
-        </w:tc>
-        <w:tc>
-          <w:tcPr>
-            <w:tcW w:type="pct" w:w="300"/>
+                <w:i w:val="false"/>
+                <w:iCs w:val="false"/>
+                <w:sz w:val="19"/>
+                <w:szCs w:val="19"/>
+              </w:rPr>
+              <w:t xml:space="preserve">PG150</w:t>
+            </w:r>
+          </w:p>
+        </w:tc>
+        <w:tc>
+          <w:tcPr>
+            <w:tcW w:type="pct" w:w="1700"/>
+            <w:tcBorders>
+              <w:top w:val="single" w:color="CBD5E1" w:sz="4"/>
+              <w:left w:val="single" w:color="CBD5E1" w:sz="4"/>
+              <w:bottom w:val="single" w:color="CBD5E1" w:sz="4"/>
+              <w:right w:val="single" w:color="CBD5E1" w:sz="4"/>
+            </w:tcBorders>
+            <w:tcMar>
+              <w:top w:type="dxa" w:w="90"/>
+              <w:left w:type="dxa" w:w="130"/>
+              <w:bottom w:type="dxa" w:w="90"/>
+              <w:right w:type="dxa" w:w="130"/>
+            </w:tcMar>
+          </w:tcPr>
+          <w:p>
+            <w:pPr>
+              <w:jc w:val="left"/>
+            </w:pPr>
+            <w:r>
+              <w:rPr>
+                <w:rFonts w:ascii="Calibri" w:cs="Calibri" w:eastAsia="Calibri" w:hAnsi="Calibri"/>
+                <w:b w:val="false"/>
+                <w:bCs w:val="false"/>
+                <w:i w:val="false"/>
+                <w:iCs w:val="false"/>
+                <w:sz w:val="19"/>
+                <w:szCs w:val="19"/>
+              </w:rPr>
+              <w:t xml:space="preserve">Tokoh proklamator yang menandatangani naskah teks Proklamasi Kemerdekaan RI adalah ...</w:t>
+            </w:r>
+          </w:p>
+        </w:tc>
+        <w:tc>
+          <w:tcPr>
+            <w:tcW w:type="pct" w:w="450"/>
+            <w:tcBorders>
+              <w:top w:val="single" w:color="CBD5E1" w:sz="4"/>
+              <w:left w:val="single" w:color="CBD5E1" w:sz="4"/>
+              <w:bottom w:val="single" w:color="CBD5E1" w:sz="4"/>
+              <w:right w:val="single" w:color="CBD5E1" w:sz="4"/>
+            </w:tcBorders>
+            <w:tcMar>
+              <w:top w:type="dxa" w:w="90"/>
+              <w:left w:type="dxa" w:w="130"/>
+              <w:bottom w:type="dxa" w:w="90"/>
+              <w:right w:type="dxa" w:w="130"/>
+            </w:tcMar>
+          </w:tcPr>
+          <w:p>
+            <w:pPr>
+              <w:jc w:val="left"/>
+            </w:pPr>
+            <w:r>
+              <w:rPr>
+                <w:rFonts w:ascii="Calibri" w:cs="Calibri" w:eastAsia="Calibri" w:hAnsi="Calibri"/>
+                <w:b w:val="false"/>
+                <w:bCs w:val="false"/>
+                <w:i w:val="false"/>
+                <w:iCs w:val="false"/>
+                <w:sz w:val="19"/>
+                <w:szCs w:val="19"/>
+              </w:rPr>
+              <w:t xml:space="preserve">Soekarno dan Hatta</w:t>
+            </w:r>
+          </w:p>
+        </w:tc>
+        <w:tc>
+          <w:tcPr>
+            <w:tcW w:type="pct" w:w="450"/>
+            <w:tcBorders>
+              <w:top w:val="single" w:color="CBD5E1" w:sz="4"/>
+              <w:left w:val="single" w:color="CBD5E1" w:sz="4"/>
+              <w:bottom w:val="single" w:color="CBD5E1" w:sz="4"/>
+              <w:right w:val="single" w:color="CBD5E1" w:sz="4"/>
+            </w:tcBorders>
+            <w:tcMar>
+              <w:top w:type="dxa" w:w="90"/>
+              <w:left w:type="dxa" w:w="130"/>
+              <w:bottom w:type="dxa" w:w="90"/>
+              <w:right w:type="dxa" w:w="130"/>
+            </w:tcMar>
+          </w:tcPr>
+          <w:p>
+            <w:pPr>
+              <w:jc w:val="left"/>
+            </w:pPr>
+            <w:r>
+              <w:rPr>
+                <w:rFonts w:ascii="Calibri" w:cs="Calibri" w:eastAsia="Calibri" w:hAnsi="Calibri"/>
+                <w:b w:val="false"/>
+                <w:bCs w:val="false"/>
+                <w:i w:val="false"/>
+                <w:iCs w:val="false"/>
+                <w:sz w:val="19"/>
+                <w:szCs w:val="19"/>
+              </w:rPr>
+              <w:t xml:space="preserve">Soepomo dan Yamin</w:t>
+            </w:r>
+          </w:p>
+        </w:tc>
+        <w:tc>
+          <w:tcPr>
+            <w:tcW w:type="pct" w:w="450"/>
+            <w:tcBorders>
+              <w:top w:val="single" w:color="CBD5E1" w:sz="4"/>
+              <w:left w:val="single" w:color="CBD5E1" w:sz="4"/>
+              <w:bottom w:val="single" w:color="CBD5E1" w:sz="4"/>
+              <w:right w:val="single" w:color="CBD5E1" w:sz="4"/>
+            </w:tcBorders>
+            <w:tcMar>
+              <w:top w:type="dxa" w:w="90"/>
+              <w:left w:type="dxa" w:w="130"/>
+              <w:bottom w:type="dxa" w:w="90"/>
+              <w:right w:type="dxa" w:w="130"/>
+            </w:tcMar>
+          </w:tcPr>
+          <w:p>
+            <w:pPr>
+              <w:jc w:val="left"/>
+            </w:pPr>
+            <w:r>
+              <w:rPr>
+                <w:rFonts w:ascii="Calibri" w:cs="Calibri" w:eastAsia="Calibri" w:hAnsi="Calibri"/>
+                <w:b w:val="false"/>
+                <w:bCs w:val="false"/>
+                <w:i w:val="false"/>
+                <w:iCs w:val="false"/>
+                <w:sz w:val="19"/>
+                <w:szCs w:val="19"/>
+              </w:rPr>
+              <w:t xml:space="preserve">Sutan Sjahrir</w:t>
+            </w:r>
+          </w:p>
+        </w:tc>
+        <w:tc>
+          <w:tcPr>
+            <w:tcW w:type="pct" w:w="450"/>
+            <w:tcBorders>
+              <w:top w:val="single" w:color="CBD5E1" w:sz="4"/>
+              <w:left w:val="single" w:color="CBD5E1" w:sz="4"/>
+              <w:bottom w:val="single" w:color="CBD5E1" w:sz="4"/>
+              <w:right w:val="single" w:color="CBD5E1" w:sz="4"/>
+            </w:tcBorders>
+            <w:tcMar>
+              <w:top w:type="dxa" w:w="90"/>
+              <w:left w:type="dxa" w:w="130"/>
+              <w:bottom w:type="dxa" w:w="90"/>
+              <w:right w:type="dxa" w:w="130"/>
+            </w:tcMar>
+          </w:tcPr>
+          <w:p>
+            <w:pPr>
+              <w:jc w:val="left"/>
+            </w:pPr>
+            <w:r>
+              <w:rPr>
+                <w:rFonts w:ascii="Calibri" w:cs="Calibri" w:eastAsia="Calibri" w:hAnsi="Calibri"/>
+                <w:b w:val="false"/>
+                <w:bCs w:val="false"/>
+                <w:i w:val="false"/>
+                <w:iCs w:val="false"/>
+                <w:sz w:val="19"/>
+                <w:szCs w:val="19"/>
+              </w:rPr>
+              <w:t xml:space="preserve">Ahmad Soebardjo</w:t>
+            </w:r>
+          </w:p>
+        </w:tc>
+        <w:tc>
+          <w:tcPr>
+            <w:tcW w:type="pct" w:w="250"/>
             <w:tcBorders>
               <w:top w:val="single" w:color="CBD5E1" w:sz="4"/>
               <w:left w:val="single" w:color="CBD5E1" w:sz="4"/>
@@ -2764,10 +3167,12 @@
                 <w:rFonts w:ascii="Calibri" w:cs="Calibri" w:eastAsia="Calibri" w:hAnsi="Calibri"/>
                 <w:b/>
                 <w:bCs/>
-                <w:sz w:val="19"/>
-                <w:szCs w:val="19"/>
-              </w:rPr>
-              <w:t xml:space="preserve">-</w:t>
+                <w:i w:val="false"/>
+                <w:iCs w:val="false"/>
+                <w:sz w:val="19"/>
+                <w:szCs w:val="19"/>
+              </w:rPr>
+              <w:t xml:space="preserve">A</w:t>
             </w:r>
           </w:p>
         </w:tc>
@@ -2796,10 +3201,12 @@
                 <w:rFonts w:ascii="Calibri" w:cs="Calibri" w:eastAsia="Calibri" w:hAnsi="Calibri"/>
                 <w:b w:val="false"/>
                 <w:bCs w:val="false"/>
-                <w:sz w:val="19"/>
-                <w:szCs w:val="19"/>
-              </w:rPr>
-              <w:t xml:space="preserve">Kerakyatan yang dipimpin oleh hikmat kebijaksanaan dalam permusyawaratan/perwakilan.</w:t>
+                <w:i/>
+                <w:iCs/>
+                <w:sz w:val="19"/>
+                <w:szCs w:val="19"/>
+              </w:rPr>
+              <w:t xml:space="preserve"/>
             </w:r>
           </w:p>
         </w:tc>
@@ -2830,6 +3237,8 @@
                 <w:rFonts w:ascii="Calibri" w:cs="Calibri" w:eastAsia="Calibri" w:hAnsi="Calibri"/>
                 <w:b w:val="false"/>
                 <w:bCs w:val="false"/>
+                <w:i w:val="false"/>
+                <w:iCs w:val="false"/>
                 <w:sz w:val="19"/>
                 <w:szCs w:val="19"/>
               </w:rPr>
@@ -2839,7 +3248,7 @@
         </w:tc>
         <w:tc>
           <w:tcPr>
-            <w:tcW w:type="pct" w:w="600"/>
+            <w:tcW w:type="pct" w:w="550"/>
             <w:tcBorders>
               <w:top w:val="single" w:color="CBD5E1" w:sz="4"/>
               <w:left w:val="single" w:color="CBD5E1" w:sz="4"/>
@@ -2862,176 +3271,188 @@
                 <w:rFonts w:ascii="Calibri" w:cs="Calibri" w:eastAsia="Calibri" w:hAnsi="Calibri"/>
                 <w:b/>
                 <w:bCs/>
-                <w:sz w:val="19"/>
-                <w:szCs w:val="19"/>
-              </w:rPr>
-              <w:t xml:space="preserve">ES</w:t>
-            </w:r>
-          </w:p>
-        </w:tc>
-        <w:tc>
-          <w:tcPr>
-            <w:tcW w:type="pct" w:w="1650"/>
-            <w:tcBorders>
-              <w:top w:val="single" w:color="CBD5E1" w:sz="4"/>
-              <w:left w:val="single" w:color="CBD5E1" w:sz="4"/>
-              <w:bottom w:val="single" w:color="CBD5E1" w:sz="4"/>
-              <w:right w:val="single" w:color="CBD5E1" w:sz="4"/>
-            </w:tcBorders>
-            <w:tcMar>
-              <w:top w:type="dxa" w:w="90"/>
-              <w:left w:type="dxa" w:w="130"/>
-              <w:bottom w:type="dxa" w:w="90"/>
-              <w:right w:type="dxa" w:w="130"/>
-            </w:tcMar>
-          </w:tcPr>
-          <w:p>
-            <w:pPr>
-              <w:jc w:val="left"/>
-            </w:pPr>
-            <w:r>
-              <w:rPr>
-                <w:rFonts w:ascii="Calibri" w:cs="Calibri" w:eastAsia="Calibri" w:hAnsi="Calibri"/>
-                <w:b w:val="false"/>
-                <w:bCs w:val="false"/>
-                <w:sz w:val="19"/>
-                <w:szCs w:val="19"/>
-              </w:rPr>
-              <w:t xml:space="preserve">Sebutkan bahan dan hasil akhir dari proses fotosintesis tumbuhan!</w:t>
-            </w:r>
-          </w:p>
-        </w:tc>
-        <w:tc>
-          <w:tcPr>
-            <w:tcW w:type="pct" w:w="450"/>
-            <w:tcBorders>
-              <w:top w:val="single" w:color="CBD5E1" w:sz="4"/>
-              <w:left w:val="single" w:color="CBD5E1" w:sz="4"/>
-              <w:bottom w:val="single" w:color="CBD5E1" w:sz="4"/>
-              <w:right w:val="single" w:color="CBD5E1" w:sz="4"/>
-            </w:tcBorders>
-            <w:tcMar>
-              <w:top w:type="dxa" w:w="90"/>
-              <w:left w:type="dxa" w:w="130"/>
-              <w:bottom w:type="dxa" w:w="90"/>
-              <w:right w:type="dxa" w:w="130"/>
-            </w:tcMar>
-          </w:tcPr>
-          <w:p>
-            <w:pPr>
-              <w:jc w:val="left"/>
-            </w:pPr>
-            <w:r>
-              <w:rPr>
-                <w:rFonts w:ascii="Calibri" w:cs="Calibri" w:eastAsia="Calibri" w:hAnsi="Calibri"/>
-                <w:b w:val="false"/>
-                <w:bCs w:val="false"/>
-                <w:sz w:val="19"/>
-                <w:szCs w:val="19"/>
-              </w:rPr>
-              <w:t xml:space="preserve">-</w:t>
-            </w:r>
-          </w:p>
-        </w:tc>
-        <w:tc>
-          <w:tcPr>
-            <w:tcW w:type="pct" w:w="450"/>
-            <w:tcBorders>
-              <w:top w:val="single" w:color="CBD5E1" w:sz="4"/>
-              <w:left w:val="single" w:color="CBD5E1" w:sz="4"/>
-              <w:bottom w:val="single" w:color="CBD5E1" w:sz="4"/>
-              <w:right w:val="single" w:color="CBD5E1" w:sz="4"/>
-            </w:tcBorders>
-            <w:tcMar>
-              <w:top w:type="dxa" w:w="90"/>
-              <w:left w:type="dxa" w:w="130"/>
-              <w:bottom w:type="dxa" w:w="90"/>
-              <w:right w:type="dxa" w:w="130"/>
-            </w:tcMar>
-          </w:tcPr>
-          <w:p>
-            <w:pPr>
-              <w:jc w:val="left"/>
-            </w:pPr>
-            <w:r>
-              <w:rPr>
-                <w:rFonts w:ascii="Calibri" w:cs="Calibri" w:eastAsia="Calibri" w:hAnsi="Calibri"/>
-                <w:b w:val="false"/>
-                <w:bCs w:val="false"/>
-                <w:sz w:val="19"/>
-                <w:szCs w:val="19"/>
-              </w:rPr>
-              <w:t xml:space="preserve">-</w:t>
-            </w:r>
-          </w:p>
-        </w:tc>
-        <w:tc>
-          <w:tcPr>
-            <w:tcW w:type="pct" w:w="450"/>
-            <w:tcBorders>
-              <w:top w:val="single" w:color="CBD5E1" w:sz="4"/>
-              <w:left w:val="single" w:color="CBD5E1" w:sz="4"/>
-              <w:bottom w:val="single" w:color="CBD5E1" w:sz="4"/>
-              <w:right w:val="single" w:color="CBD5E1" w:sz="4"/>
-            </w:tcBorders>
-            <w:tcMar>
-              <w:top w:type="dxa" w:w="90"/>
-              <w:left w:type="dxa" w:w="130"/>
-              <w:bottom w:type="dxa" w:w="90"/>
-              <w:right w:type="dxa" w:w="130"/>
-            </w:tcMar>
-          </w:tcPr>
-          <w:p>
-            <w:pPr>
-              <w:jc w:val="left"/>
-            </w:pPr>
-            <w:r>
-              <w:rPr>
-                <w:rFonts w:ascii="Calibri" w:cs="Calibri" w:eastAsia="Calibri" w:hAnsi="Calibri"/>
-                <w:b w:val="false"/>
-                <w:bCs w:val="false"/>
-                <w:sz w:val="19"/>
-                <w:szCs w:val="19"/>
-              </w:rPr>
-              <w:t xml:space="preserve">-</w:t>
-            </w:r>
-          </w:p>
-        </w:tc>
-        <w:tc>
-          <w:tcPr>
-            <w:tcW w:type="pct" w:w="450"/>
-            <w:tcBorders>
-              <w:top w:val="single" w:color="CBD5E1" w:sz="4"/>
-              <w:left w:val="single" w:color="CBD5E1" w:sz="4"/>
-              <w:bottom w:val="single" w:color="CBD5E1" w:sz="4"/>
-              <w:right w:val="single" w:color="CBD5E1" w:sz="4"/>
-            </w:tcBorders>
-            <w:tcMar>
-              <w:top w:type="dxa" w:w="90"/>
-              <w:left w:type="dxa" w:w="130"/>
-              <w:bottom w:type="dxa" w:w="90"/>
-              <w:right w:type="dxa" w:w="130"/>
-            </w:tcMar>
-          </w:tcPr>
-          <w:p>
-            <w:pPr>
-              <w:jc w:val="left"/>
-            </w:pPr>
-            <w:r>
-              <w:rPr>
-                <w:rFonts w:ascii="Calibri" w:cs="Calibri" w:eastAsia="Calibri" w:hAnsi="Calibri"/>
-                <w:b w:val="false"/>
-                <w:bCs w:val="false"/>
-                <w:sz w:val="19"/>
-                <w:szCs w:val="19"/>
-              </w:rPr>
-              <w:t xml:space="preserve">-</w:t>
-            </w:r>
-          </w:p>
-        </w:tc>
-        <w:tc>
-          <w:tcPr>
-            <w:tcW w:type="pct" w:w="300"/>
+                <w:i w:val="false"/>
+                <w:iCs w:val="false"/>
+                <w:sz w:val="19"/>
+                <w:szCs w:val="19"/>
+              </w:rPr>
+              <w:t xml:space="preserve">PG200</w:t>
+            </w:r>
+          </w:p>
+        </w:tc>
+        <w:tc>
+          <w:tcPr>
+            <w:tcW w:type="pct" w:w="1700"/>
+            <w:tcBorders>
+              <w:top w:val="single" w:color="CBD5E1" w:sz="4"/>
+              <w:left w:val="single" w:color="CBD5E1" w:sz="4"/>
+              <w:bottom w:val="single" w:color="CBD5E1" w:sz="4"/>
+              <w:right w:val="single" w:color="CBD5E1" w:sz="4"/>
+            </w:tcBorders>
+            <w:tcMar>
+              <w:top w:type="dxa" w:w="90"/>
+              <w:left w:type="dxa" w:w="130"/>
+              <w:bottom w:type="dxa" w:w="90"/>
+              <w:right w:type="dxa" w:w="130"/>
+            </w:tcMar>
+          </w:tcPr>
+          <w:p>
+            <w:pPr>
+              <w:jc w:val="left"/>
+            </w:pPr>
+            <w:r>
+              <w:rPr>
+                <w:rFonts w:ascii="Calibri" w:cs="Calibri" w:eastAsia="Calibri" w:hAnsi="Calibri"/>
+                <w:b w:val="false"/>
+                <w:bCs w:val="false"/>
+                <w:i w:val="false"/>
+                <w:iCs w:val="false"/>
+                <w:sz w:val="19"/>
+                <w:szCs w:val="19"/>
+              </w:rPr>
+              <w:t xml:space="preserve">Sebuah tabung memiliki jari-jari $r = 7\text{ cm}$ dan tinggi $t = 10\text{ cm}$. Berapakah volumenya? ($\pi = \frac{22}{7}$)</w:t>
+            </w:r>
+          </w:p>
+        </w:tc>
+        <w:tc>
+          <w:tcPr>
+            <w:tcW w:type="pct" w:w="450"/>
+            <w:tcBorders>
+              <w:top w:val="single" w:color="CBD5E1" w:sz="4"/>
+              <w:left w:val="single" w:color="CBD5E1" w:sz="4"/>
+              <w:bottom w:val="single" w:color="CBD5E1" w:sz="4"/>
+              <w:right w:val="single" w:color="CBD5E1" w:sz="4"/>
+            </w:tcBorders>
+            <w:tcMar>
+              <w:top w:type="dxa" w:w="90"/>
+              <w:left w:type="dxa" w:w="130"/>
+              <w:bottom w:type="dxa" w:w="90"/>
+              <w:right w:type="dxa" w:w="130"/>
+            </w:tcMar>
+          </w:tcPr>
+          <w:p>
+            <w:pPr>
+              <w:jc w:val="left"/>
+            </w:pPr>
+            <w:r>
+              <w:rPr>
+                <w:rFonts w:ascii="Calibri" w:cs="Calibri" w:eastAsia="Calibri" w:hAnsi="Calibri"/>
+                <w:b w:val="false"/>
+                <w:bCs w:val="false"/>
+                <w:i w:val="false"/>
+                <w:iCs w:val="false"/>
+                <w:sz w:val="19"/>
+                <w:szCs w:val="19"/>
+              </w:rPr>
+              <w:t xml:space="preserve">1.540 cm³</w:t>
+            </w:r>
+          </w:p>
+        </w:tc>
+        <w:tc>
+          <w:tcPr>
+            <w:tcW w:type="pct" w:w="450"/>
+            <w:tcBorders>
+              <w:top w:val="single" w:color="CBD5E1" w:sz="4"/>
+              <w:left w:val="single" w:color="CBD5E1" w:sz="4"/>
+              <w:bottom w:val="single" w:color="CBD5E1" w:sz="4"/>
+              <w:right w:val="single" w:color="CBD5E1" w:sz="4"/>
+            </w:tcBorders>
+            <w:tcMar>
+              <w:top w:type="dxa" w:w="90"/>
+              <w:left w:type="dxa" w:w="130"/>
+              <w:bottom w:type="dxa" w:w="90"/>
+              <w:right w:type="dxa" w:w="130"/>
+            </w:tcMar>
+          </w:tcPr>
+          <w:p>
+            <w:pPr>
+              <w:jc w:val="left"/>
+            </w:pPr>
+            <w:r>
+              <w:rPr>
+                <w:rFonts w:ascii="Calibri" w:cs="Calibri" w:eastAsia="Calibri" w:hAnsi="Calibri"/>
+                <w:b w:val="false"/>
+                <w:bCs w:val="false"/>
+                <w:i w:val="false"/>
+                <w:iCs w:val="false"/>
+                <w:sz w:val="19"/>
+                <w:szCs w:val="19"/>
+              </w:rPr>
+              <w:t xml:space="preserve">770 cm³</w:t>
+            </w:r>
+          </w:p>
+        </w:tc>
+        <w:tc>
+          <w:tcPr>
+            <w:tcW w:type="pct" w:w="450"/>
+            <w:tcBorders>
+              <w:top w:val="single" w:color="CBD5E1" w:sz="4"/>
+              <w:left w:val="single" w:color="CBD5E1" w:sz="4"/>
+              <w:bottom w:val="single" w:color="CBD5E1" w:sz="4"/>
+              <w:right w:val="single" w:color="CBD5E1" w:sz="4"/>
+            </w:tcBorders>
+            <w:tcMar>
+              <w:top w:type="dxa" w:w="90"/>
+              <w:left w:type="dxa" w:w="130"/>
+              <w:bottom w:type="dxa" w:w="90"/>
+              <w:right w:type="dxa" w:w="130"/>
+            </w:tcMar>
+          </w:tcPr>
+          <w:p>
+            <w:pPr>
+              <w:jc w:val="left"/>
+            </w:pPr>
+            <w:r>
+              <w:rPr>
+                <w:rFonts w:ascii="Calibri" w:cs="Calibri" w:eastAsia="Calibri" w:hAnsi="Calibri"/>
+                <w:b w:val="false"/>
+                <w:bCs w:val="false"/>
+                <w:i w:val="false"/>
+                <w:iCs w:val="false"/>
+                <w:sz w:val="19"/>
+                <w:szCs w:val="19"/>
+              </w:rPr>
+              <w:t xml:space="preserve">3.080 cm³</w:t>
+            </w:r>
+          </w:p>
+        </w:tc>
+        <w:tc>
+          <w:tcPr>
+            <w:tcW w:type="pct" w:w="450"/>
+            <w:tcBorders>
+              <w:top w:val="single" w:color="CBD5E1" w:sz="4"/>
+              <w:left w:val="single" w:color="CBD5E1" w:sz="4"/>
+              <w:bottom w:val="single" w:color="CBD5E1" w:sz="4"/>
+              <w:right w:val="single" w:color="CBD5E1" w:sz="4"/>
+            </w:tcBorders>
+            <w:tcMar>
+              <w:top w:type="dxa" w:w="90"/>
+              <w:left w:type="dxa" w:w="130"/>
+              <w:bottom w:type="dxa" w:w="90"/>
+              <w:right w:type="dxa" w:w="130"/>
+            </w:tcMar>
+          </w:tcPr>
+          <w:p>
+            <w:pPr>
+              <w:jc w:val="left"/>
+            </w:pPr>
+            <w:r>
+              <w:rPr>
+                <w:rFonts w:ascii="Calibri" w:cs="Calibri" w:eastAsia="Calibri" w:hAnsi="Calibri"/>
+                <w:b w:val="false"/>
+                <w:bCs w:val="false"/>
+                <w:i w:val="false"/>
+                <w:iCs w:val="false"/>
+                <w:sz w:val="19"/>
+                <w:szCs w:val="19"/>
+              </w:rPr>
+              <w:t xml:space="preserve">154 cm³</w:t>
+            </w:r>
+          </w:p>
+        </w:tc>
+        <w:tc>
+          <w:tcPr>
+            <w:tcW w:type="pct" w:w="250"/>
             <w:tcBorders>
               <w:top w:val="single" w:color="CBD5E1" w:sz="4"/>
               <w:left w:val="single" w:color="CBD5E1" w:sz="4"/>
@@ -3054,10 +3475,12 @@
                 <w:rFonts w:ascii="Calibri" w:cs="Calibri" w:eastAsia="Calibri" w:hAnsi="Calibri"/>
                 <w:b/>
                 <w:bCs/>
-                <w:sz w:val="19"/>
-                <w:szCs w:val="19"/>
-              </w:rPr>
-              <w:t xml:space="preserve">-</w:t>
+                <w:i w:val="false"/>
+                <w:iCs w:val="false"/>
+                <w:sz w:val="19"/>
+                <w:szCs w:val="19"/>
+              </w:rPr>
+              <w:t xml:space="preserve">A</w:t>
             </w:r>
           </w:p>
         </w:tc>
@@ -3086,10 +3509,12 @@
                 <w:rFonts w:ascii="Calibri" w:cs="Calibri" w:eastAsia="Calibri" w:hAnsi="Calibri"/>
                 <w:b w:val="false"/>
                 <w:bCs w:val="false"/>
-                <w:sz w:val="19"/>
-                <w:szCs w:val="19"/>
-              </w:rPr>
-              <w:t xml:space="preserve">Bahan: Karbon dioksida (CO2), air (H2O), cahaya matahari. Hasil: Glukosa dan oksigen (O2).</w:t>
+                <w:i/>
+                <w:iCs/>
+                <w:sz w:val="19"/>
+                <w:szCs w:val="19"/>
+              </w:rPr>
+              <w:t xml:space="preserve"/>
             </w:r>
           </w:p>
         </w:tc>
@@ -3120,6 +3545,8 @@
                 <w:rFonts w:ascii="Calibri" w:cs="Calibri" w:eastAsia="Calibri" w:hAnsi="Calibri"/>
                 <w:b w:val="false"/>
                 <w:bCs w:val="false"/>
+                <w:i w:val="false"/>
+                <w:iCs w:val="false"/>
                 <w:sz w:val="19"/>
                 <w:szCs w:val="19"/>
               </w:rPr>
@@ -3129,7 +3556,7 @@
         </w:tc>
         <w:tc>
           <w:tcPr>
-            <w:tcW w:type="pct" w:w="600"/>
+            <w:tcW w:type="pct" w:w="550"/>
             <w:tcBorders>
               <w:top w:val="single" w:color="CBD5E1" w:sz="4"/>
               <w:left w:val="single" w:color="CBD5E1" w:sz="4"/>
@@ -3152,176 +3579,188 @@
                 <w:rFonts w:ascii="Calibri" w:cs="Calibri" w:eastAsia="Calibri" w:hAnsi="Calibri"/>
                 <w:b/>
                 <w:bCs/>
-                <w:sz w:val="19"/>
-                <w:szCs w:val="19"/>
-              </w:rPr>
-              <w:t xml:space="preserve">CAD</w:t>
-            </w:r>
-          </w:p>
-        </w:tc>
-        <w:tc>
-          <w:tcPr>
-            <w:tcW w:type="pct" w:w="1650"/>
-            <w:tcBorders>
-              <w:top w:val="single" w:color="CBD5E1" w:sz="4"/>
-              <w:left w:val="single" w:color="CBD5E1" w:sz="4"/>
-              <w:bottom w:val="single" w:color="CBD5E1" w:sz="4"/>
-              <w:right w:val="single" w:color="CBD5E1" w:sz="4"/>
-            </w:tcBorders>
-            <w:tcMar>
-              <w:top w:type="dxa" w:w="90"/>
-              <w:left w:type="dxa" w:w="130"/>
-              <w:bottom w:type="dxa" w:w="90"/>
-              <w:right w:type="dxa" w:w="130"/>
-            </w:tcMar>
-          </w:tcPr>
-          <w:p>
-            <w:pPr>
-              <w:jc w:val="left"/>
-            </w:pPr>
-            <w:r>
-              <w:rPr>
-                <w:rFonts w:ascii="Calibri" w:cs="Calibri" w:eastAsia="Calibri" w:hAnsi="Calibri"/>
-                <w:b w:val="false"/>
-                <w:bCs w:val="false"/>
-                <w:sz w:val="19"/>
-                <w:szCs w:val="19"/>
-              </w:rPr>
-              <w:t xml:space="preserve">Hasil dari perhitungan $25 \times 4$ adalah ...</w:t>
-            </w:r>
-          </w:p>
-        </w:tc>
-        <w:tc>
-          <w:tcPr>
-            <w:tcW w:type="pct" w:w="450"/>
-            <w:tcBorders>
-              <w:top w:val="single" w:color="CBD5E1" w:sz="4"/>
-              <w:left w:val="single" w:color="CBD5E1" w:sz="4"/>
-              <w:bottom w:val="single" w:color="CBD5E1" w:sz="4"/>
-              <w:right w:val="single" w:color="CBD5E1" w:sz="4"/>
-            </w:tcBorders>
-            <w:tcMar>
-              <w:top w:type="dxa" w:w="90"/>
-              <w:left w:type="dxa" w:w="130"/>
-              <w:bottom w:type="dxa" w:w="90"/>
-              <w:right w:type="dxa" w:w="130"/>
-            </w:tcMar>
-          </w:tcPr>
-          <w:p>
-            <w:pPr>
-              <w:jc w:val="left"/>
-            </w:pPr>
-            <w:r>
-              <w:rPr>
-                <w:rFonts w:ascii="Calibri" w:cs="Calibri" w:eastAsia="Calibri" w:hAnsi="Calibri"/>
-                <w:b w:val="false"/>
-                <w:bCs w:val="false"/>
-                <w:sz w:val="19"/>
-                <w:szCs w:val="19"/>
-              </w:rPr>
-              <w:t xml:space="preserve">-</w:t>
-            </w:r>
-          </w:p>
-        </w:tc>
-        <w:tc>
-          <w:tcPr>
-            <w:tcW w:type="pct" w:w="450"/>
-            <w:tcBorders>
-              <w:top w:val="single" w:color="CBD5E1" w:sz="4"/>
-              <w:left w:val="single" w:color="CBD5E1" w:sz="4"/>
-              <w:bottom w:val="single" w:color="CBD5E1" w:sz="4"/>
-              <w:right w:val="single" w:color="CBD5E1" w:sz="4"/>
-            </w:tcBorders>
-            <w:tcMar>
-              <w:top w:type="dxa" w:w="90"/>
-              <w:left w:type="dxa" w:w="130"/>
-              <w:bottom w:type="dxa" w:w="90"/>
-              <w:right w:type="dxa" w:w="130"/>
-            </w:tcMar>
-          </w:tcPr>
-          <w:p>
-            <w:pPr>
-              <w:jc w:val="left"/>
-            </w:pPr>
-            <w:r>
-              <w:rPr>
-                <w:rFonts w:ascii="Calibri" w:cs="Calibri" w:eastAsia="Calibri" w:hAnsi="Calibri"/>
-                <w:b w:val="false"/>
-                <w:bCs w:val="false"/>
-                <w:sz w:val="19"/>
-                <w:szCs w:val="19"/>
-              </w:rPr>
-              <w:t xml:space="preserve">-</w:t>
-            </w:r>
-          </w:p>
-        </w:tc>
-        <w:tc>
-          <w:tcPr>
-            <w:tcW w:type="pct" w:w="450"/>
-            <w:tcBorders>
-              <w:top w:val="single" w:color="CBD5E1" w:sz="4"/>
-              <w:left w:val="single" w:color="CBD5E1" w:sz="4"/>
-              <w:bottom w:val="single" w:color="CBD5E1" w:sz="4"/>
-              <w:right w:val="single" w:color="CBD5E1" w:sz="4"/>
-            </w:tcBorders>
-            <w:tcMar>
-              <w:top w:type="dxa" w:w="90"/>
-              <w:left w:type="dxa" w:w="130"/>
-              <w:bottom w:type="dxa" w:w="90"/>
-              <w:right w:type="dxa" w:w="130"/>
-            </w:tcMar>
-          </w:tcPr>
-          <w:p>
-            <w:pPr>
-              <w:jc w:val="left"/>
-            </w:pPr>
-            <w:r>
-              <w:rPr>
-                <w:rFonts w:ascii="Calibri" w:cs="Calibri" w:eastAsia="Calibri" w:hAnsi="Calibri"/>
-                <w:b w:val="false"/>
-                <w:bCs w:val="false"/>
-                <w:sz w:val="19"/>
-                <w:szCs w:val="19"/>
-              </w:rPr>
-              <w:t xml:space="preserve">-</w:t>
-            </w:r>
-          </w:p>
-        </w:tc>
-        <w:tc>
-          <w:tcPr>
-            <w:tcW w:type="pct" w:w="450"/>
-            <w:tcBorders>
-              <w:top w:val="single" w:color="CBD5E1" w:sz="4"/>
-              <w:left w:val="single" w:color="CBD5E1" w:sz="4"/>
-              <w:bottom w:val="single" w:color="CBD5E1" w:sz="4"/>
-              <w:right w:val="single" w:color="CBD5E1" w:sz="4"/>
-            </w:tcBorders>
-            <w:tcMar>
-              <w:top w:type="dxa" w:w="90"/>
-              <w:left w:type="dxa" w:w="130"/>
-              <w:bottom w:type="dxa" w:w="90"/>
-              <w:right w:type="dxa" w:w="130"/>
-            </w:tcMar>
-          </w:tcPr>
-          <w:p>
-            <w:pPr>
-              <w:jc w:val="left"/>
-            </w:pPr>
-            <w:r>
-              <w:rPr>
-                <w:rFonts w:ascii="Calibri" w:cs="Calibri" w:eastAsia="Calibri" w:hAnsi="Calibri"/>
-                <w:b w:val="false"/>
-                <w:bCs w:val="false"/>
-                <w:sz w:val="19"/>
-                <w:szCs w:val="19"/>
-              </w:rPr>
-              <w:t xml:space="preserve">-</w:t>
-            </w:r>
-          </w:p>
-        </w:tc>
-        <w:tc>
-          <w:tcPr>
-            <w:tcW w:type="pct" w:w="300"/>
+                <w:i w:val="false"/>
+                <w:iCs w:val="false"/>
+                <w:sz w:val="19"/>
+                <w:szCs w:val="19"/>
+              </w:rPr>
+              <w:t xml:space="preserve">PG200</w:t>
+            </w:r>
+          </w:p>
+        </w:tc>
+        <w:tc>
+          <w:tcPr>
+            <w:tcW w:type="pct" w:w="1700"/>
+            <w:tcBorders>
+              <w:top w:val="single" w:color="CBD5E1" w:sz="4"/>
+              <w:left w:val="single" w:color="CBD5E1" w:sz="4"/>
+              <w:bottom w:val="single" w:color="CBD5E1" w:sz="4"/>
+              <w:right w:val="single" w:color="CBD5E1" w:sz="4"/>
+            </w:tcBorders>
+            <w:tcMar>
+              <w:top w:type="dxa" w:w="90"/>
+              <w:left w:type="dxa" w:w="130"/>
+              <w:bottom w:type="dxa" w:w="90"/>
+              <w:right w:type="dxa" w:w="130"/>
+            </w:tcMar>
+          </w:tcPr>
+          <w:p>
+            <w:pPr>
+              <w:jc w:val="left"/>
+            </w:pPr>
+            <w:r>
+              <w:rPr>
+                <w:rFonts w:ascii="Calibri" w:cs="Calibri" w:eastAsia="Calibri" w:hAnsi="Calibri"/>
+                <w:b w:val="false"/>
+                <w:bCs w:val="false"/>
+                <w:i w:val="false"/>
+                <w:iCs w:val="false"/>
+                <w:sz w:val="19"/>
+                <w:szCs w:val="19"/>
+              </w:rPr>
+              <w:t xml:space="preserve">Hasil operasi hitung aljabar dari $(2x + 3)(x - 4)$ adalah ...</w:t>
+            </w:r>
+          </w:p>
+        </w:tc>
+        <w:tc>
+          <w:tcPr>
+            <w:tcW w:type="pct" w:w="450"/>
+            <w:tcBorders>
+              <w:top w:val="single" w:color="CBD5E1" w:sz="4"/>
+              <w:left w:val="single" w:color="CBD5E1" w:sz="4"/>
+              <w:bottom w:val="single" w:color="CBD5E1" w:sz="4"/>
+              <w:right w:val="single" w:color="CBD5E1" w:sz="4"/>
+            </w:tcBorders>
+            <w:tcMar>
+              <w:top w:type="dxa" w:w="90"/>
+              <w:left w:type="dxa" w:w="130"/>
+              <w:bottom w:type="dxa" w:w="90"/>
+              <w:right w:type="dxa" w:w="130"/>
+            </w:tcMar>
+          </w:tcPr>
+          <w:p>
+            <w:pPr>
+              <w:jc w:val="left"/>
+            </w:pPr>
+            <w:r>
+              <w:rPr>
+                <w:rFonts w:ascii="Calibri" w:cs="Calibri" w:eastAsia="Calibri" w:hAnsi="Calibri"/>
+                <w:b w:val="false"/>
+                <w:bCs w:val="false"/>
+                <w:i w:val="false"/>
+                <w:iCs w:val="false"/>
+                <w:sz w:val="19"/>
+                <w:szCs w:val="19"/>
+              </w:rPr>
+              <w:t xml:space="preserve">$2x^2 - 5x - 12$</w:t>
+            </w:r>
+          </w:p>
+        </w:tc>
+        <w:tc>
+          <w:tcPr>
+            <w:tcW w:type="pct" w:w="450"/>
+            <w:tcBorders>
+              <w:top w:val="single" w:color="CBD5E1" w:sz="4"/>
+              <w:left w:val="single" w:color="CBD5E1" w:sz="4"/>
+              <w:bottom w:val="single" w:color="CBD5E1" w:sz="4"/>
+              <w:right w:val="single" w:color="CBD5E1" w:sz="4"/>
+            </w:tcBorders>
+            <w:tcMar>
+              <w:top w:type="dxa" w:w="90"/>
+              <w:left w:type="dxa" w:w="130"/>
+              <w:bottom w:type="dxa" w:w="90"/>
+              <w:right w:type="dxa" w:w="130"/>
+            </w:tcMar>
+          </w:tcPr>
+          <w:p>
+            <w:pPr>
+              <w:jc w:val="left"/>
+            </w:pPr>
+            <w:r>
+              <w:rPr>
+                <w:rFonts w:ascii="Calibri" w:cs="Calibri" w:eastAsia="Calibri" w:hAnsi="Calibri"/>
+                <w:b w:val="false"/>
+                <w:bCs w:val="false"/>
+                <w:i w:val="false"/>
+                <w:iCs w:val="false"/>
+                <w:sz w:val="19"/>
+                <w:szCs w:val="19"/>
+              </w:rPr>
+              <w:t xml:space="preserve">$2x^2 + 5x - 12$</w:t>
+            </w:r>
+          </w:p>
+        </w:tc>
+        <w:tc>
+          <w:tcPr>
+            <w:tcW w:type="pct" w:w="450"/>
+            <w:tcBorders>
+              <w:top w:val="single" w:color="CBD5E1" w:sz="4"/>
+              <w:left w:val="single" w:color="CBD5E1" w:sz="4"/>
+              <w:bottom w:val="single" w:color="CBD5E1" w:sz="4"/>
+              <w:right w:val="single" w:color="CBD5E1" w:sz="4"/>
+            </w:tcBorders>
+            <w:tcMar>
+              <w:top w:type="dxa" w:w="90"/>
+              <w:left w:type="dxa" w:w="130"/>
+              <w:bottom w:type="dxa" w:w="90"/>
+              <w:right w:type="dxa" w:w="130"/>
+            </w:tcMar>
+          </w:tcPr>
+          <w:p>
+            <w:pPr>
+              <w:jc w:val="left"/>
+            </w:pPr>
+            <w:r>
+              <w:rPr>
+                <w:rFonts w:ascii="Calibri" w:cs="Calibri" w:eastAsia="Calibri" w:hAnsi="Calibri"/>
+                <w:b w:val="false"/>
+                <w:bCs w:val="false"/>
+                <w:i w:val="false"/>
+                <w:iCs w:val="false"/>
+                <w:sz w:val="19"/>
+                <w:szCs w:val="19"/>
+              </w:rPr>
+              <w:t xml:space="preserve">$2x^2 - 11x - 12$</w:t>
+            </w:r>
+          </w:p>
+        </w:tc>
+        <w:tc>
+          <w:tcPr>
+            <w:tcW w:type="pct" w:w="450"/>
+            <w:tcBorders>
+              <w:top w:val="single" w:color="CBD5E1" w:sz="4"/>
+              <w:left w:val="single" w:color="CBD5E1" w:sz="4"/>
+              <w:bottom w:val="single" w:color="CBD5E1" w:sz="4"/>
+              <w:right w:val="single" w:color="CBD5E1" w:sz="4"/>
+            </w:tcBorders>
+            <w:tcMar>
+              <w:top w:type="dxa" w:w="90"/>
+              <w:left w:type="dxa" w:w="130"/>
+              <w:bottom w:type="dxa" w:w="90"/>
+              <w:right w:type="dxa" w:w="130"/>
+            </w:tcMar>
+          </w:tcPr>
+          <w:p>
+            <w:pPr>
+              <w:jc w:val="left"/>
+            </w:pPr>
+            <w:r>
+              <w:rPr>
+                <w:rFonts w:ascii="Calibri" w:cs="Calibri" w:eastAsia="Calibri" w:hAnsi="Calibri"/>
+                <w:b w:val="false"/>
+                <w:bCs w:val="false"/>
+                <w:i w:val="false"/>
+                <w:iCs w:val="false"/>
+                <w:sz w:val="19"/>
+                <w:szCs w:val="19"/>
+              </w:rPr>
+              <w:t xml:space="preserve">$2x^2 - 5x + 12$</w:t>
+            </w:r>
+          </w:p>
+        </w:tc>
+        <w:tc>
+          <w:tcPr>
+            <w:tcW w:type="pct" w:w="250"/>
             <w:tcBorders>
               <w:top w:val="single" w:color="CBD5E1" w:sz="4"/>
               <w:left w:val="single" w:color="CBD5E1" w:sz="4"/>
@@ -3344,6 +3783,488 @@
                 <w:rFonts w:ascii="Calibri" w:cs="Calibri" w:eastAsia="Calibri" w:hAnsi="Calibri"/>
                 <w:b/>
                 <w:bCs/>
+                <w:i w:val="false"/>
+                <w:iCs w:val="false"/>
+                <w:sz w:val="19"/>
+                <w:szCs w:val="19"/>
+              </w:rPr>
+              <w:t xml:space="preserve">A</w:t>
+            </w:r>
+          </w:p>
+        </w:tc>
+        <w:tc>
+          <w:tcPr>
+            <w:tcW w:type="pct" w:w="900"/>
+            <w:tcBorders>
+              <w:top w:val="single" w:color="CBD5E1" w:sz="4"/>
+              <w:left w:val="single" w:color="CBD5E1" w:sz="4"/>
+              <w:bottom w:val="single" w:color="CBD5E1" w:sz="4"/>
+              <w:right w:val="single" w:color="CBD5E1" w:sz="4"/>
+            </w:tcBorders>
+            <w:tcMar>
+              <w:top w:type="dxa" w:w="90"/>
+              <w:left w:type="dxa" w:w="130"/>
+              <w:bottom w:type="dxa" w:w="90"/>
+              <w:right w:type="dxa" w:w="130"/>
+            </w:tcMar>
+          </w:tcPr>
+          <w:p>
+            <w:pPr>
+              <w:jc w:val="left"/>
+            </w:pPr>
+            <w:r>
+              <w:rPr>
+                <w:rFonts w:ascii="Calibri" w:cs="Calibri" w:eastAsia="Calibri" w:hAnsi="Calibri"/>
+                <w:b w:val="false"/>
+                <w:bCs w:val="false"/>
+                <w:i/>
+                <w:iCs/>
+                <w:sz w:val="19"/>
+                <w:szCs w:val="19"/>
+              </w:rPr>
+              <w:t xml:space="preserve"/>
+            </w:r>
+          </w:p>
+        </w:tc>
+      </w:tr>
+      <w:tr>
+        <w:tc>
+          <w:tcPr>
+            <w:tcW w:type="pct" w:w="250"/>
+            <w:tcBorders>
+              <w:top w:val="single" w:color="CBD5E1" w:sz="4"/>
+              <w:left w:val="single" w:color="CBD5E1" w:sz="4"/>
+              <w:bottom w:val="single" w:color="CBD5E1" w:sz="4"/>
+              <w:right w:val="single" w:color="CBD5E1" w:sz="4"/>
+            </w:tcBorders>
+            <w:tcMar>
+              <w:top w:type="dxa" w:w="90"/>
+              <w:left w:type="dxa" w:w="130"/>
+              <w:bottom w:type="dxa" w:w="90"/>
+              <w:right w:type="dxa" w:w="130"/>
+            </w:tcMar>
+          </w:tcPr>
+          <w:p>
+            <w:pPr>
+              <w:jc w:val="center"/>
+            </w:pPr>
+            <w:r>
+              <w:rPr>
+                <w:rFonts w:ascii="Calibri" w:cs="Calibri" w:eastAsia="Calibri" w:hAnsi="Calibri"/>
+                <w:b w:val="false"/>
+                <w:bCs w:val="false"/>
+                <w:i w:val="false"/>
+                <w:iCs w:val="false"/>
+                <w:sz w:val="19"/>
+                <w:szCs w:val="19"/>
+              </w:rPr>
+              <w:t xml:space="preserve">11</w:t>
+            </w:r>
+          </w:p>
+        </w:tc>
+        <w:tc>
+          <w:tcPr>
+            <w:tcW w:type="pct" w:w="550"/>
+            <w:tcBorders>
+              <w:top w:val="single" w:color="CBD5E1" w:sz="4"/>
+              <w:left w:val="single" w:color="CBD5E1" w:sz="4"/>
+              <w:bottom w:val="single" w:color="CBD5E1" w:sz="4"/>
+              <w:right w:val="single" w:color="CBD5E1" w:sz="4"/>
+            </w:tcBorders>
+            <w:tcMar>
+              <w:top w:type="dxa" w:w="90"/>
+              <w:left w:type="dxa" w:w="130"/>
+              <w:bottom w:type="dxa" w:w="90"/>
+              <w:right w:type="dxa" w:w="130"/>
+            </w:tcMar>
+          </w:tcPr>
+          <w:p>
+            <w:pPr>
+              <w:jc w:val="center"/>
+            </w:pPr>
+            <w:r>
+              <w:rPr>
+                <w:rFonts w:ascii="Calibri" w:cs="Calibri" w:eastAsia="Calibri" w:hAnsi="Calibri"/>
+                <w:b/>
+                <w:bCs/>
+                <w:i w:val="false"/>
+                <w:iCs w:val="false"/>
+                <w:sz w:val="19"/>
+                <w:szCs w:val="19"/>
+              </w:rPr>
+              <w:t xml:space="preserve">PG200</w:t>
+            </w:r>
+          </w:p>
+        </w:tc>
+        <w:tc>
+          <w:tcPr>
+            <w:tcW w:type="pct" w:w="1700"/>
+            <w:tcBorders>
+              <w:top w:val="single" w:color="CBD5E1" w:sz="4"/>
+              <w:left w:val="single" w:color="CBD5E1" w:sz="4"/>
+              <w:bottom w:val="single" w:color="CBD5E1" w:sz="4"/>
+              <w:right w:val="single" w:color="CBD5E1" w:sz="4"/>
+            </w:tcBorders>
+            <w:tcMar>
+              <w:top w:type="dxa" w:w="90"/>
+              <w:left w:type="dxa" w:w="130"/>
+              <w:bottom w:type="dxa" w:w="90"/>
+              <w:right w:type="dxa" w:w="130"/>
+            </w:tcMar>
+          </w:tcPr>
+          <w:p>
+            <w:pPr>
+              <w:jc w:val="left"/>
+            </w:pPr>
+            <w:r>
+              <w:rPr>
+                <w:rFonts w:ascii="Calibri" w:cs="Calibri" w:eastAsia="Calibri" w:hAnsi="Calibri"/>
+                <w:b w:val="false"/>
+                <w:bCs w:val="false"/>
+                <w:i w:val="false"/>
+                <w:iCs w:val="false"/>
+                <w:sz w:val="19"/>
+                <w:szCs w:val="19"/>
+              </w:rPr>
+              <w:t xml:space="preserve">Sebuah benda bermassa 4 kg bergerak dengan percepatan $5\text{ m/s}^2$. Besar gaya yang bekerja adalah ... ($F = m \cdot a$)</w:t>
+            </w:r>
+          </w:p>
+        </w:tc>
+        <w:tc>
+          <w:tcPr>
+            <w:tcW w:type="pct" w:w="450"/>
+            <w:tcBorders>
+              <w:top w:val="single" w:color="CBD5E1" w:sz="4"/>
+              <w:left w:val="single" w:color="CBD5E1" w:sz="4"/>
+              <w:bottom w:val="single" w:color="CBD5E1" w:sz="4"/>
+              <w:right w:val="single" w:color="CBD5E1" w:sz="4"/>
+            </w:tcBorders>
+            <w:tcMar>
+              <w:top w:type="dxa" w:w="90"/>
+              <w:left w:type="dxa" w:w="130"/>
+              <w:bottom w:type="dxa" w:w="90"/>
+              <w:right w:type="dxa" w:w="130"/>
+            </w:tcMar>
+          </w:tcPr>
+          <w:p>
+            <w:pPr>
+              <w:jc w:val="left"/>
+            </w:pPr>
+            <w:r>
+              <w:rPr>
+                <w:rFonts w:ascii="Calibri" w:cs="Calibri" w:eastAsia="Calibri" w:hAnsi="Calibri"/>
+                <w:b w:val="false"/>
+                <w:bCs w:val="false"/>
+                <w:i w:val="false"/>
+                <w:iCs w:val="false"/>
+                <w:sz w:val="19"/>
+                <w:szCs w:val="19"/>
+              </w:rPr>
+              <w:t xml:space="preserve">20 Newton</w:t>
+            </w:r>
+          </w:p>
+        </w:tc>
+        <w:tc>
+          <w:tcPr>
+            <w:tcW w:type="pct" w:w="450"/>
+            <w:tcBorders>
+              <w:top w:val="single" w:color="CBD5E1" w:sz="4"/>
+              <w:left w:val="single" w:color="CBD5E1" w:sz="4"/>
+              <w:bottom w:val="single" w:color="CBD5E1" w:sz="4"/>
+              <w:right w:val="single" w:color="CBD5E1" w:sz="4"/>
+            </w:tcBorders>
+            <w:tcMar>
+              <w:top w:type="dxa" w:w="90"/>
+              <w:left w:type="dxa" w:w="130"/>
+              <w:bottom w:type="dxa" w:w="90"/>
+              <w:right w:type="dxa" w:w="130"/>
+            </w:tcMar>
+          </w:tcPr>
+          <w:p>
+            <w:pPr>
+              <w:jc w:val="left"/>
+            </w:pPr>
+            <w:r>
+              <w:rPr>
+                <w:rFonts w:ascii="Calibri" w:cs="Calibri" w:eastAsia="Calibri" w:hAnsi="Calibri"/>
+                <w:b w:val="false"/>
+                <w:bCs w:val="false"/>
+                <w:i w:val="false"/>
+                <w:iCs w:val="false"/>
+                <w:sz w:val="19"/>
+                <w:szCs w:val="19"/>
+              </w:rPr>
+              <w:t xml:space="preserve">9 Newton</w:t>
+            </w:r>
+          </w:p>
+        </w:tc>
+        <w:tc>
+          <w:tcPr>
+            <w:tcW w:type="pct" w:w="450"/>
+            <w:tcBorders>
+              <w:top w:val="single" w:color="CBD5E1" w:sz="4"/>
+              <w:left w:val="single" w:color="CBD5E1" w:sz="4"/>
+              <w:bottom w:val="single" w:color="CBD5E1" w:sz="4"/>
+              <w:right w:val="single" w:color="CBD5E1" w:sz="4"/>
+            </w:tcBorders>
+            <w:tcMar>
+              <w:top w:type="dxa" w:w="90"/>
+              <w:left w:type="dxa" w:w="130"/>
+              <w:bottom w:type="dxa" w:w="90"/>
+              <w:right w:type="dxa" w:w="130"/>
+            </w:tcMar>
+          </w:tcPr>
+          <w:p>
+            <w:pPr>
+              <w:jc w:val="left"/>
+            </w:pPr>
+            <w:r>
+              <w:rPr>
+                <w:rFonts w:ascii="Calibri" w:cs="Calibri" w:eastAsia="Calibri" w:hAnsi="Calibri"/>
+                <w:b w:val="false"/>
+                <w:bCs w:val="false"/>
+                <w:i w:val="false"/>
+                <w:iCs w:val="false"/>
+                <w:sz w:val="19"/>
+                <w:szCs w:val="19"/>
+              </w:rPr>
+              <w:t xml:space="preserve">1 Newton</w:t>
+            </w:r>
+          </w:p>
+        </w:tc>
+        <w:tc>
+          <w:tcPr>
+            <w:tcW w:type="pct" w:w="450"/>
+            <w:tcBorders>
+              <w:top w:val="single" w:color="CBD5E1" w:sz="4"/>
+              <w:left w:val="single" w:color="CBD5E1" w:sz="4"/>
+              <w:bottom w:val="single" w:color="CBD5E1" w:sz="4"/>
+              <w:right w:val="single" w:color="CBD5E1" w:sz="4"/>
+            </w:tcBorders>
+            <w:tcMar>
+              <w:top w:type="dxa" w:w="90"/>
+              <w:left w:type="dxa" w:w="130"/>
+              <w:bottom w:type="dxa" w:w="90"/>
+              <w:right w:type="dxa" w:w="130"/>
+            </w:tcMar>
+          </w:tcPr>
+          <w:p>
+            <w:pPr>
+              <w:jc w:val="left"/>
+            </w:pPr>
+            <w:r>
+              <w:rPr>
+                <w:rFonts w:ascii="Calibri" w:cs="Calibri" w:eastAsia="Calibri" w:hAnsi="Calibri"/>
+                <w:b w:val="false"/>
+                <w:bCs w:val="false"/>
+                <w:i w:val="false"/>
+                <w:iCs w:val="false"/>
+                <w:sz w:val="19"/>
+                <w:szCs w:val="19"/>
+              </w:rPr>
+              <w:t xml:space="preserve">40 Newton</w:t>
+            </w:r>
+          </w:p>
+        </w:tc>
+        <w:tc>
+          <w:tcPr>
+            <w:tcW w:type="pct" w:w="250"/>
+            <w:tcBorders>
+              <w:top w:val="single" w:color="CBD5E1" w:sz="4"/>
+              <w:left w:val="single" w:color="CBD5E1" w:sz="4"/>
+              <w:bottom w:val="single" w:color="CBD5E1" w:sz="4"/>
+              <w:right w:val="single" w:color="CBD5E1" w:sz="4"/>
+            </w:tcBorders>
+            <w:tcMar>
+              <w:top w:type="dxa" w:w="90"/>
+              <w:left w:type="dxa" w:w="130"/>
+              <w:bottom w:type="dxa" w:w="90"/>
+              <w:right w:type="dxa" w:w="130"/>
+            </w:tcMar>
+          </w:tcPr>
+          <w:p>
+            <w:pPr>
+              <w:jc w:val="center"/>
+            </w:pPr>
+            <w:r>
+              <w:rPr>
+                <w:rFonts w:ascii="Calibri" w:cs="Calibri" w:eastAsia="Calibri" w:hAnsi="Calibri"/>
+                <w:b/>
+                <w:bCs/>
+                <w:i w:val="false"/>
+                <w:iCs w:val="false"/>
+                <w:sz w:val="19"/>
+                <w:szCs w:val="19"/>
+              </w:rPr>
+              <w:t xml:space="preserve">A</w:t>
+            </w:r>
+          </w:p>
+        </w:tc>
+        <w:tc>
+          <w:tcPr>
+            <w:tcW w:type="pct" w:w="900"/>
+            <w:tcBorders>
+              <w:top w:val="single" w:color="CBD5E1" w:sz="4"/>
+              <w:left w:val="single" w:color="CBD5E1" w:sz="4"/>
+              <w:bottom w:val="single" w:color="CBD5E1" w:sz="4"/>
+              <w:right w:val="single" w:color="CBD5E1" w:sz="4"/>
+            </w:tcBorders>
+            <w:tcMar>
+              <w:top w:type="dxa" w:w="90"/>
+              <w:left w:type="dxa" w:w="130"/>
+              <w:bottom w:type="dxa" w:w="90"/>
+              <w:right w:type="dxa" w:w="130"/>
+            </w:tcMar>
+          </w:tcPr>
+          <w:p>
+            <w:pPr>
+              <w:jc w:val="left"/>
+            </w:pPr>
+            <w:r>
+              <w:rPr>
+                <w:rFonts w:ascii="Calibri" w:cs="Calibri" w:eastAsia="Calibri" w:hAnsi="Calibri"/>
+                <w:b w:val="false"/>
+                <w:bCs w:val="false"/>
+                <w:i/>
+                <w:iCs/>
+                <w:sz w:val="19"/>
+                <w:szCs w:val="19"/>
+              </w:rPr>
+              <w:t xml:space="preserve"/>
+            </w:r>
+          </w:p>
+        </w:tc>
+      </w:tr>
+      <w:tr>
+        <w:tc>
+          <w:tcPr>
+            <w:tcW w:type="pct" w:w="250"/>
+            <w:tcBorders>
+              <w:top w:val="single" w:color="CBD5E1" w:sz="4"/>
+              <w:left w:val="single" w:color="CBD5E1" w:sz="4"/>
+              <w:bottom w:val="single" w:color="CBD5E1" w:sz="4"/>
+              <w:right w:val="single" w:color="CBD5E1" w:sz="4"/>
+            </w:tcBorders>
+            <w:tcMar>
+              <w:top w:type="dxa" w:w="90"/>
+              <w:left w:type="dxa" w:w="130"/>
+              <w:bottom w:type="dxa" w:w="90"/>
+              <w:right w:type="dxa" w:w="130"/>
+            </w:tcMar>
+          </w:tcPr>
+          <w:p>
+            <w:pPr>
+              <w:jc w:val="center"/>
+            </w:pPr>
+            <w:r>
+              <w:rPr>
+                <w:rFonts w:ascii="Calibri" w:cs="Calibri" w:eastAsia="Calibri" w:hAnsi="Calibri"/>
+                <w:b w:val="false"/>
+                <w:bCs w:val="false"/>
+                <w:i w:val="false"/>
+                <w:iCs w:val="false"/>
+                <w:sz w:val="19"/>
+                <w:szCs w:val="19"/>
+              </w:rPr>
+              <w:t xml:space="preserve">12</w:t>
+            </w:r>
+          </w:p>
+        </w:tc>
+        <w:tc>
+          <w:tcPr>
+            <w:tcW w:type="pct" w:w="550"/>
+            <w:tcBorders>
+              <w:top w:val="single" w:color="CBD5E1" w:sz="4"/>
+              <w:left w:val="single" w:color="CBD5E1" w:sz="4"/>
+              <w:bottom w:val="single" w:color="CBD5E1" w:sz="4"/>
+              <w:right w:val="single" w:color="CBD5E1" w:sz="4"/>
+            </w:tcBorders>
+            <w:tcMar>
+              <w:top w:type="dxa" w:w="90"/>
+              <w:left w:type="dxa" w:w="130"/>
+              <w:bottom w:type="dxa" w:w="90"/>
+              <w:right w:type="dxa" w:w="130"/>
+            </w:tcMar>
+          </w:tcPr>
+          <w:p>
+            <w:pPr>
+              <w:jc w:val="center"/>
+            </w:pPr>
+            <w:r>
+              <w:rPr>
+                <w:rFonts w:ascii="Calibri" w:cs="Calibri" w:eastAsia="Calibri" w:hAnsi="Calibri"/>
+                <w:b/>
+                <w:bCs/>
+                <w:i w:val="false"/>
+                <w:iCs w:val="false"/>
+                <w:sz w:val="19"/>
+                <w:szCs w:val="19"/>
+              </w:rPr>
+              <w:t xml:space="preserve">ES</w:t>
+            </w:r>
+          </w:p>
+        </w:tc>
+        <w:tc>
+          <w:tcPr>
+            <w:tcW w:type="pct" w:w="1700"/>
+            <w:tcBorders>
+              <w:top w:val="single" w:color="CBD5E1" w:sz="4"/>
+              <w:left w:val="single" w:color="CBD5E1" w:sz="4"/>
+              <w:bottom w:val="single" w:color="CBD5E1" w:sz="4"/>
+              <w:right w:val="single" w:color="CBD5E1" w:sz="4"/>
+            </w:tcBorders>
+            <w:tcMar>
+              <w:top w:type="dxa" w:w="90"/>
+              <w:left w:type="dxa" w:w="130"/>
+              <w:bottom w:type="dxa" w:w="90"/>
+              <w:right w:type="dxa" w:w="130"/>
+            </w:tcMar>
+          </w:tcPr>
+          <w:p>
+            <w:pPr>
+              <w:jc w:val="left"/>
+            </w:pPr>
+            <w:r>
+              <w:rPr>
+                <w:rFonts w:ascii="Calibri" w:cs="Calibri" w:eastAsia="Calibri" w:hAnsi="Calibri"/>
+                <w:b w:val="false"/>
+                <w:bCs w:val="false"/>
+                <w:i w:val="false"/>
+                <w:iCs w:val="false"/>
+                <w:sz w:val="19"/>
+                <w:szCs w:val="19"/>
+              </w:rPr>
+              <w:t xml:space="preserve">Sebutkan rumusan lengkap teks sila kelima Pancasila!</w:t>
+            </w:r>
+          </w:p>
+        </w:tc>
+        <w:tc>
+          <w:tcPr>
+            <w:tcW w:type="pct" w:w="450"/>
+            <w:tcBorders>
+              <w:top w:val="single" w:color="CBD5E1" w:sz="4"/>
+              <w:left w:val="single" w:color="CBD5E1" w:sz="4"/>
+              <w:bottom w:val="single" w:color="CBD5E1" w:sz="4"/>
+              <w:right w:val="single" w:color="CBD5E1" w:sz="4"/>
+            </w:tcBorders>
+            <w:tcMar>
+              <w:top w:type="dxa" w:w="90"/>
+              <w:left w:type="dxa" w:w="130"/>
+              <w:bottom w:type="dxa" w:w="90"/>
+              <w:right w:type="dxa" w:w="130"/>
+            </w:tcMar>
+          </w:tcPr>
+          <w:p>
+            <w:pPr>
+              <w:jc w:val="left"/>
+            </w:pPr>
+            <w:r>
+              <w:rPr>
+                <w:rFonts w:ascii="Calibri" w:cs="Calibri" w:eastAsia="Calibri" w:hAnsi="Calibri"/>
+                <w:b w:val="false"/>
+                <w:bCs w:val="false"/>
+                <w:i w:val="false"/>
+                <w:iCs w:val="false"/>
                 <w:sz w:val="19"/>
                 <w:szCs w:val="19"/>
               </w:rPr>
@@ -3353,6 +4274,142 @@
         </w:tc>
         <w:tc>
           <w:tcPr>
+            <w:tcW w:type="pct" w:w="450"/>
+            <w:tcBorders>
+              <w:top w:val="single" w:color="CBD5E1" w:sz="4"/>
+              <w:left w:val="single" w:color="CBD5E1" w:sz="4"/>
+              <w:bottom w:val="single" w:color="CBD5E1" w:sz="4"/>
+              <w:right w:val="single" w:color="CBD5E1" w:sz="4"/>
+            </w:tcBorders>
+            <w:tcMar>
+              <w:top w:type="dxa" w:w="90"/>
+              <w:left w:type="dxa" w:w="130"/>
+              <w:bottom w:type="dxa" w:w="90"/>
+              <w:right w:type="dxa" w:w="130"/>
+            </w:tcMar>
+          </w:tcPr>
+          <w:p>
+            <w:pPr>
+              <w:jc w:val="left"/>
+            </w:pPr>
+            <w:r>
+              <w:rPr>
+                <w:rFonts w:ascii="Calibri" w:cs="Calibri" w:eastAsia="Calibri" w:hAnsi="Calibri"/>
+                <w:b w:val="false"/>
+                <w:bCs w:val="false"/>
+                <w:i w:val="false"/>
+                <w:iCs w:val="false"/>
+                <w:sz w:val="19"/>
+                <w:szCs w:val="19"/>
+              </w:rPr>
+              <w:t xml:space="preserve">-</w:t>
+            </w:r>
+          </w:p>
+        </w:tc>
+        <w:tc>
+          <w:tcPr>
+            <w:tcW w:type="pct" w:w="450"/>
+            <w:tcBorders>
+              <w:top w:val="single" w:color="CBD5E1" w:sz="4"/>
+              <w:left w:val="single" w:color="CBD5E1" w:sz="4"/>
+              <w:bottom w:val="single" w:color="CBD5E1" w:sz="4"/>
+              <w:right w:val="single" w:color="CBD5E1" w:sz="4"/>
+            </w:tcBorders>
+            <w:tcMar>
+              <w:top w:type="dxa" w:w="90"/>
+              <w:left w:type="dxa" w:w="130"/>
+              <w:bottom w:type="dxa" w:w="90"/>
+              <w:right w:type="dxa" w:w="130"/>
+            </w:tcMar>
+          </w:tcPr>
+          <w:p>
+            <w:pPr>
+              <w:jc w:val="left"/>
+            </w:pPr>
+            <w:r>
+              <w:rPr>
+                <w:rFonts w:ascii="Calibri" w:cs="Calibri" w:eastAsia="Calibri" w:hAnsi="Calibri"/>
+                <w:b w:val="false"/>
+                <w:bCs w:val="false"/>
+                <w:i w:val="false"/>
+                <w:iCs w:val="false"/>
+                <w:sz w:val="19"/>
+                <w:szCs w:val="19"/>
+              </w:rPr>
+              <w:t xml:space="preserve">-</w:t>
+            </w:r>
+          </w:p>
+        </w:tc>
+        <w:tc>
+          <w:tcPr>
+            <w:tcW w:type="pct" w:w="450"/>
+            <w:tcBorders>
+              <w:top w:val="single" w:color="CBD5E1" w:sz="4"/>
+              <w:left w:val="single" w:color="CBD5E1" w:sz="4"/>
+              <w:bottom w:val="single" w:color="CBD5E1" w:sz="4"/>
+              <w:right w:val="single" w:color="CBD5E1" w:sz="4"/>
+            </w:tcBorders>
+            <w:tcMar>
+              <w:top w:type="dxa" w:w="90"/>
+              <w:left w:type="dxa" w:w="130"/>
+              <w:bottom w:type="dxa" w:w="90"/>
+              <w:right w:type="dxa" w:w="130"/>
+            </w:tcMar>
+          </w:tcPr>
+          <w:p>
+            <w:pPr>
+              <w:jc w:val="left"/>
+            </w:pPr>
+            <w:r>
+              <w:rPr>
+                <w:rFonts w:ascii="Calibri" w:cs="Calibri" w:eastAsia="Calibri" w:hAnsi="Calibri"/>
+                <w:b w:val="false"/>
+                <w:bCs w:val="false"/>
+                <w:i w:val="false"/>
+                <w:iCs w:val="false"/>
+                <w:sz w:val="19"/>
+                <w:szCs w:val="19"/>
+              </w:rPr>
+              <w:t xml:space="preserve">-</w:t>
+            </w:r>
+          </w:p>
+        </w:tc>
+        <w:tc>
+          <w:tcPr>
+            <w:tcW w:type="pct" w:w="250"/>
+            <w:tcBorders>
+              <w:top w:val="single" w:color="CBD5E1" w:sz="4"/>
+              <w:left w:val="single" w:color="CBD5E1" w:sz="4"/>
+              <w:bottom w:val="single" w:color="CBD5E1" w:sz="4"/>
+              <w:right w:val="single" w:color="CBD5E1" w:sz="4"/>
+            </w:tcBorders>
+            <w:tcMar>
+              <w:top w:type="dxa" w:w="90"/>
+              <w:left w:type="dxa" w:w="130"/>
+              <w:bottom w:type="dxa" w:w="90"/>
+              <w:right w:type="dxa" w:w="130"/>
+            </w:tcMar>
+          </w:tcPr>
+          <w:p>
+            <w:pPr>
+              <w:jc w:val="center"/>
+            </w:pPr>
+            <w:r>
+              <w:rPr>
+                <w:rFonts w:ascii="Calibri" w:cs="Calibri" w:eastAsia="Calibri" w:hAnsi="Calibri"/>
+                <w:b/>
+                <w:bCs/>
+                <w:i w:val="false"/>
+                <w:iCs w:val="false"/>
+                <w:sz w:val="19"/>
+                <w:szCs w:val="19"/>
+              </w:rPr>
+              <w:t xml:space="preserve">-</w:t>
+            </w:r>
+          </w:p>
+        </w:tc>
+        <w:tc>
+          <w:tcPr>
             <w:tcW w:type="pct" w:w="900"/>
             <w:tcBorders>
               <w:top w:val="single" w:color="CBD5E1" w:sz="4"/>
@@ -3376,10 +4433,1552 @@
                 <w:rFonts w:ascii="Calibri" w:cs="Calibri" w:eastAsia="Calibri" w:hAnsi="Calibri"/>
                 <w:b w:val="false"/>
                 <w:bCs w:val="false"/>
-                <w:sz w:val="19"/>
-                <w:szCs w:val="19"/>
-              </w:rPr>
-              <w:t xml:space="preserve">100</w:t>
+                <w:i/>
+                <w:iCs/>
+                <w:sz w:val="19"/>
+                <w:szCs w:val="19"/>
+              </w:rPr>
+              <w:t xml:space="preserve">Keadilan sosial bagi seluruh rakyat Indonesia.</w:t>
+            </w:r>
+          </w:p>
+        </w:tc>
+      </w:tr>
+      <w:tr>
+        <w:tc>
+          <w:tcPr>
+            <w:tcW w:type="pct" w:w="250"/>
+            <w:tcBorders>
+              <w:top w:val="single" w:color="CBD5E1" w:sz="4"/>
+              <w:left w:val="single" w:color="CBD5E1" w:sz="4"/>
+              <w:bottom w:val="single" w:color="CBD5E1" w:sz="4"/>
+              <w:right w:val="single" w:color="CBD5E1" w:sz="4"/>
+            </w:tcBorders>
+            <w:tcMar>
+              <w:top w:type="dxa" w:w="90"/>
+              <w:left w:type="dxa" w:w="130"/>
+              <w:bottom w:type="dxa" w:w="90"/>
+              <w:right w:type="dxa" w:w="130"/>
+            </w:tcMar>
+          </w:tcPr>
+          <w:p>
+            <w:pPr>
+              <w:jc w:val="center"/>
+            </w:pPr>
+            <w:r>
+              <w:rPr>
+                <w:rFonts w:ascii="Calibri" w:cs="Calibri" w:eastAsia="Calibri" w:hAnsi="Calibri"/>
+                <w:b w:val="false"/>
+                <w:bCs w:val="false"/>
+                <w:i w:val="false"/>
+                <w:iCs w:val="false"/>
+                <w:sz w:val="19"/>
+                <w:szCs w:val="19"/>
+              </w:rPr>
+              <w:t xml:space="preserve">13</w:t>
+            </w:r>
+          </w:p>
+        </w:tc>
+        <w:tc>
+          <w:tcPr>
+            <w:tcW w:type="pct" w:w="550"/>
+            <w:tcBorders>
+              <w:top w:val="single" w:color="CBD5E1" w:sz="4"/>
+              <w:left w:val="single" w:color="CBD5E1" w:sz="4"/>
+              <w:bottom w:val="single" w:color="CBD5E1" w:sz="4"/>
+              <w:right w:val="single" w:color="CBD5E1" w:sz="4"/>
+            </w:tcBorders>
+            <w:tcMar>
+              <w:top w:type="dxa" w:w="90"/>
+              <w:left w:type="dxa" w:w="130"/>
+              <w:bottom w:type="dxa" w:w="90"/>
+              <w:right w:type="dxa" w:w="130"/>
+            </w:tcMar>
+          </w:tcPr>
+          <w:p>
+            <w:pPr>
+              <w:jc w:val="center"/>
+            </w:pPr>
+            <w:r>
+              <w:rPr>
+                <w:rFonts w:ascii="Calibri" w:cs="Calibri" w:eastAsia="Calibri" w:hAnsi="Calibri"/>
+                <w:b/>
+                <w:bCs/>
+                <w:i w:val="false"/>
+                <w:iCs w:val="false"/>
+                <w:sz w:val="19"/>
+                <w:szCs w:val="19"/>
+              </w:rPr>
+              <w:t xml:space="preserve">ES</w:t>
+            </w:r>
+          </w:p>
+        </w:tc>
+        <w:tc>
+          <w:tcPr>
+            <w:tcW w:type="pct" w:w="1700"/>
+            <w:tcBorders>
+              <w:top w:val="single" w:color="CBD5E1" w:sz="4"/>
+              <w:left w:val="single" w:color="CBD5E1" w:sz="4"/>
+              <w:bottom w:val="single" w:color="CBD5E1" w:sz="4"/>
+              <w:right w:val="single" w:color="CBD5E1" w:sz="4"/>
+            </w:tcBorders>
+            <w:tcMar>
+              <w:top w:type="dxa" w:w="90"/>
+              <w:left w:type="dxa" w:w="130"/>
+              <w:bottom w:type="dxa" w:w="90"/>
+              <w:right w:type="dxa" w:w="130"/>
+            </w:tcMar>
+          </w:tcPr>
+          <w:p>
+            <w:pPr>
+              <w:jc w:val="left"/>
+            </w:pPr>
+            <w:r>
+              <w:rPr>
+                <w:rFonts w:ascii="Calibri" w:cs="Calibri" w:eastAsia="Calibri" w:hAnsi="Calibri"/>
+                <w:b w:val="false"/>
+                <w:bCs w:val="false"/>
+                <w:i w:val="false"/>
+                <w:iCs w:val="false"/>
+                <w:sz w:val="19"/>
+                <w:szCs w:val="19"/>
+              </w:rPr>
+              <w:t xml:space="preserve">Apakah nama zat cair penghubung yang membawa oksigen dan nutrisi ke seluruh sel tubuh manusia?</w:t>
+            </w:r>
+          </w:p>
+        </w:tc>
+        <w:tc>
+          <w:tcPr>
+            <w:tcW w:type="pct" w:w="450"/>
+            <w:tcBorders>
+              <w:top w:val="single" w:color="CBD5E1" w:sz="4"/>
+              <w:left w:val="single" w:color="CBD5E1" w:sz="4"/>
+              <w:bottom w:val="single" w:color="CBD5E1" w:sz="4"/>
+              <w:right w:val="single" w:color="CBD5E1" w:sz="4"/>
+            </w:tcBorders>
+            <w:tcMar>
+              <w:top w:type="dxa" w:w="90"/>
+              <w:left w:type="dxa" w:w="130"/>
+              <w:bottom w:type="dxa" w:w="90"/>
+              <w:right w:type="dxa" w:w="130"/>
+            </w:tcMar>
+          </w:tcPr>
+          <w:p>
+            <w:pPr>
+              <w:jc w:val="left"/>
+            </w:pPr>
+            <w:r>
+              <w:rPr>
+                <w:rFonts w:ascii="Calibri" w:cs="Calibri" w:eastAsia="Calibri" w:hAnsi="Calibri"/>
+                <w:b w:val="false"/>
+                <w:bCs w:val="false"/>
+                <w:i w:val="false"/>
+                <w:iCs w:val="false"/>
+                <w:sz w:val="19"/>
+                <w:szCs w:val="19"/>
+              </w:rPr>
+              <w:t xml:space="preserve">-</w:t>
+            </w:r>
+          </w:p>
+        </w:tc>
+        <w:tc>
+          <w:tcPr>
+            <w:tcW w:type="pct" w:w="450"/>
+            <w:tcBorders>
+              <w:top w:val="single" w:color="CBD5E1" w:sz="4"/>
+              <w:left w:val="single" w:color="CBD5E1" w:sz="4"/>
+              <w:bottom w:val="single" w:color="CBD5E1" w:sz="4"/>
+              <w:right w:val="single" w:color="CBD5E1" w:sz="4"/>
+            </w:tcBorders>
+            <w:tcMar>
+              <w:top w:type="dxa" w:w="90"/>
+              <w:left w:type="dxa" w:w="130"/>
+              <w:bottom w:type="dxa" w:w="90"/>
+              <w:right w:type="dxa" w:w="130"/>
+            </w:tcMar>
+          </w:tcPr>
+          <w:p>
+            <w:pPr>
+              <w:jc w:val="left"/>
+            </w:pPr>
+            <w:r>
+              <w:rPr>
+                <w:rFonts w:ascii="Calibri" w:cs="Calibri" w:eastAsia="Calibri" w:hAnsi="Calibri"/>
+                <w:b w:val="false"/>
+                <w:bCs w:val="false"/>
+                <w:i w:val="false"/>
+                <w:iCs w:val="false"/>
+                <w:sz w:val="19"/>
+                <w:szCs w:val="19"/>
+              </w:rPr>
+              <w:t xml:space="preserve">-</w:t>
+            </w:r>
+          </w:p>
+        </w:tc>
+        <w:tc>
+          <w:tcPr>
+            <w:tcW w:type="pct" w:w="450"/>
+            <w:tcBorders>
+              <w:top w:val="single" w:color="CBD5E1" w:sz="4"/>
+              <w:left w:val="single" w:color="CBD5E1" w:sz="4"/>
+              <w:bottom w:val="single" w:color="CBD5E1" w:sz="4"/>
+              <w:right w:val="single" w:color="CBD5E1" w:sz="4"/>
+            </w:tcBorders>
+            <w:tcMar>
+              <w:top w:type="dxa" w:w="90"/>
+              <w:left w:type="dxa" w:w="130"/>
+              <w:bottom w:type="dxa" w:w="90"/>
+              <w:right w:type="dxa" w:w="130"/>
+            </w:tcMar>
+          </w:tcPr>
+          <w:p>
+            <w:pPr>
+              <w:jc w:val="left"/>
+            </w:pPr>
+            <w:r>
+              <w:rPr>
+                <w:rFonts w:ascii="Calibri" w:cs="Calibri" w:eastAsia="Calibri" w:hAnsi="Calibri"/>
+                <w:b w:val="false"/>
+                <w:bCs w:val="false"/>
+                <w:i w:val="false"/>
+                <w:iCs w:val="false"/>
+                <w:sz w:val="19"/>
+                <w:szCs w:val="19"/>
+              </w:rPr>
+              <w:t xml:space="preserve">-</w:t>
+            </w:r>
+          </w:p>
+        </w:tc>
+        <w:tc>
+          <w:tcPr>
+            <w:tcW w:type="pct" w:w="450"/>
+            <w:tcBorders>
+              <w:top w:val="single" w:color="CBD5E1" w:sz="4"/>
+              <w:left w:val="single" w:color="CBD5E1" w:sz="4"/>
+              <w:bottom w:val="single" w:color="CBD5E1" w:sz="4"/>
+              <w:right w:val="single" w:color="CBD5E1" w:sz="4"/>
+            </w:tcBorders>
+            <w:tcMar>
+              <w:top w:type="dxa" w:w="90"/>
+              <w:left w:type="dxa" w:w="130"/>
+              <w:bottom w:type="dxa" w:w="90"/>
+              <w:right w:type="dxa" w:w="130"/>
+            </w:tcMar>
+          </w:tcPr>
+          <w:p>
+            <w:pPr>
+              <w:jc w:val="left"/>
+            </w:pPr>
+            <w:r>
+              <w:rPr>
+                <w:rFonts w:ascii="Calibri" w:cs="Calibri" w:eastAsia="Calibri" w:hAnsi="Calibri"/>
+                <w:b w:val="false"/>
+                <w:bCs w:val="false"/>
+                <w:i w:val="false"/>
+                <w:iCs w:val="false"/>
+                <w:sz w:val="19"/>
+                <w:szCs w:val="19"/>
+              </w:rPr>
+              <w:t xml:space="preserve">-</w:t>
+            </w:r>
+          </w:p>
+        </w:tc>
+        <w:tc>
+          <w:tcPr>
+            <w:tcW w:type="pct" w:w="250"/>
+            <w:tcBorders>
+              <w:top w:val="single" w:color="CBD5E1" w:sz="4"/>
+              <w:left w:val="single" w:color="CBD5E1" w:sz="4"/>
+              <w:bottom w:val="single" w:color="CBD5E1" w:sz="4"/>
+              <w:right w:val="single" w:color="CBD5E1" w:sz="4"/>
+            </w:tcBorders>
+            <w:tcMar>
+              <w:top w:type="dxa" w:w="90"/>
+              <w:left w:type="dxa" w:w="130"/>
+              <w:bottom w:type="dxa" w:w="90"/>
+              <w:right w:type="dxa" w:w="130"/>
+            </w:tcMar>
+          </w:tcPr>
+          <w:p>
+            <w:pPr>
+              <w:jc w:val="center"/>
+            </w:pPr>
+            <w:r>
+              <w:rPr>
+                <w:rFonts w:ascii="Calibri" w:cs="Calibri" w:eastAsia="Calibri" w:hAnsi="Calibri"/>
+                <w:b/>
+                <w:bCs/>
+                <w:i w:val="false"/>
+                <w:iCs w:val="false"/>
+                <w:sz w:val="19"/>
+                <w:szCs w:val="19"/>
+              </w:rPr>
+              <w:t xml:space="preserve">-</w:t>
+            </w:r>
+          </w:p>
+        </w:tc>
+        <w:tc>
+          <w:tcPr>
+            <w:tcW w:type="pct" w:w="900"/>
+            <w:tcBorders>
+              <w:top w:val="single" w:color="CBD5E1" w:sz="4"/>
+              <w:left w:val="single" w:color="CBD5E1" w:sz="4"/>
+              <w:bottom w:val="single" w:color="CBD5E1" w:sz="4"/>
+              <w:right w:val="single" w:color="CBD5E1" w:sz="4"/>
+            </w:tcBorders>
+            <w:tcMar>
+              <w:top w:type="dxa" w:w="90"/>
+              <w:left w:type="dxa" w:w="130"/>
+              <w:bottom w:type="dxa" w:w="90"/>
+              <w:right w:type="dxa" w:w="130"/>
+            </w:tcMar>
+          </w:tcPr>
+          <w:p>
+            <w:pPr>
+              <w:jc w:val="left"/>
+            </w:pPr>
+            <w:r>
+              <w:rPr>
+                <w:rFonts w:ascii="Calibri" w:cs="Calibri" w:eastAsia="Calibri" w:hAnsi="Calibri"/>
+                <w:b w:val="false"/>
+                <w:bCs w:val="false"/>
+                <w:i/>
+                <w:iCs/>
+                <w:sz w:val="19"/>
+                <w:szCs w:val="19"/>
+              </w:rPr>
+              <w:t xml:space="preserve">Darah (atau Sel Darah Merah / Hemoglobin).</w:t>
+            </w:r>
+          </w:p>
+        </w:tc>
+      </w:tr>
+      <w:tr>
+        <w:tc>
+          <w:tcPr>
+            <w:tcW w:type="pct" w:w="250"/>
+            <w:tcBorders>
+              <w:top w:val="single" w:color="CBD5E1" w:sz="4"/>
+              <w:left w:val="single" w:color="CBD5E1" w:sz="4"/>
+              <w:bottom w:val="single" w:color="CBD5E1" w:sz="4"/>
+              <w:right w:val="single" w:color="CBD5E1" w:sz="4"/>
+            </w:tcBorders>
+            <w:tcMar>
+              <w:top w:type="dxa" w:w="90"/>
+              <w:left w:type="dxa" w:w="130"/>
+              <w:bottom w:type="dxa" w:w="90"/>
+              <w:right w:type="dxa" w:w="130"/>
+            </w:tcMar>
+          </w:tcPr>
+          <w:p>
+            <w:pPr>
+              <w:jc w:val="center"/>
+            </w:pPr>
+            <w:r>
+              <w:rPr>
+                <w:rFonts w:ascii="Calibri" w:cs="Calibri" w:eastAsia="Calibri" w:hAnsi="Calibri"/>
+                <w:b w:val="false"/>
+                <w:bCs w:val="false"/>
+                <w:i w:val="false"/>
+                <w:iCs w:val="false"/>
+                <w:sz w:val="19"/>
+                <w:szCs w:val="19"/>
+              </w:rPr>
+              <w:t xml:space="preserve">14</w:t>
+            </w:r>
+          </w:p>
+        </w:tc>
+        <w:tc>
+          <w:tcPr>
+            <w:tcW w:type="pct" w:w="550"/>
+            <w:tcBorders>
+              <w:top w:val="single" w:color="CBD5E1" w:sz="4"/>
+              <w:left w:val="single" w:color="CBD5E1" w:sz="4"/>
+              <w:bottom w:val="single" w:color="CBD5E1" w:sz="4"/>
+              <w:right w:val="single" w:color="CBD5E1" w:sz="4"/>
+            </w:tcBorders>
+            <w:tcMar>
+              <w:top w:type="dxa" w:w="90"/>
+              <w:left w:type="dxa" w:w="130"/>
+              <w:bottom w:type="dxa" w:w="90"/>
+              <w:right w:type="dxa" w:w="130"/>
+            </w:tcMar>
+          </w:tcPr>
+          <w:p>
+            <w:pPr>
+              <w:jc w:val="center"/>
+            </w:pPr>
+            <w:r>
+              <w:rPr>
+                <w:rFonts w:ascii="Calibri" w:cs="Calibri" w:eastAsia="Calibri" w:hAnsi="Calibri"/>
+                <w:b/>
+                <w:bCs/>
+                <w:i w:val="false"/>
+                <w:iCs w:val="false"/>
+                <w:sz w:val="19"/>
+                <w:szCs w:val="19"/>
+              </w:rPr>
+              <w:t xml:space="preserve">ES</w:t>
+            </w:r>
+          </w:p>
+        </w:tc>
+        <w:tc>
+          <w:tcPr>
+            <w:tcW w:type="pct" w:w="1700"/>
+            <w:tcBorders>
+              <w:top w:val="single" w:color="CBD5E1" w:sz="4"/>
+              <w:left w:val="single" w:color="CBD5E1" w:sz="4"/>
+              <w:bottom w:val="single" w:color="CBD5E1" w:sz="4"/>
+              <w:right w:val="single" w:color="CBD5E1" w:sz="4"/>
+            </w:tcBorders>
+            <w:tcMar>
+              <w:top w:type="dxa" w:w="90"/>
+              <w:left w:type="dxa" w:w="130"/>
+              <w:bottom w:type="dxa" w:w="90"/>
+              <w:right w:type="dxa" w:w="130"/>
+            </w:tcMar>
+          </w:tcPr>
+          <w:p>
+            <w:pPr>
+              <w:jc w:val="left"/>
+            </w:pPr>
+            <w:r>
+              <w:rPr>
+                <w:rFonts w:ascii="Calibri" w:cs="Calibri" w:eastAsia="Calibri" w:hAnsi="Calibri"/>
+                <w:b w:val="false"/>
+                <w:bCs w:val="false"/>
+                <w:i w:val="false"/>
+                <w:iCs w:val="false"/>
+                <w:sz w:val="19"/>
+                <w:szCs w:val="19"/>
+              </w:rPr>
+              <w:t xml:space="preserve">Sebutkan 3 komponen utama sistem komputer!</w:t>
+            </w:r>
+          </w:p>
+        </w:tc>
+        <w:tc>
+          <w:tcPr>
+            <w:tcW w:type="pct" w:w="450"/>
+            <w:tcBorders>
+              <w:top w:val="single" w:color="CBD5E1" w:sz="4"/>
+              <w:left w:val="single" w:color="CBD5E1" w:sz="4"/>
+              <w:bottom w:val="single" w:color="CBD5E1" w:sz="4"/>
+              <w:right w:val="single" w:color="CBD5E1" w:sz="4"/>
+            </w:tcBorders>
+            <w:tcMar>
+              <w:top w:type="dxa" w:w="90"/>
+              <w:left w:type="dxa" w:w="130"/>
+              <w:bottom w:type="dxa" w:w="90"/>
+              <w:right w:type="dxa" w:w="130"/>
+            </w:tcMar>
+          </w:tcPr>
+          <w:p>
+            <w:pPr>
+              <w:jc w:val="left"/>
+            </w:pPr>
+            <w:r>
+              <w:rPr>
+                <w:rFonts w:ascii="Calibri" w:cs="Calibri" w:eastAsia="Calibri" w:hAnsi="Calibri"/>
+                <w:b w:val="false"/>
+                <w:bCs w:val="false"/>
+                <w:i w:val="false"/>
+                <w:iCs w:val="false"/>
+                <w:sz w:val="19"/>
+                <w:szCs w:val="19"/>
+              </w:rPr>
+              <w:t xml:space="preserve">-</w:t>
+            </w:r>
+          </w:p>
+        </w:tc>
+        <w:tc>
+          <w:tcPr>
+            <w:tcW w:type="pct" w:w="450"/>
+            <w:tcBorders>
+              <w:top w:val="single" w:color="CBD5E1" w:sz="4"/>
+              <w:left w:val="single" w:color="CBD5E1" w:sz="4"/>
+              <w:bottom w:val="single" w:color="CBD5E1" w:sz="4"/>
+              <w:right w:val="single" w:color="CBD5E1" w:sz="4"/>
+            </w:tcBorders>
+            <w:tcMar>
+              <w:top w:type="dxa" w:w="90"/>
+              <w:left w:type="dxa" w:w="130"/>
+              <w:bottom w:type="dxa" w:w="90"/>
+              <w:right w:type="dxa" w:w="130"/>
+            </w:tcMar>
+          </w:tcPr>
+          <w:p>
+            <w:pPr>
+              <w:jc w:val="left"/>
+            </w:pPr>
+            <w:r>
+              <w:rPr>
+                <w:rFonts w:ascii="Calibri" w:cs="Calibri" w:eastAsia="Calibri" w:hAnsi="Calibri"/>
+                <w:b w:val="false"/>
+                <w:bCs w:val="false"/>
+                <w:i w:val="false"/>
+                <w:iCs w:val="false"/>
+                <w:sz w:val="19"/>
+                <w:szCs w:val="19"/>
+              </w:rPr>
+              <w:t xml:space="preserve">-</w:t>
+            </w:r>
+          </w:p>
+        </w:tc>
+        <w:tc>
+          <w:tcPr>
+            <w:tcW w:type="pct" w:w="450"/>
+            <w:tcBorders>
+              <w:top w:val="single" w:color="CBD5E1" w:sz="4"/>
+              <w:left w:val="single" w:color="CBD5E1" w:sz="4"/>
+              <w:bottom w:val="single" w:color="CBD5E1" w:sz="4"/>
+              <w:right w:val="single" w:color="CBD5E1" w:sz="4"/>
+            </w:tcBorders>
+            <w:tcMar>
+              <w:top w:type="dxa" w:w="90"/>
+              <w:left w:type="dxa" w:w="130"/>
+              <w:bottom w:type="dxa" w:w="90"/>
+              <w:right w:type="dxa" w:w="130"/>
+            </w:tcMar>
+          </w:tcPr>
+          <w:p>
+            <w:pPr>
+              <w:jc w:val="left"/>
+            </w:pPr>
+            <w:r>
+              <w:rPr>
+                <w:rFonts w:ascii="Calibri" w:cs="Calibri" w:eastAsia="Calibri" w:hAnsi="Calibri"/>
+                <w:b w:val="false"/>
+                <w:bCs w:val="false"/>
+                <w:i w:val="false"/>
+                <w:iCs w:val="false"/>
+                <w:sz w:val="19"/>
+                <w:szCs w:val="19"/>
+              </w:rPr>
+              <w:t xml:space="preserve">-</w:t>
+            </w:r>
+          </w:p>
+        </w:tc>
+        <w:tc>
+          <w:tcPr>
+            <w:tcW w:type="pct" w:w="450"/>
+            <w:tcBorders>
+              <w:top w:val="single" w:color="CBD5E1" w:sz="4"/>
+              <w:left w:val="single" w:color="CBD5E1" w:sz="4"/>
+              <w:bottom w:val="single" w:color="CBD5E1" w:sz="4"/>
+              <w:right w:val="single" w:color="CBD5E1" w:sz="4"/>
+            </w:tcBorders>
+            <w:tcMar>
+              <w:top w:type="dxa" w:w="90"/>
+              <w:left w:type="dxa" w:w="130"/>
+              <w:bottom w:type="dxa" w:w="90"/>
+              <w:right w:type="dxa" w:w="130"/>
+            </w:tcMar>
+          </w:tcPr>
+          <w:p>
+            <w:pPr>
+              <w:jc w:val="left"/>
+            </w:pPr>
+            <w:r>
+              <w:rPr>
+                <w:rFonts w:ascii="Calibri" w:cs="Calibri" w:eastAsia="Calibri" w:hAnsi="Calibri"/>
+                <w:b w:val="false"/>
+                <w:bCs w:val="false"/>
+                <w:i w:val="false"/>
+                <w:iCs w:val="false"/>
+                <w:sz w:val="19"/>
+                <w:szCs w:val="19"/>
+              </w:rPr>
+              <w:t xml:space="preserve">-</w:t>
+            </w:r>
+          </w:p>
+        </w:tc>
+        <w:tc>
+          <w:tcPr>
+            <w:tcW w:type="pct" w:w="250"/>
+            <w:tcBorders>
+              <w:top w:val="single" w:color="CBD5E1" w:sz="4"/>
+              <w:left w:val="single" w:color="CBD5E1" w:sz="4"/>
+              <w:bottom w:val="single" w:color="CBD5E1" w:sz="4"/>
+              <w:right w:val="single" w:color="CBD5E1" w:sz="4"/>
+            </w:tcBorders>
+            <w:tcMar>
+              <w:top w:type="dxa" w:w="90"/>
+              <w:left w:type="dxa" w:w="130"/>
+              <w:bottom w:type="dxa" w:w="90"/>
+              <w:right w:type="dxa" w:w="130"/>
+            </w:tcMar>
+          </w:tcPr>
+          <w:p>
+            <w:pPr>
+              <w:jc w:val="center"/>
+            </w:pPr>
+            <w:r>
+              <w:rPr>
+                <w:rFonts w:ascii="Calibri" w:cs="Calibri" w:eastAsia="Calibri" w:hAnsi="Calibri"/>
+                <w:b/>
+                <w:bCs/>
+                <w:i w:val="false"/>
+                <w:iCs w:val="false"/>
+                <w:sz w:val="19"/>
+                <w:szCs w:val="19"/>
+              </w:rPr>
+              <w:t xml:space="preserve">-</w:t>
+            </w:r>
+          </w:p>
+        </w:tc>
+        <w:tc>
+          <w:tcPr>
+            <w:tcW w:type="pct" w:w="900"/>
+            <w:tcBorders>
+              <w:top w:val="single" w:color="CBD5E1" w:sz="4"/>
+              <w:left w:val="single" w:color="CBD5E1" w:sz="4"/>
+              <w:bottom w:val="single" w:color="CBD5E1" w:sz="4"/>
+              <w:right w:val="single" w:color="CBD5E1" w:sz="4"/>
+            </w:tcBorders>
+            <w:tcMar>
+              <w:top w:type="dxa" w:w="90"/>
+              <w:left w:type="dxa" w:w="130"/>
+              <w:bottom w:type="dxa" w:w="90"/>
+              <w:right w:type="dxa" w:w="130"/>
+            </w:tcMar>
+          </w:tcPr>
+          <w:p>
+            <w:pPr>
+              <w:jc w:val="left"/>
+            </w:pPr>
+            <w:r>
+              <w:rPr>
+                <w:rFonts w:ascii="Calibri" w:cs="Calibri" w:eastAsia="Calibri" w:hAnsi="Calibri"/>
+                <w:b w:val="false"/>
+                <w:bCs w:val="false"/>
+                <w:i/>
+                <w:iCs/>
+                <w:sz w:val="19"/>
+                <w:szCs w:val="19"/>
+              </w:rPr>
+              <w:t xml:space="preserve">1. Perangkat Keras (Hardware), 2. Perangkat Lunak (Software), 3. Pengguna (Brainware).</w:t>
+            </w:r>
+          </w:p>
+        </w:tc>
+      </w:tr>
+      <w:tr>
+        <w:tc>
+          <w:tcPr>
+            <w:tcW w:type="pct" w:w="250"/>
+            <w:tcBorders>
+              <w:top w:val="single" w:color="CBD5E1" w:sz="4"/>
+              <w:left w:val="single" w:color="CBD5E1" w:sz="4"/>
+              <w:bottom w:val="single" w:color="CBD5E1" w:sz="4"/>
+              <w:right w:val="single" w:color="CBD5E1" w:sz="4"/>
+            </w:tcBorders>
+            <w:tcMar>
+              <w:top w:type="dxa" w:w="90"/>
+              <w:left w:type="dxa" w:w="130"/>
+              <w:bottom w:type="dxa" w:w="90"/>
+              <w:right w:type="dxa" w:w="130"/>
+            </w:tcMar>
+          </w:tcPr>
+          <w:p>
+            <w:pPr>
+              <w:jc w:val="center"/>
+            </w:pPr>
+            <w:r>
+              <w:rPr>
+                <w:rFonts w:ascii="Calibri" w:cs="Calibri" w:eastAsia="Calibri" w:hAnsi="Calibri"/>
+                <w:b w:val="false"/>
+                <w:bCs w:val="false"/>
+                <w:i w:val="false"/>
+                <w:iCs w:val="false"/>
+                <w:sz w:val="19"/>
+                <w:szCs w:val="19"/>
+              </w:rPr>
+              <w:t xml:space="preserve">15</w:t>
+            </w:r>
+          </w:p>
+        </w:tc>
+        <w:tc>
+          <w:tcPr>
+            <w:tcW w:type="pct" w:w="550"/>
+            <w:tcBorders>
+              <w:top w:val="single" w:color="CBD5E1" w:sz="4"/>
+              <w:left w:val="single" w:color="CBD5E1" w:sz="4"/>
+              <w:bottom w:val="single" w:color="CBD5E1" w:sz="4"/>
+              <w:right w:val="single" w:color="CBD5E1" w:sz="4"/>
+            </w:tcBorders>
+            <w:tcMar>
+              <w:top w:type="dxa" w:w="90"/>
+              <w:left w:type="dxa" w:w="130"/>
+              <w:bottom w:type="dxa" w:w="90"/>
+              <w:right w:type="dxa" w:w="130"/>
+            </w:tcMar>
+          </w:tcPr>
+          <w:p>
+            <w:pPr>
+              <w:jc w:val="center"/>
+            </w:pPr>
+            <w:r>
+              <w:rPr>
+                <w:rFonts w:ascii="Calibri" w:cs="Calibri" w:eastAsia="Calibri" w:hAnsi="Calibri"/>
+                <w:b/>
+                <w:bCs/>
+                <w:i w:val="false"/>
+                <w:iCs w:val="false"/>
+                <w:sz w:val="19"/>
+                <w:szCs w:val="19"/>
+              </w:rPr>
+              <w:t xml:space="preserve">ES</w:t>
+            </w:r>
+          </w:p>
+        </w:tc>
+        <w:tc>
+          <w:tcPr>
+            <w:tcW w:type="pct" w:w="1700"/>
+            <w:tcBorders>
+              <w:top w:val="single" w:color="CBD5E1" w:sz="4"/>
+              <w:left w:val="single" w:color="CBD5E1" w:sz="4"/>
+              <w:bottom w:val="single" w:color="CBD5E1" w:sz="4"/>
+              <w:right w:val="single" w:color="CBD5E1" w:sz="4"/>
+            </w:tcBorders>
+            <w:tcMar>
+              <w:top w:type="dxa" w:w="90"/>
+              <w:left w:type="dxa" w:w="130"/>
+              <w:bottom w:type="dxa" w:w="90"/>
+              <w:right w:type="dxa" w:w="130"/>
+            </w:tcMar>
+          </w:tcPr>
+          <w:p>
+            <w:pPr>
+              <w:jc w:val="left"/>
+            </w:pPr>
+            <w:r>
+              <w:rPr>
+                <w:rFonts w:ascii="Calibri" w:cs="Calibri" w:eastAsia="Calibri" w:hAnsi="Calibri"/>
+                <w:b w:val="false"/>
+                <w:bCs w:val="false"/>
+                <w:i w:val="false"/>
+                <w:iCs w:val="false"/>
+                <w:sz w:val="19"/>
+                <w:szCs w:val="19"/>
+              </w:rPr>
+              <w:t xml:space="preserve">Berapakah hasil dari operasi akar kubik $\sqrt[3]{1.000} + 5^2$?</w:t>
+            </w:r>
+          </w:p>
+        </w:tc>
+        <w:tc>
+          <w:tcPr>
+            <w:tcW w:type="pct" w:w="450"/>
+            <w:tcBorders>
+              <w:top w:val="single" w:color="CBD5E1" w:sz="4"/>
+              <w:left w:val="single" w:color="CBD5E1" w:sz="4"/>
+              <w:bottom w:val="single" w:color="CBD5E1" w:sz="4"/>
+              <w:right w:val="single" w:color="CBD5E1" w:sz="4"/>
+            </w:tcBorders>
+            <w:tcMar>
+              <w:top w:type="dxa" w:w="90"/>
+              <w:left w:type="dxa" w:w="130"/>
+              <w:bottom w:type="dxa" w:w="90"/>
+              <w:right w:type="dxa" w:w="130"/>
+            </w:tcMar>
+          </w:tcPr>
+          <w:p>
+            <w:pPr>
+              <w:jc w:val="left"/>
+            </w:pPr>
+            <w:r>
+              <w:rPr>
+                <w:rFonts w:ascii="Calibri" w:cs="Calibri" w:eastAsia="Calibri" w:hAnsi="Calibri"/>
+                <w:b w:val="false"/>
+                <w:bCs w:val="false"/>
+                <w:i w:val="false"/>
+                <w:iCs w:val="false"/>
+                <w:sz w:val="19"/>
+                <w:szCs w:val="19"/>
+              </w:rPr>
+              <w:t xml:space="preserve">-</w:t>
+            </w:r>
+          </w:p>
+        </w:tc>
+        <w:tc>
+          <w:tcPr>
+            <w:tcW w:type="pct" w:w="450"/>
+            <w:tcBorders>
+              <w:top w:val="single" w:color="CBD5E1" w:sz="4"/>
+              <w:left w:val="single" w:color="CBD5E1" w:sz="4"/>
+              <w:bottom w:val="single" w:color="CBD5E1" w:sz="4"/>
+              <w:right w:val="single" w:color="CBD5E1" w:sz="4"/>
+            </w:tcBorders>
+            <w:tcMar>
+              <w:top w:type="dxa" w:w="90"/>
+              <w:left w:type="dxa" w:w="130"/>
+              <w:bottom w:type="dxa" w:w="90"/>
+              <w:right w:type="dxa" w:w="130"/>
+            </w:tcMar>
+          </w:tcPr>
+          <w:p>
+            <w:pPr>
+              <w:jc w:val="left"/>
+            </w:pPr>
+            <w:r>
+              <w:rPr>
+                <w:rFonts w:ascii="Calibri" w:cs="Calibri" w:eastAsia="Calibri" w:hAnsi="Calibri"/>
+                <w:b w:val="false"/>
+                <w:bCs w:val="false"/>
+                <w:i w:val="false"/>
+                <w:iCs w:val="false"/>
+                <w:sz w:val="19"/>
+                <w:szCs w:val="19"/>
+              </w:rPr>
+              <w:t xml:space="preserve">-</w:t>
+            </w:r>
+          </w:p>
+        </w:tc>
+        <w:tc>
+          <w:tcPr>
+            <w:tcW w:type="pct" w:w="450"/>
+            <w:tcBorders>
+              <w:top w:val="single" w:color="CBD5E1" w:sz="4"/>
+              <w:left w:val="single" w:color="CBD5E1" w:sz="4"/>
+              <w:bottom w:val="single" w:color="CBD5E1" w:sz="4"/>
+              <w:right w:val="single" w:color="CBD5E1" w:sz="4"/>
+            </w:tcBorders>
+            <w:tcMar>
+              <w:top w:type="dxa" w:w="90"/>
+              <w:left w:type="dxa" w:w="130"/>
+              <w:bottom w:type="dxa" w:w="90"/>
+              <w:right w:type="dxa" w:w="130"/>
+            </w:tcMar>
+          </w:tcPr>
+          <w:p>
+            <w:pPr>
+              <w:jc w:val="left"/>
+            </w:pPr>
+            <w:r>
+              <w:rPr>
+                <w:rFonts w:ascii="Calibri" w:cs="Calibri" w:eastAsia="Calibri" w:hAnsi="Calibri"/>
+                <w:b w:val="false"/>
+                <w:bCs w:val="false"/>
+                <w:i w:val="false"/>
+                <w:iCs w:val="false"/>
+                <w:sz w:val="19"/>
+                <w:szCs w:val="19"/>
+              </w:rPr>
+              <w:t xml:space="preserve">-</w:t>
+            </w:r>
+          </w:p>
+        </w:tc>
+        <w:tc>
+          <w:tcPr>
+            <w:tcW w:type="pct" w:w="450"/>
+            <w:tcBorders>
+              <w:top w:val="single" w:color="CBD5E1" w:sz="4"/>
+              <w:left w:val="single" w:color="CBD5E1" w:sz="4"/>
+              <w:bottom w:val="single" w:color="CBD5E1" w:sz="4"/>
+              <w:right w:val="single" w:color="CBD5E1" w:sz="4"/>
+            </w:tcBorders>
+            <w:tcMar>
+              <w:top w:type="dxa" w:w="90"/>
+              <w:left w:type="dxa" w:w="130"/>
+              <w:bottom w:type="dxa" w:w="90"/>
+              <w:right w:type="dxa" w:w="130"/>
+            </w:tcMar>
+          </w:tcPr>
+          <w:p>
+            <w:pPr>
+              <w:jc w:val="left"/>
+            </w:pPr>
+            <w:r>
+              <w:rPr>
+                <w:rFonts w:ascii="Calibri" w:cs="Calibri" w:eastAsia="Calibri" w:hAnsi="Calibri"/>
+                <w:b w:val="false"/>
+                <w:bCs w:val="false"/>
+                <w:i w:val="false"/>
+                <w:iCs w:val="false"/>
+                <w:sz w:val="19"/>
+                <w:szCs w:val="19"/>
+              </w:rPr>
+              <w:t xml:space="preserve">-</w:t>
+            </w:r>
+          </w:p>
+        </w:tc>
+        <w:tc>
+          <w:tcPr>
+            <w:tcW w:type="pct" w:w="250"/>
+            <w:tcBorders>
+              <w:top w:val="single" w:color="CBD5E1" w:sz="4"/>
+              <w:left w:val="single" w:color="CBD5E1" w:sz="4"/>
+              <w:bottom w:val="single" w:color="CBD5E1" w:sz="4"/>
+              <w:right w:val="single" w:color="CBD5E1" w:sz="4"/>
+            </w:tcBorders>
+            <w:tcMar>
+              <w:top w:type="dxa" w:w="90"/>
+              <w:left w:type="dxa" w:w="130"/>
+              <w:bottom w:type="dxa" w:w="90"/>
+              <w:right w:type="dxa" w:w="130"/>
+            </w:tcMar>
+          </w:tcPr>
+          <w:p>
+            <w:pPr>
+              <w:jc w:val="center"/>
+            </w:pPr>
+            <w:r>
+              <w:rPr>
+                <w:rFonts w:ascii="Calibri" w:cs="Calibri" w:eastAsia="Calibri" w:hAnsi="Calibri"/>
+                <w:b/>
+                <w:bCs/>
+                <w:i w:val="false"/>
+                <w:iCs w:val="false"/>
+                <w:sz w:val="19"/>
+                <w:szCs w:val="19"/>
+              </w:rPr>
+              <w:t xml:space="preserve">-</w:t>
+            </w:r>
+          </w:p>
+        </w:tc>
+        <w:tc>
+          <w:tcPr>
+            <w:tcW w:type="pct" w:w="900"/>
+            <w:tcBorders>
+              <w:top w:val="single" w:color="CBD5E1" w:sz="4"/>
+              <w:left w:val="single" w:color="CBD5E1" w:sz="4"/>
+              <w:bottom w:val="single" w:color="CBD5E1" w:sz="4"/>
+              <w:right w:val="single" w:color="CBD5E1" w:sz="4"/>
+            </w:tcBorders>
+            <w:tcMar>
+              <w:top w:type="dxa" w:w="90"/>
+              <w:left w:type="dxa" w:w="130"/>
+              <w:bottom w:type="dxa" w:w="90"/>
+              <w:right w:type="dxa" w:w="130"/>
+            </w:tcMar>
+          </w:tcPr>
+          <w:p>
+            <w:pPr>
+              <w:jc w:val="left"/>
+            </w:pPr>
+            <w:r>
+              <w:rPr>
+                <w:rFonts w:ascii="Calibri" w:cs="Calibri" w:eastAsia="Calibri" w:hAnsi="Calibri"/>
+                <w:b w:val="false"/>
+                <w:bCs w:val="false"/>
+                <w:i/>
+                <w:iCs/>
+                <w:sz w:val="19"/>
+                <w:szCs w:val="19"/>
+              </w:rPr>
+              <w:t xml:space="preserve">35 (karena 10 + 25 = 35).</w:t>
+            </w:r>
+          </w:p>
+        </w:tc>
+      </w:tr>
+      <w:tr>
+        <w:tc>
+          <w:tcPr>
+            <w:tcW w:type="pct" w:w="250"/>
+            <w:tcBorders>
+              <w:top w:val="single" w:color="CBD5E1" w:sz="4"/>
+              <w:left w:val="single" w:color="CBD5E1" w:sz="4"/>
+              <w:bottom w:val="single" w:color="CBD5E1" w:sz="4"/>
+              <w:right w:val="single" w:color="CBD5E1" w:sz="4"/>
+            </w:tcBorders>
+            <w:tcMar>
+              <w:top w:type="dxa" w:w="90"/>
+              <w:left w:type="dxa" w:w="130"/>
+              <w:bottom w:type="dxa" w:w="90"/>
+              <w:right w:type="dxa" w:w="130"/>
+            </w:tcMar>
+          </w:tcPr>
+          <w:p>
+            <w:pPr>
+              <w:jc w:val="center"/>
+            </w:pPr>
+            <w:r>
+              <w:rPr>
+                <w:rFonts w:ascii="Calibri" w:cs="Calibri" w:eastAsia="Calibri" w:hAnsi="Calibri"/>
+                <w:b w:val="false"/>
+                <w:bCs w:val="false"/>
+                <w:i w:val="false"/>
+                <w:iCs w:val="false"/>
+                <w:sz w:val="19"/>
+                <w:szCs w:val="19"/>
+              </w:rPr>
+              <w:t xml:space="preserve">16</w:t>
+            </w:r>
+          </w:p>
+        </w:tc>
+        <w:tc>
+          <w:tcPr>
+            <w:tcW w:type="pct" w:w="550"/>
+            <w:tcBorders>
+              <w:top w:val="single" w:color="CBD5E1" w:sz="4"/>
+              <w:left w:val="single" w:color="CBD5E1" w:sz="4"/>
+              <w:bottom w:val="single" w:color="CBD5E1" w:sz="4"/>
+              <w:right w:val="single" w:color="CBD5E1" w:sz="4"/>
+            </w:tcBorders>
+            <w:tcMar>
+              <w:top w:type="dxa" w:w="90"/>
+              <w:left w:type="dxa" w:w="130"/>
+              <w:bottom w:type="dxa" w:w="90"/>
+              <w:right w:type="dxa" w:w="130"/>
+            </w:tcMar>
+          </w:tcPr>
+          <w:p>
+            <w:pPr>
+              <w:jc w:val="center"/>
+            </w:pPr>
+            <w:r>
+              <w:rPr>
+                <w:rFonts w:ascii="Calibri" w:cs="Calibri" w:eastAsia="Calibri" w:hAnsi="Calibri"/>
+                <w:b/>
+                <w:bCs/>
+                <w:i w:val="false"/>
+                <w:iCs w:val="false"/>
+                <w:sz w:val="19"/>
+                <w:szCs w:val="19"/>
+              </w:rPr>
+              <w:t xml:space="preserve">CAD</w:t>
+            </w:r>
+          </w:p>
+        </w:tc>
+        <w:tc>
+          <w:tcPr>
+            <w:tcW w:type="pct" w:w="1700"/>
+            <w:tcBorders>
+              <w:top w:val="single" w:color="CBD5E1" w:sz="4"/>
+              <w:left w:val="single" w:color="CBD5E1" w:sz="4"/>
+              <w:bottom w:val="single" w:color="CBD5E1" w:sz="4"/>
+              <w:right w:val="single" w:color="CBD5E1" w:sz="4"/>
+            </w:tcBorders>
+            <w:tcMar>
+              <w:top w:type="dxa" w:w="90"/>
+              <w:left w:type="dxa" w:w="130"/>
+              <w:bottom w:type="dxa" w:w="90"/>
+              <w:right w:type="dxa" w:w="130"/>
+            </w:tcMar>
+          </w:tcPr>
+          <w:p>
+            <w:pPr>
+              <w:jc w:val="left"/>
+            </w:pPr>
+            <w:r>
+              <w:rPr>
+                <w:rFonts w:ascii="Calibri" w:cs="Calibri" w:eastAsia="Calibri" w:hAnsi="Calibri"/>
+                <w:b w:val="false"/>
+                <w:bCs w:val="false"/>
+                <w:i w:val="false"/>
+                <w:iCs w:val="false"/>
+                <w:sz w:val="19"/>
+                <w:szCs w:val="19"/>
+              </w:rPr>
+              <w:t xml:space="preserve">SOAL CADANGAN: Siapakah pencipta lagu kebangsaan Indonesia Raya?</w:t>
+            </w:r>
+          </w:p>
+        </w:tc>
+        <w:tc>
+          <w:tcPr>
+            <w:tcW w:type="pct" w:w="450"/>
+            <w:tcBorders>
+              <w:top w:val="single" w:color="CBD5E1" w:sz="4"/>
+              <w:left w:val="single" w:color="CBD5E1" w:sz="4"/>
+              <w:bottom w:val="single" w:color="CBD5E1" w:sz="4"/>
+              <w:right w:val="single" w:color="CBD5E1" w:sz="4"/>
+            </w:tcBorders>
+            <w:tcMar>
+              <w:top w:type="dxa" w:w="90"/>
+              <w:left w:type="dxa" w:w="130"/>
+              <w:bottom w:type="dxa" w:w="90"/>
+              <w:right w:type="dxa" w:w="130"/>
+            </w:tcMar>
+          </w:tcPr>
+          <w:p>
+            <w:pPr>
+              <w:jc w:val="left"/>
+            </w:pPr>
+            <w:r>
+              <w:rPr>
+                <w:rFonts w:ascii="Calibri" w:cs="Calibri" w:eastAsia="Calibri" w:hAnsi="Calibri"/>
+                <w:b w:val="false"/>
+                <w:bCs w:val="false"/>
+                <w:i w:val="false"/>
+                <w:iCs w:val="false"/>
+                <w:sz w:val="19"/>
+                <w:szCs w:val="19"/>
+              </w:rPr>
+              <w:t xml:space="preserve">-</w:t>
+            </w:r>
+          </w:p>
+        </w:tc>
+        <w:tc>
+          <w:tcPr>
+            <w:tcW w:type="pct" w:w="450"/>
+            <w:tcBorders>
+              <w:top w:val="single" w:color="CBD5E1" w:sz="4"/>
+              <w:left w:val="single" w:color="CBD5E1" w:sz="4"/>
+              <w:bottom w:val="single" w:color="CBD5E1" w:sz="4"/>
+              <w:right w:val="single" w:color="CBD5E1" w:sz="4"/>
+            </w:tcBorders>
+            <w:tcMar>
+              <w:top w:type="dxa" w:w="90"/>
+              <w:left w:type="dxa" w:w="130"/>
+              <w:bottom w:type="dxa" w:w="90"/>
+              <w:right w:type="dxa" w:w="130"/>
+            </w:tcMar>
+          </w:tcPr>
+          <w:p>
+            <w:pPr>
+              <w:jc w:val="left"/>
+            </w:pPr>
+            <w:r>
+              <w:rPr>
+                <w:rFonts w:ascii="Calibri" w:cs="Calibri" w:eastAsia="Calibri" w:hAnsi="Calibri"/>
+                <w:b w:val="false"/>
+                <w:bCs w:val="false"/>
+                <w:i w:val="false"/>
+                <w:iCs w:val="false"/>
+                <w:sz w:val="19"/>
+                <w:szCs w:val="19"/>
+              </w:rPr>
+              <w:t xml:space="preserve">-</w:t>
+            </w:r>
+          </w:p>
+        </w:tc>
+        <w:tc>
+          <w:tcPr>
+            <w:tcW w:type="pct" w:w="450"/>
+            <w:tcBorders>
+              <w:top w:val="single" w:color="CBD5E1" w:sz="4"/>
+              <w:left w:val="single" w:color="CBD5E1" w:sz="4"/>
+              <w:bottom w:val="single" w:color="CBD5E1" w:sz="4"/>
+              <w:right w:val="single" w:color="CBD5E1" w:sz="4"/>
+            </w:tcBorders>
+            <w:tcMar>
+              <w:top w:type="dxa" w:w="90"/>
+              <w:left w:type="dxa" w:w="130"/>
+              <w:bottom w:type="dxa" w:w="90"/>
+              <w:right w:type="dxa" w:w="130"/>
+            </w:tcMar>
+          </w:tcPr>
+          <w:p>
+            <w:pPr>
+              <w:jc w:val="left"/>
+            </w:pPr>
+            <w:r>
+              <w:rPr>
+                <w:rFonts w:ascii="Calibri" w:cs="Calibri" w:eastAsia="Calibri" w:hAnsi="Calibri"/>
+                <w:b w:val="false"/>
+                <w:bCs w:val="false"/>
+                <w:i w:val="false"/>
+                <w:iCs w:val="false"/>
+                <w:sz w:val="19"/>
+                <w:szCs w:val="19"/>
+              </w:rPr>
+              <w:t xml:space="preserve">-</w:t>
+            </w:r>
+          </w:p>
+        </w:tc>
+        <w:tc>
+          <w:tcPr>
+            <w:tcW w:type="pct" w:w="450"/>
+            <w:tcBorders>
+              <w:top w:val="single" w:color="CBD5E1" w:sz="4"/>
+              <w:left w:val="single" w:color="CBD5E1" w:sz="4"/>
+              <w:bottom w:val="single" w:color="CBD5E1" w:sz="4"/>
+              <w:right w:val="single" w:color="CBD5E1" w:sz="4"/>
+            </w:tcBorders>
+            <w:tcMar>
+              <w:top w:type="dxa" w:w="90"/>
+              <w:left w:type="dxa" w:w="130"/>
+              <w:bottom w:type="dxa" w:w="90"/>
+              <w:right w:type="dxa" w:w="130"/>
+            </w:tcMar>
+          </w:tcPr>
+          <w:p>
+            <w:pPr>
+              <w:jc w:val="left"/>
+            </w:pPr>
+            <w:r>
+              <w:rPr>
+                <w:rFonts w:ascii="Calibri" w:cs="Calibri" w:eastAsia="Calibri" w:hAnsi="Calibri"/>
+                <w:b w:val="false"/>
+                <w:bCs w:val="false"/>
+                <w:i w:val="false"/>
+                <w:iCs w:val="false"/>
+                <w:sz w:val="19"/>
+                <w:szCs w:val="19"/>
+              </w:rPr>
+              <w:t xml:space="preserve">-</w:t>
+            </w:r>
+          </w:p>
+        </w:tc>
+        <w:tc>
+          <w:tcPr>
+            <w:tcW w:type="pct" w:w="250"/>
+            <w:tcBorders>
+              <w:top w:val="single" w:color="CBD5E1" w:sz="4"/>
+              <w:left w:val="single" w:color="CBD5E1" w:sz="4"/>
+              <w:bottom w:val="single" w:color="CBD5E1" w:sz="4"/>
+              <w:right w:val="single" w:color="CBD5E1" w:sz="4"/>
+            </w:tcBorders>
+            <w:tcMar>
+              <w:top w:type="dxa" w:w="90"/>
+              <w:left w:type="dxa" w:w="130"/>
+              <w:bottom w:type="dxa" w:w="90"/>
+              <w:right w:type="dxa" w:w="130"/>
+            </w:tcMar>
+          </w:tcPr>
+          <w:p>
+            <w:pPr>
+              <w:jc w:val="center"/>
+            </w:pPr>
+            <w:r>
+              <w:rPr>
+                <w:rFonts w:ascii="Calibri" w:cs="Calibri" w:eastAsia="Calibri" w:hAnsi="Calibri"/>
+                <w:b/>
+                <w:bCs/>
+                <w:i w:val="false"/>
+                <w:iCs w:val="false"/>
+                <w:sz w:val="19"/>
+                <w:szCs w:val="19"/>
+              </w:rPr>
+              <w:t xml:space="preserve">-</w:t>
+            </w:r>
+          </w:p>
+        </w:tc>
+        <w:tc>
+          <w:tcPr>
+            <w:tcW w:type="pct" w:w="900"/>
+            <w:tcBorders>
+              <w:top w:val="single" w:color="CBD5E1" w:sz="4"/>
+              <w:left w:val="single" w:color="CBD5E1" w:sz="4"/>
+              <w:bottom w:val="single" w:color="CBD5E1" w:sz="4"/>
+              <w:right w:val="single" w:color="CBD5E1" w:sz="4"/>
+            </w:tcBorders>
+            <w:tcMar>
+              <w:top w:type="dxa" w:w="90"/>
+              <w:left w:type="dxa" w:w="130"/>
+              <w:bottom w:type="dxa" w:w="90"/>
+              <w:right w:type="dxa" w:w="130"/>
+            </w:tcMar>
+          </w:tcPr>
+          <w:p>
+            <w:pPr>
+              <w:jc w:val="left"/>
+            </w:pPr>
+            <w:r>
+              <w:rPr>
+                <w:rFonts w:ascii="Calibri" w:cs="Calibri" w:eastAsia="Calibri" w:hAnsi="Calibri"/>
+                <w:b w:val="false"/>
+                <w:bCs w:val="false"/>
+                <w:i/>
+                <w:iCs/>
+                <w:sz w:val="19"/>
+                <w:szCs w:val="19"/>
+              </w:rPr>
+              <w:t xml:space="preserve">Wage Rudolf Supratman (W.R. Supratman).</w:t>
+            </w:r>
+          </w:p>
+        </w:tc>
+      </w:tr>
+      <w:tr>
+        <w:tc>
+          <w:tcPr>
+            <w:tcW w:type="pct" w:w="250"/>
+            <w:tcBorders>
+              <w:top w:val="single" w:color="CBD5E1" w:sz="4"/>
+              <w:left w:val="single" w:color="CBD5E1" w:sz="4"/>
+              <w:bottom w:val="single" w:color="CBD5E1" w:sz="4"/>
+              <w:right w:val="single" w:color="CBD5E1" w:sz="4"/>
+            </w:tcBorders>
+            <w:tcMar>
+              <w:top w:type="dxa" w:w="90"/>
+              <w:left w:type="dxa" w:w="130"/>
+              <w:bottom w:type="dxa" w:w="90"/>
+              <w:right w:type="dxa" w:w="130"/>
+            </w:tcMar>
+          </w:tcPr>
+          <w:p>
+            <w:pPr>
+              <w:jc w:val="center"/>
+            </w:pPr>
+            <w:r>
+              <w:rPr>
+                <w:rFonts w:ascii="Calibri" w:cs="Calibri" w:eastAsia="Calibri" w:hAnsi="Calibri"/>
+                <w:b w:val="false"/>
+                <w:bCs w:val="false"/>
+                <w:i w:val="false"/>
+                <w:iCs w:val="false"/>
+                <w:sz w:val="19"/>
+                <w:szCs w:val="19"/>
+              </w:rPr>
+              <w:t xml:space="preserve">17</w:t>
+            </w:r>
+          </w:p>
+        </w:tc>
+        <w:tc>
+          <w:tcPr>
+            <w:tcW w:type="pct" w:w="550"/>
+            <w:tcBorders>
+              <w:top w:val="single" w:color="CBD5E1" w:sz="4"/>
+              <w:left w:val="single" w:color="CBD5E1" w:sz="4"/>
+              <w:bottom w:val="single" w:color="CBD5E1" w:sz="4"/>
+              <w:right w:val="single" w:color="CBD5E1" w:sz="4"/>
+            </w:tcBorders>
+            <w:tcMar>
+              <w:top w:type="dxa" w:w="90"/>
+              <w:left w:type="dxa" w:w="130"/>
+              <w:bottom w:type="dxa" w:w="90"/>
+              <w:right w:type="dxa" w:w="130"/>
+            </w:tcMar>
+          </w:tcPr>
+          <w:p>
+            <w:pPr>
+              <w:jc w:val="center"/>
+            </w:pPr>
+            <w:r>
+              <w:rPr>
+                <w:rFonts w:ascii="Calibri" w:cs="Calibri" w:eastAsia="Calibri" w:hAnsi="Calibri"/>
+                <w:b/>
+                <w:bCs/>
+                <w:i w:val="false"/>
+                <w:iCs w:val="false"/>
+                <w:sz w:val="19"/>
+                <w:szCs w:val="19"/>
+              </w:rPr>
+              <w:t xml:space="preserve">CAD</w:t>
+            </w:r>
+          </w:p>
+        </w:tc>
+        <w:tc>
+          <w:tcPr>
+            <w:tcW w:type="pct" w:w="1700"/>
+            <w:tcBorders>
+              <w:top w:val="single" w:color="CBD5E1" w:sz="4"/>
+              <w:left w:val="single" w:color="CBD5E1" w:sz="4"/>
+              <w:bottom w:val="single" w:color="CBD5E1" w:sz="4"/>
+              <w:right w:val="single" w:color="CBD5E1" w:sz="4"/>
+            </w:tcBorders>
+            <w:tcMar>
+              <w:top w:type="dxa" w:w="90"/>
+              <w:left w:type="dxa" w:w="130"/>
+              <w:bottom w:type="dxa" w:w="90"/>
+              <w:right w:type="dxa" w:w="130"/>
+            </w:tcMar>
+          </w:tcPr>
+          <w:p>
+            <w:pPr>
+              <w:jc w:val="left"/>
+            </w:pPr>
+            <w:r>
+              <w:rPr>
+                <w:rFonts w:ascii="Calibri" w:cs="Calibri" w:eastAsia="Calibri" w:hAnsi="Calibri"/>
+                <w:b w:val="false"/>
+                <w:bCs w:val="false"/>
+                <w:i w:val="false"/>
+                <w:iCs w:val="false"/>
+                <w:sz w:val="19"/>
+                <w:szCs w:val="19"/>
+              </w:rPr>
+              <w:t xml:space="preserve">SOAL CADANGAN: Berapakah hasil dari $25 \times 4 + 50$?</w:t>
+            </w:r>
+          </w:p>
+        </w:tc>
+        <w:tc>
+          <w:tcPr>
+            <w:tcW w:type="pct" w:w="450"/>
+            <w:tcBorders>
+              <w:top w:val="single" w:color="CBD5E1" w:sz="4"/>
+              <w:left w:val="single" w:color="CBD5E1" w:sz="4"/>
+              <w:bottom w:val="single" w:color="CBD5E1" w:sz="4"/>
+              <w:right w:val="single" w:color="CBD5E1" w:sz="4"/>
+            </w:tcBorders>
+            <w:tcMar>
+              <w:top w:type="dxa" w:w="90"/>
+              <w:left w:type="dxa" w:w="130"/>
+              <w:bottom w:type="dxa" w:w="90"/>
+              <w:right w:type="dxa" w:w="130"/>
+            </w:tcMar>
+          </w:tcPr>
+          <w:p>
+            <w:pPr>
+              <w:jc w:val="left"/>
+            </w:pPr>
+            <w:r>
+              <w:rPr>
+                <w:rFonts w:ascii="Calibri" w:cs="Calibri" w:eastAsia="Calibri" w:hAnsi="Calibri"/>
+                <w:b w:val="false"/>
+                <w:bCs w:val="false"/>
+                <w:i w:val="false"/>
+                <w:iCs w:val="false"/>
+                <w:sz w:val="19"/>
+                <w:szCs w:val="19"/>
+              </w:rPr>
+              <w:t xml:space="preserve">-</w:t>
+            </w:r>
+          </w:p>
+        </w:tc>
+        <w:tc>
+          <w:tcPr>
+            <w:tcW w:type="pct" w:w="450"/>
+            <w:tcBorders>
+              <w:top w:val="single" w:color="CBD5E1" w:sz="4"/>
+              <w:left w:val="single" w:color="CBD5E1" w:sz="4"/>
+              <w:bottom w:val="single" w:color="CBD5E1" w:sz="4"/>
+              <w:right w:val="single" w:color="CBD5E1" w:sz="4"/>
+            </w:tcBorders>
+            <w:tcMar>
+              <w:top w:type="dxa" w:w="90"/>
+              <w:left w:type="dxa" w:w="130"/>
+              <w:bottom w:type="dxa" w:w="90"/>
+              <w:right w:type="dxa" w:w="130"/>
+            </w:tcMar>
+          </w:tcPr>
+          <w:p>
+            <w:pPr>
+              <w:jc w:val="left"/>
+            </w:pPr>
+            <w:r>
+              <w:rPr>
+                <w:rFonts w:ascii="Calibri" w:cs="Calibri" w:eastAsia="Calibri" w:hAnsi="Calibri"/>
+                <w:b w:val="false"/>
+                <w:bCs w:val="false"/>
+                <w:i w:val="false"/>
+                <w:iCs w:val="false"/>
+                <w:sz w:val="19"/>
+                <w:szCs w:val="19"/>
+              </w:rPr>
+              <w:t xml:space="preserve">-</w:t>
+            </w:r>
+          </w:p>
+        </w:tc>
+        <w:tc>
+          <w:tcPr>
+            <w:tcW w:type="pct" w:w="450"/>
+            <w:tcBorders>
+              <w:top w:val="single" w:color="CBD5E1" w:sz="4"/>
+              <w:left w:val="single" w:color="CBD5E1" w:sz="4"/>
+              <w:bottom w:val="single" w:color="CBD5E1" w:sz="4"/>
+              <w:right w:val="single" w:color="CBD5E1" w:sz="4"/>
+            </w:tcBorders>
+            <w:tcMar>
+              <w:top w:type="dxa" w:w="90"/>
+              <w:left w:type="dxa" w:w="130"/>
+              <w:bottom w:type="dxa" w:w="90"/>
+              <w:right w:type="dxa" w:w="130"/>
+            </w:tcMar>
+          </w:tcPr>
+          <w:p>
+            <w:pPr>
+              <w:jc w:val="left"/>
+            </w:pPr>
+            <w:r>
+              <w:rPr>
+                <w:rFonts w:ascii="Calibri" w:cs="Calibri" w:eastAsia="Calibri" w:hAnsi="Calibri"/>
+                <w:b w:val="false"/>
+                <w:bCs w:val="false"/>
+                <w:i w:val="false"/>
+                <w:iCs w:val="false"/>
+                <w:sz w:val="19"/>
+                <w:szCs w:val="19"/>
+              </w:rPr>
+              <w:t xml:space="preserve">-</w:t>
+            </w:r>
+          </w:p>
+        </w:tc>
+        <w:tc>
+          <w:tcPr>
+            <w:tcW w:type="pct" w:w="450"/>
+            <w:tcBorders>
+              <w:top w:val="single" w:color="CBD5E1" w:sz="4"/>
+              <w:left w:val="single" w:color="CBD5E1" w:sz="4"/>
+              <w:bottom w:val="single" w:color="CBD5E1" w:sz="4"/>
+              <w:right w:val="single" w:color="CBD5E1" w:sz="4"/>
+            </w:tcBorders>
+            <w:tcMar>
+              <w:top w:type="dxa" w:w="90"/>
+              <w:left w:type="dxa" w:w="130"/>
+              <w:bottom w:type="dxa" w:w="90"/>
+              <w:right w:type="dxa" w:w="130"/>
+            </w:tcMar>
+          </w:tcPr>
+          <w:p>
+            <w:pPr>
+              <w:jc w:val="left"/>
+            </w:pPr>
+            <w:r>
+              <w:rPr>
+                <w:rFonts w:ascii="Calibri" w:cs="Calibri" w:eastAsia="Calibri" w:hAnsi="Calibri"/>
+                <w:b w:val="false"/>
+                <w:bCs w:val="false"/>
+                <w:i w:val="false"/>
+                <w:iCs w:val="false"/>
+                <w:sz w:val="19"/>
+                <w:szCs w:val="19"/>
+              </w:rPr>
+              <w:t xml:space="preserve">-</w:t>
+            </w:r>
+          </w:p>
+        </w:tc>
+        <w:tc>
+          <w:tcPr>
+            <w:tcW w:type="pct" w:w="250"/>
+            <w:tcBorders>
+              <w:top w:val="single" w:color="CBD5E1" w:sz="4"/>
+              <w:left w:val="single" w:color="CBD5E1" w:sz="4"/>
+              <w:bottom w:val="single" w:color="CBD5E1" w:sz="4"/>
+              <w:right w:val="single" w:color="CBD5E1" w:sz="4"/>
+            </w:tcBorders>
+            <w:tcMar>
+              <w:top w:type="dxa" w:w="90"/>
+              <w:left w:type="dxa" w:w="130"/>
+              <w:bottom w:type="dxa" w:w="90"/>
+              <w:right w:type="dxa" w:w="130"/>
+            </w:tcMar>
+          </w:tcPr>
+          <w:p>
+            <w:pPr>
+              <w:jc w:val="center"/>
+            </w:pPr>
+            <w:r>
+              <w:rPr>
+                <w:rFonts w:ascii="Calibri" w:cs="Calibri" w:eastAsia="Calibri" w:hAnsi="Calibri"/>
+                <w:b/>
+                <w:bCs/>
+                <w:i w:val="false"/>
+                <w:iCs w:val="false"/>
+                <w:sz w:val="19"/>
+                <w:szCs w:val="19"/>
+              </w:rPr>
+              <w:t xml:space="preserve">-</w:t>
+            </w:r>
+          </w:p>
+        </w:tc>
+        <w:tc>
+          <w:tcPr>
+            <w:tcW w:type="pct" w:w="900"/>
+            <w:tcBorders>
+              <w:top w:val="single" w:color="CBD5E1" w:sz="4"/>
+              <w:left w:val="single" w:color="CBD5E1" w:sz="4"/>
+              <w:bottom w:val="single" w:color="CBD5E1" w:sz="4"/>
+              <w:right w:val="single" w:color="CBD5E1" w:sz="4"/>
+            </w:tcBorders>
+            <w:tcMar>
+              <w:top w:type="dxa" w:w="90"/>
+              <w:left w:type="dxa" w:w="130"/>
+              <w:bottom w:type="dxa" w:w="90"/>
+              <w:right w:type="dxa" w:w="130"/>
+            </w:tcMar>
+          </w:tcPr>
+          <w:p>
+            <w:pPr>
+              <w:jc w:val="left"/>
+            </w:pPr>
+            <w:r>
+              <w:rPr>
+                <w:rFonts w:ascii="Calibri" w:cs="Calibri" w:eastAsia="Calibri" w:hAnsi="Calibri"/>
+                <w:b w:val="false"/>
+                <w:bCs w:val="false"/>
+                <w:i/>
+                <w:iCs/>
+                <w:sz w:val="19"/>
+                <w:szCs w:val="19"/>
+              </w:rPr>
+              <w:t xml:space="preserve">150.</w:t>
             </w:r>
           </w:p>
         </w:tc>
